--- a/cursos_anpe/SA.docx
+++ b/cursos_anpe/SA.docx
@@ -24,7 +24,7 @@
           <w:szCs w:val="24"/>
           <w:u w:val="single"/>
         </w:rPr>
-        <w:t>Ejemplo de una situación de aprendizaje o unidad didáctica:</w:t>
+        <w:t>SITUACIÓN DE APRENDIZAJE: MATEMÁTICAS 1ºESO: CONSTRUIMOS UN PUZLE (CON NÚMEROS FRACCIONARIOS)</w:t>
       </w:r>
     </w:p>
     <w:p>
@@ -62,8 +62,8 @@
       <w:tblGrid>
         <w:gridCol w:w="3606"/>
         <w:gridCol w:w="14"/>
-        <w:gridCol w:w="22"/>
-        <w:gridCol w:w="6423"/>
+        <w:gridCol w:w="18"/>
+        <w:gridCol w:w="6427"/>
       </w:tblGrid>
       <w:tr>
         <w:trPr>
@@ -114,7 +114,7 @@
                 <w:sz w:val="24"/>
                 <w:szCs w:val="24"/>
               </w:rPr>
-              <w:t xml:space="preserve"> Decimales, Fracciones y Porcentajes</w:t>
+              <w:t xml:space="preserve"> </w:t>
             </w:r>
             <w:r>
               <w:rPr>
@@ -124,17 +124,7 @@
                 <w:sz w:val="24"/>
                 <w:szCs w:val="24"/>
               </w:rPr>
-              <w:t xml:space="preserve">: Construimos un Puzle. La Compra </w:t>
-            </w:r>
-            <w:r>
-              <w:rPr>
-                <w:rFonts w:ascii="Arial" w:hAnsi="Arial" w:cs="Arial"/>
-                <w:b/>
-                <w:bCs/>
-                <w:sz w:val="24"/>
-                <w:szCs w:val="24"/>
-              </w:rPr>
-              <w:t>Perfecta. Recucimos el consumo de agua un 5%.</w:t>
+              <w:t>Construimos un puzle</w:t>
             </w:r>
           </w:p>
         </w:tc>
@@ -158,7 +148,6 @@
                 <w:bCs/>
                 <w:sz w:val="24"/>
                 <w:szCs w:val="24"/>
-                <w:highlight w:val="yellow"/>
               </w:rPr>
             </w:pPr>
             <w:r>
@@ -168,7 +157,6 @@
                 <w:bCs/>
                 <w:sz w:val="24"/>
                 <w:szCs w:val="24"/>
-                <w:highlight w:val="yellow"/>
               </w:rPr>
               <w:t>Reto inicial:</w:t>
             </w:r>
@@ -194,15 +182,31 @@
                 <w:sz w:val="24"/>
                 <w:szCs w:val="24"/>
               </w:rPr>
-              <w:t xml:space="preserve">Planteamiento inicial de un problema o reto </w:t>
-            </w:r>
-            <w:r>
-              <w:rPr>
-                <w:rFonts w:ascii="Arial" w:hAnsi="Arial" w:cs="Arial"/>
-                <w:sz w:val="24"/>
-                <w:szCs w:val="24"/>
-              </w:rPr>
-              <w:t>que se quiere solucionar adquiriendo y llevando a la práctica unos saberes básicos.</w:t>
+              <w:t>Se construirá un puzle</w:t>
+            </w:r>
+            <w:r>
+              <w:rPr>
+                <w:rFonts w:ascii="Arial" w:hAnsi="Arial" w:cs="Arial"/>
+                <w:sz w:val="24"/>
+                <w:szCs w:val="24"/>
+              </w:rPr>
+              <w:t xml:space="preserve"> a lo largo de las diferentes sesiones, para lo cual habrá que ir dominando determinados s</w:t>
+            </w:r>
+            <w:r>
+              <w:rPr>
+                <w:rFonts w:ascii="Arial" w:hAnsi="Arial" w:cs="Arial"/>
+                <w:sz w:val="24"/>
+                <w:szCs w:val="24"/>
+              </w:rPr>
+              <w:t>aberes básicos.</w:t>
+            </w:r>
+            <w:r>
+              <w:rPr>
+                <w:rFonts w:ascii="Arial" w:hAnsi="Arial" w:cs="Arial"/>
+                <w:sz w:val="24"/>
+                <w:szCs w:val="24"/>
+              </w:rPr>
+              <w:t xml:space="preserve"> Una vez terminado, se ofrecerá como regalo al centro cívico.</w:t>
             </w:r>
           </w:p>
         </w:tc>
@@ -236,7 +240,6 @@
                 <w:bCs/>
                 <w:sz w:val="24"/>
                 <w:szCs w:val="24"/>
-                <w:highlight w:val="yellow"/>
               </w:rPr>
               <w:t>Justificación y Contextualización</w:t>
             </w:r>
@@ -247,7 +250,6 @@
                 <w:bCs/>
                 <w:sz w:val="24"/>
                 <w:szCs w:val="24"/>
-                <w:highlight w:val="yellow"/>
               </w:rPr>
               <w:t xml:space="preserve">. </w:t>
             </w:r>
@@ -273,8 +275,85 @@
                 <w:sz w:val="24"/>
                 <w:szCs w:val="24"/>
               </w:rPr>
-              <w:t>Razonar el sentido de los aprendizajes aclarando su finalidad en relación con el desarrollo del currículo de la Comunidad de Madrid. Tiene que estar en consonancia con los proyectos del dentro.</w:t>
-            </w:r>
+              <w:t>Las fracciones constituyen un saber básico en Matemáticas para 1ºESO, ya que permiten al alumnado comprender la noción de número racional y abordar situaciones cotidianas que requieren el pensamiento proporcional o la representación de partes de un todo. Su aprendizaje contribuye al desarrollo de competencias clave como la matemática, la ciencia y la tecnología y otras competencias transversales, tal y como establece el currículo de la Comunidad de Madrid en el anexo del BOCM, siguiendo el Real Decreto 217/2022 de 29 de marzo.​</w:t>
+            </w:r>
+          </w:p>
+          <w:p>
+            <w:pPr>
+              <w:spacing w:line="360" w:lineRule="auto"/>
+              <w:jc w:val="both"/>
+              <w:rPr>
+                <w:rFonts w:ascii="Arial" w:hAnsi="Arial" w:cs="Arial"/>
+                <w:sz w:val="24"/>
+                <w:szCs w:val="24"/>
+              </w:rPr>
+            </w:pPr>
+            <w:r>
+              <w:rPr>
+                <w:rFonts w:ascii="Arial" w:hAnsi="Arial" w:cs="Arial"/>
+                <w:sz w:val="24"/>
+                <w:szCs w:val="24"/>
+              </w:rPr>
+              <w:t>Esta situación de aprendizaje se contextualiza en el entorno próximo del alumnado, empleando ejemplos reales y materiales manipulativos: recetas, repartos, juegos cooperativos y el uso de la recta numérica favorecen el aprendizaje significativo. Integrar actividades que conectan la teoría con la vida cotidiana fomenta la motivación del alumnado, la autonomía y la adquisición progresiva de competencias.​</w:t>
+            </w:r>
+          </w:p>
+          <w:p>
+            <w:pPr>
+              <w:spacing w:line="360" w:lineRule="auto"/>
+              <w:jc w:val="both"/>
+              <w:rPr>
+                <w:rFonts w:ascii="Arial" w:hAnsi="Arial" w:cs="Arial"/>
+                <w:sz w:val="24"/>
+                <w:szCs w:val="24"/>
+              </w:rPr>
+            </w:pPr>
+            <w:r>
+              <w:rPr>
+                <w:rFonts w:ascii="Arial" w:hAnsi="Arial" w:cs="Arial"/>
+                <w:sz w:val="24"/>
+                <w:szCs w:val="24"/>
+              </w:rPr>
+              <w:t xml:space="preserve">Se apuesta por metodologías activas como el aprendizaje basado en problemas y el trabajo cooperativo, señalando la importancia de que el alumnado interprete, modelice y resuelva problemas, tal como propone la normativa madrileña. El currículo oficial prioriza el diseño de </w:t>
+            </w:r>
+            <w:r>
+              <w:rPr>
+                <w:rFonts w:ascii="Arial" w:hAnsi="Arial" w:cs="Arial"/>
+                <w:sz w:val="24"/>
+                <w:szCs w:val="24"/>
+              </w:rPr>
+              <w:lastRenderedPageBreak/>
+              <w:t>actividades en las que los estudiantes sean protagonistas, fomentando la investigación, el ensayo y error, la autoevaluación y la transformación del error en oportunidad de aprendizaje. Además, se promueve el uso de materiales manipulativos y tecnológicos (calculadora, hojas de cálculo, aplicaciones) y la verbalización de procedimientos y estrategias.​</w:t>
+            </w:r>
+          </w:p>
+          <w:p>
+            <w:pPr>
+              <w:spacing w:line="360" w:lineRule="auto"/>
+              <w:jc w:val="both"/>
+              <w:rPr>
+                <w:rFonts w:ascii="Arial" w:hAnsi="Arial" w:cs="Arial"/>
+                <w:sz w:val="24"/>
+                <w:szCs w:val="24"/>
+              </w:rPr>
+            </w:pPr>
+            <w:r>
+              <w:rPr>
+                <w:rFonts w:ascii="Arial" w:hAnsi="Arial" w:cs="Arial"/>
+                <w:sz w:val="24"/>
+                <w:szCs w:val="24"/>
+              </w:rPr>
+              <w:t>Por último, se contempla la diversidad del alumnado, adaptando las actividades y los recursos según sus necesidades y favoreciendo la inclusión con medidas específicas y dinámicas grupales, en consonancia con las orientaciones metodológicas que aparecen en la legislación vigente de la Comunidad de Madrid. La situación de aprendizaje responde así a los retos de la educación en el siglo XXI, conectando los contenidos matemáticos con la vida real y el entorno social del alumnado.​</w:t>
+            </w:r>
+          </w:p>
+          <w:p>
+            <w:pPr>
+              <w:spacing w:line="360" w:lineRule="auto"/>
+              <w:jc w:val="both"/>
+              <w:rPr>
+                <w:rFonts w:ascii="Arial" w:hAnsi="Arial" w:cs="Arial"/>
+                <w:sz w:val="24"/>
+                <w:szCs w:val="24"/>
+              </w:rPr>
+            </w:pPr>
           </w:p>
         </w:tc>
       </w:tr>
@@ -307,6 +386,7 @@
                 <w:sz w:val="24"/>
                 <w:szCs w:val="24"/>
               </w:rPr>
+              <w:lastRenderedPageBreak/>
               <w:t xml:space="preserve">Curso: </w:t>
             </w:r>
             <w:r>
@@ -359,7 +439,6 @@
                 <w:bCs/>
                 <w:sz w:val="24"/>
                 <w:szCs w:val="24"/>
-                <w:highlight w:val="yellow"/>
               </w:rPr>
               <w:t>Objetivos</w:t>
             </w:r>
@@ -370,7 +449,6 @@
                 <w:bCs/>
                 <w:sz w:val="24"/>
                 <w:szCs w:val="24"/>
-                <w:highlight w:val="yellow"/>
               </w:rPr>
               <w:t xml:space="preserve"> didácticos</w:t>
             </w:r>
@@ -379,7 +457,6 @@
                 <w:rFonts w:ascii="Arial" w:hAnsi="Arial" w:cs="Arial"/>
                 <w:sz w:val="24"/>
                 <w:szCs w:val="24"/>
-                <w:highlight w:val="yellow"/>
               </w:rPr>
               <w:t xml:space="preserve"> (partiendo de los saberes básicos que se van a incluir en la situación de aprendizaje)</w:t>
             </w:r>
@@ -391,60 +468,207 @@
           </w:tcPr>
           <w:p>
             <w:pPr>
-              <w:spacing w:line="360" w:lineRule="auto"/>
-              <w:jc w:val="both"/>
-              <w:rPr>
-                <w:rFonts w:ascii="Arial" w:hAnsi="Arial" w:cs="Arial"/>
-                <w:sz w:val="24"/>
-                <w:szCs w:val="24"/>
-              </w:rPr>
-            </w:pPr>
-            <w:r>
-              <w:rPr>
-                <w:rFonts w:ascii="Arial" w:hAnsi="Arial" w:cs="Arial"/>
-                <w:sz w:val="24"/>
-                <w:szCs w:val="24"/>
-              </w:rPr>
-              <w:t>1.</w:t>
-            </w:r>
-          </w:p>
-          <w:p>
-            <w:pPr>
-              <w:spacing w:line="360" w:lineRule="auto"/>
-              <w:jc w:val="both"/>
-              <w:rPr>
-                <w:rFonts w:ascii="Arial" w:hAnsi="Arial" w:cs="Arial"/>
-                <w:sz w:val="24"/>
-                <w:szCs w:val="24"/>
-              </w:rPr>
-            </w:pPr>
-            <w:r>
-              <w:rPr>
-                <w:rFonts w:ascii="Arial" w:hAnsi="Arial" w:cs="Arial"/>
-                <w:sz w:val="24"/>
-                <w:szCs w:val="24"/>
-              </w:rPr>
-              <w:t>2.</w:t>
-            </w:r>
-          </w:p>
-          <w:p>
-            <w:pPr>
-              <w:spacing w:line="360" w:lineRule="auto"/>
-              <w:jc w:val="both"/>
-              <w:rPr>
-                <w:rFonts w:ascii="Arial" w:hAnsi="Arial" w:cs="Arial"/>
-                <w:sz w:val="24"/>
-                <w:szCs w:val="24"/>
-              </w:rPr>
-            </w:pPr>
-            <w:r>
-              <w:rPr>
-                <w:rFonts w:ascii="Arial" w:hAnsi="Arial" w:cs="Arial"/>
-                <w:sz w:val="24"/>
-                <w:szCs w:val="24"/>
-              </w:rPr>
-              <w:t>3.</w:t>
-            </w:r>
+              <w:numPr>
+                <w:ilvl w:val="0"/>
+                <w:numId w:val="58"/>
+              </w:numPr>
+              <w:spacing w:line="360" w:lineRule="auto"/>
+              <w:jc w:val="both"/>
+              <w:rPr>
+                <w:rFonts w:ascii="Arial" w:hAnsi="Arial" w:cs="Arial"/>
+                <w:sz w:val="24"/>
+                <w:szCs w:val="24"/>
+              </w:rPr>
+            </w:pPr>
+            <w:r>
+              <w:rPr>
+                <w:rFonts w:ascii="Arial" w:hAnsi="Arial" w:cs="Arial"/>
+                <w:sz w:val="24"/>
+                <w:szCs w:val="24"/>
+              </w:rPr>
+              <w:t>Comprender el significado de las fracciones como expresión de partes de un todo y su utilidad en contextos cotidianos y académicos.​</w:t>
+            </w:r>
+          </w:p>
+          <w:p>
+            <w:pPr>
+              <w:numPr>
+                <w:ilvl w:val="0"/>
+                <w:numId w:val="58"/>
+              </w:numPr>
+              <w:spacing w:line="360" w:lineRule="auto"/>
+              <w:jc w:val="both"/>
+              <w:rPr>
+                <w:rFonts w:ascii="Arial" w:hAnsi="Arial" w:cs="Arial"/>
+                <w:sz w:val="24"/>
+                <w:szCs w:val="24"/>
+              </w:rPr>
+            </w:pPr>
+            <w:r>
+              <w:rPr>
+                <w:rFonts w:ascii="Arial" w:hAnsi="Arial" w:cs="Arial"/>
+                <w:sz w:val="24"/>
+                <w:szCs w:val="24"/>
+              </w:rPr>
+              <w:t>Reconocer y comparar fracciones, identificando equivalencias y estableciendo relaciones de orden entre ellas.​</w:t>
+            </w:r>
+          </w:p>
+          <w:p>
+            <w:pPr>
+              <w:numPr>
+                <w:ilvl w:val="0"/>
+                <w:numId w:val="58"/>
+              </w:numPr>
+              <w:spacing w:line="360" w:lineRule="auto"/>
+              <w:jc w:val="both"/>
+              <w:rPr>
+                <w:rFonts w:ascii="Arial" w:hAnsi="Arial" w:cs="Arial"/>
+                <w:sz w:val="24"/>
+                <w:szCs w:val="24"/>
+              </w:rPr>
+            </w:pPr>
+            <w:r>
+              <w:rPr>
+                <w:rFonts w:ascii="Arial" w:hAnsi="Arial" w:cs="Arial"/>
+                <w:sz w:val="24"/>
+                <w:szCs w:val="24"/>
+              </w:rPr>
+              <w:t>Realizar operaciones básicas con fracciones (suma, resta, multiplicación, división) y emplearlas en la resolución de problemas contextualizados.​</w:t>
+            </w:r>
+          </w:p>
+          <w:p>
+            <w:pPr>
+              <w:numPr>
+                <w:ilvl w:val="0"/>
+                <w:numId w:val="58"/>
+              </w:numPr>
+              <w:spacing w:line="360" w:lineRule="auto"/>
+              <w:jc w:val="both"/>
+              <w:rPr>
+                <w:rFonts w:ascii="Arial" w:hAnsi="Arial" w:cs="Arial"/>
+                <w:sz w:val="24"/>
+                <w:szCs w:val="24"/>
+              </w:rPr>
+            </w:pPr>
+            <w:r>
+              <w:rPr>
+                <w:rFonts w:ascii="Arial" w:hAnsi="Arial" w:cs="Arial"/>
+                <w:sz w:val="24"/>
+                <w:szCs w:val="24"/>
+              </w:rPr>
+              <w:t xml:space="preserve">Utilizar diferentes representaciones de fracciones (gráficas, numéricas, recta numérica) y herramientas digitales básicas aplicadas al aprendizaje </w:t>
+            </w:r>
+            <w:r>
+              <w:rPr>
+                <w:rFonts w:ascii="Arial" w:hAnsi="Arial" w:cs="Arial"/>
+                <w:sz w:val="24"/>
+                <w:szCs w:val="24"/>
+              </w:rPr>
+              <w:lastRenderedPageBreak/>
+              <w:t>(plataformas, hojas de cálculo, aplicaciones interactivas).​</w:t>
+            </w:r>
+          </w:p>
+          <w:p>
+            <w:pPr>
+              <w:numPr>
+                <w:ilvl w:val="0"/>
+                <w:numId w:val="58"/>
+              </w:numPr>
+              <w:spacing w:line="360" w:lineRule="auto"/>
+              <w:jc w:val="both"/>
+              <w:rPr>
+                <w:rFonts w:ascii="Arial" w:hAnsi="Arial" w:cs="Arial"/>
+                <w:sz w:val="24"/>
+                <w:szCs w:val="24"/>
+              </w:rPr>
+            </w:pPr>
+            <w:r>
+              <w:rPr>
+                <w:rFonts w:ascii="Arial" w:hAnsi="Arial" w:cs="Arial"/>
+                <w:sz w:val="24"/>
+                <w:szCs w:val="24"/>
+              </w:rPr>
+              <w:t>Relacionar el uso de fracciones con otros ámbitos matemáticos (medida, geometría, porcentajes) y materias del currículo a través de actividades interdisciplinares y trabajo cooperativo.​</w:t>
+            </w:r>
+          </w:p>
+          <w:p>
+            <w:pPr>
+              <w:numPr>
+                <w:ilvl w:val="0"/>
+                <w:numId w:val="58"/>
+              </w:numPr>
+              <w:spacing w:line="360" w:lineRule="auto"/>
+              <w:jc w:val="both"/>
+              <w:rPr>
+                <w:rFonts w:ascii="Arial" w:hAnsi="Arial" w:cs="Arial"/>
+                <w:sz w:val="24"/>
+                <w:szCs w:val="24"/>
+              </w:rPr>
+            </w:pPr>
+            <w:r>
+              <w:rPr>
+                <w:rFonts w:ascii="Arial" w:hAnsi="Arial" w:cs="Arial"/>
+                <w:sz w:val="24"/>
+                <w:szCs w:val="24"/>
+              </w:rPr>
+              <w:t>Desarrollar habilidades personales como la perseverancia, la autoevaluación y la gestión emocional positiva ante retos matemáticos, aceptando los errores como parte del aprendizaje.​</w:t>
+            </w:r>
+          </w:p>
+          <w:p>
+            <w:pPr>
+              <w:numPr>
+                <w:ilvl w:val="0"/>
+                <w:numId w:val="58"/>
+              </w:numPr>
+              <w:spacing w:line="360" w:lineRule="auto"/>
+              <w:jc w:val="both"/>
+              <w:rPr>
+                <w:rFonts w:ascii="Arial" w:hAnsi="Arial" w:cs="Arial"/>
+                <w:sz w:val="24"/>
+                <w:szCs w:val="24"/>
+              </w:rPr>
+            </w:pPr>
+            <w:r>
+              <w:rPr>
+                <w:rFonts w:ascii="Arial" w:hAnsi="Arial" w:cs="Arial"/>
+                <w:sz w:val="24"/>
+                <w:szCs w:val="24"/>
+              </w:rPr>
+              <w:t>Comunicar y justificar, oralmente y por escrito, los procedimientos y soluciones empleados en la resolución de problemas con fracciones, usando la terminología matemática adecuada.​</w:t>
+            </w:r>
+          </w:p>
+          <w:p>
+            <w:pPr>
+              <w:numPr>
+                <w:ilvl w:val="0"/>
+                <w:numId w:val="58"/>
+              </w:numPr>
+              <w:spacing w:line="360" w:lineRule="auto"/>
+              <w:jc w:val="both"/>
+              <w:rPr>
+                <w:rFonts w:ascii="Arial" w:hAnsi="Arial" w:cs="Arial"/>
+                <w:sz w:val="24"/>
+                <w:szCs w:val="24"/>
+              </w:rPr>
+            </w:pPr>
+            <w:r>
+              <w:rPr>
+                <w:rFonts w:ascii="Arial" w:hAnsi="Arial" w:cs="Arial"/>
+                <w:sz w:val="24"/>
+                <w:szCs w:val="24"/>
+              </w:rPr>
+              <w:t>Participar en proyectos y actividades grupales, valorando la colaboración y el respeto a las aportaciones de los compañeros y compañeras.</w:t>
+            </w:r>
+          </w:p>
+          <w:p>
+            <w:pPr>
+              <w:spacing w:line="360" w:lineRule="auto"/>
+              <w:jc w:val="both"/>
+              <w:rPr>
+                <w:rFonts w:ascii="Arial" w:hAnsi="Arial" w:cs="Arial"/>
+                <w:sz w:val="24"/>
+                <w:szCs w:val="24"/>
+              </w:rPr>
+            </w:pPr>
           </w:p>
         </w:tc>
       </w:tr>
@@ -477,8 +701,8 @@
                 <w:bCs/>
                 <w:sz w:val="24"/>
                 <w:szCs w:val="24"/>
-                <w:highlight w:val="yellow"/>
-              </w:rPr>
+              </w:rPr>
+              <w:lastRenderedPageBreak/>
               <w:t>Temporalización</w:t>
             </w:r>
             <w:r>
@@ -488,7 +712,6 @@
                 <w:bCs/>
                 <w:sz w:val="24"/>
                 <w:szCs w:val="24"/>
-                <w:highlight w:val="yellow"/>
               </w:rPr>
               <w:t>:</w:t>
             </w:r>
@@ -523,6 +746,22 @@
                 <w:szCs w:val="24"/>
               </w:rPr>
               <w:t>:</w:t>
+            </w:r>
+            <w:r>
+              <w:rPr>
+                <w:rFonts w:ascii="Arial" w:hAnsi="Arial" w:cs="Arial"/>
+                <w:sz w:val="24"/>
+                <w:szCs w:val="24"/>
+              </w:rPr>
+              <w:t xml:space="preserve"> </w:t>
+            </w:r>
+            <w:r>
+              <w:rPr>
+                <w:rFonts w:ascii="Arial" w:hAnsi="Arial" w:cs="Arial"/>
+                <w:sz w:val="24"/>
+                <w:szCs w:val="24"/>
+              </w:rPr>
+              <w:t>6</w:t>
             </w:r>
           </w:p>
         </w:tc>
@@ -546,7 +785,6 @@
                 <w:bCs/>
                 <w:sz w:val="24"/>
                 <w:szCs w:val="24"/>
-                <w:highlight w:val="yellow"/>
               </w:rPr>
             </w:pPr>
             <w:r>
@@ -556,7 +794,6 @@
                 <w:bCs/>
                 <w:sz w:val="24"/>
                 <w:szCs w:val="24"/>
-                <w:highlight w:val="yellow"/>
               </w:rPr>
               <w:t>Interdisciplinaridad:</w:t>
             </w:r>
@@ -569,21 +806,215 @@
           </w:tcPr>
           <w:p>
             <w:pPr>
-              <w:spacing w:line="360" w:lineRule="auto"/>
-              <w:jc w:val="both"/>
-              <w:rPr>
-                <w:rFonts w:ascii="Arial" w:hAnsi="Arial" w:cs="Arial"/>
-                <w:sz w:val="24"/>
-                <w:szCs w:val="24"/>
-              </w:rPr>
-            </w:pPr>
-            <w:r>
-              <w:rPr>
-                <w:rFonts w:ascii="Arial" w:hAnsi="Arial" w:cs="Arial"/>
-                <w:sz w:val="24"/>
-                <w:szCs w:val="24"/>
-              </w:rPr>
-              <w:t>Área y contenido con el que conecta explicando cómo se trabaja con este.</w:t>
+              <w:numPr>
+                <w:ilvl w:val="0"/>
+                <w:numId w:val="56"/>
+              </w:numPr>
+              <w:spacing w:line="360" w:lineRule="auto"/>
+              <w:jc w:val="both"/>
+              <w:rPr>
+                <w:rFonts w:ascii="Arial" w:hAnsi="Arial" w:cs="Arial"/>
+                <w:sz w:val="24"/>
+                <w:szCs w:val="24"/>
+              </w:rPr>
+            </w:pPr>
+            <w:r>
+              <w:rPr>
+                <w:rFonts w:ascii="Arial" w:hAnsi="Arial" w:cs="Arial"/>
+                <w:sz w:val="24"/>
+                <w:szCs w:val="24"/>
+              </w:rPr>
+              <w:t>Relación con Ciencias de la Naturaleza: El uso de fracciones es fundamental al trabajar con proporciones en experimentos o en la elaboración de mezclas, interpretación de resultados en tablas y gráficos, y cálculos relacionados con la biodiversidad o la energía.​</w:t>
+            </w:r>
+          </w:p>
+          <w:p>
+            <w:pPr>
+              <w:numPr>
+                <w:ilvl w:val="0"/>
+                <w:numId w:val="56"/>
+              </w:numPr>
+              <w:spacing w:line="360" w:lineRule="auto"/>
+              <w:jc w:val="both"/>
+              <w:rPr>
+                <w:rFonts w:ascii="Arial" w:hAnsi="Arial" w:cs="Arial"/>
+                <w:sz w:val="24"/>
+                <w:szCs w:val="24"/>
+              </w:rPr>
+            </w:pPr>
+            <w:r>
+              <w:rPr>
+                <w:rFonts w:ascii="Arial" w:hAnsi="Arial" w:cs="Arial"/>
+                <w:sz w:val="24"/>
+                <w:szCs w:val="24"/>
+              </w:rPr>
+              <w:t>Lengua Castellana: El análisis y la expresión de cantidades, la comprensión de problemas y enunciados, y el uso del vocabulario matemático apropiado fortalecen la competencia lingüística y la comunicación oral y escrita.​</w:t>
+            </w:r>
+          </w:p>
+          <w:p>
+            <w:pPr>
+              <w:numPr>
+                <w:ilvl w:val="0"/>
+                <w:numId w:val="56"/>
+              </w:numPr>
+              <w:spacing w:line="360" w:lineRule="auto"/>
+              <w:jc w:val="both"/>
+              <w:rPr>
+                <w:rFonts w:ascii="Arial" w:hAnsi="Arial" w:cs="Arial"/>
+                <w:sz w:val="24"/>
+                <w:szCs w:val="24"/>
+              </w:rPr>
+            </w:pPr>
+            <w:r>
+              <w:rPr>
+                <w:rFonts w:ascii="Arial" w:hAnsi="Arial" w:cs="Arial"/>
+                <w:sz w:val="24"/>
+                <w:szCs w:val="24"/>
+              </w:rPr>
+              <w:lastRenderedPageBreak/>
+              <w:t>Geografía e Historia: Aplicación de fracciones para representar partes de un conjunto (por ejemplo, demografía, representación porcentual de datos históricos, estudio de la distribución territorial o recursos).​</w:t>
+            </w:r>
+          </w:p>
+          <w:p>
+            <w:pPr>
+              <w:numPr>
+                <w:ilvl w:val="0"/>
+                <w:numId w:val="56"/>
+              </w:numPr>
+              <w:spacing w:line="360" w:lineRule="auto"/>
+              <w:jc w:val="both"/>
+              <w:rPr>
+                <w:rFonts w:ascii="Arial" w:hAnsi="Arial" w:cs="Arial"/>
+                <w:sz w:val="24"/>
+                <w:szCs w:val="24"/>
+              </w:rPr>
+            </w:pPr>
+            <w:r>
+              <w:rPr>
+                <w:rFonts w:ascii="Arial" w:hAnsi="Arial" w:cs="Arial"/>
+                <w:sz w:val="24"/>
+                <w:szCs w:val="24"/>
+              </w:rPr>
+              <w:t>Educación Plástica y Visual: Uso de fracciones para organizar espacio en maquetas, repartos en collages, proporciones al dibujar o realizar mosaicos, o dividir superficies en proyectos artísticos.​</w:t>
+            </w:r>
+          </w:p>
+          <w:p>
+            <w:pPr>
+              <w:numPr>
+                <w:ilvl w:val="0"/>
+                <w:numId w:val="56"/>
+              </w:numPr>
+              <w:spacing w:line="360" w:lineRule="auto"/>
+              <w:jc w:val="both"/>
+              <w:rPr>
+                <w:rFonts w:ascii="Arial" w:hAnsi="Arial" w:cs="Arial"/>
+                <w:sz w:val="24"/>
+                <w:szCs w:val="24"/>
+              </w:rPr>
+            </w:pPr>
+            <w:r>
+              <w:rPr>
+                <w:rFonts w:ascii="Arial" w:hAnsi="Arial" w:cs="Arial"/>
+                <w:sz w:val="24"/>
+                <w:szCs w:val="24"/>
+              </w:rPr>
+              <w:t>Tecnología: Aplicación de fracciones en el diseño, medición y montaje de objetos, robótica y programación, reforzando el pensamiento computacional y la transferencia a contextos tecnológicos.​</w:t>
+            </w:r>
+          </w:p>
+          <w:p>
+            <w:pPr>
+              <w:numPr>
+                <w:ilvl w:val="0"/>
+                <w:numId w:val="56"/>
+              </w:numPr>
+              <w:spacing w:line="360" w:lineRule="auto"/>
+              <w:jc w:val="both"/>
+              <w:rPr>
+                <w:rFonts w:ascii="Arial" w:hAnsi="Arial" w:cs="Arial"/>
+                <w:sz w:val="24"/>
+                <w:szCs w:val="24"/>
+              </w:rPr>
+            </w:pPr>
+            <w:r>
+              <w:rPr>
+                <w:rFonts w:ascii="Arial" w:hAnsi="Arial" w:cs="Arial"/>
+                <w:sz w:val="24"/>
+                <w:szCs w:val="24"/>
+              </w:rPr>
+              <w:t>Educación Física: Las fracciones se emplean para repartir equipos, turnos de juego, interpretar estadísticas deportivas o escalas de tiempos y distancias.​</w:t>
+            </w:r>
+          </w:p>
+          <w:p>
+            <w:pPr>
+              <w:numPr>
+                <w:ilvl w:val="0"/>
+                <w:numId w:val="56"/>
+              </w:numPr>
+              <w:spacing w:line="360" w:lineRule="auto"/>
+              <w:jc w:val="both"/>
+              <w:rPr>
+                <w:rFonts w:ascii="Arial" w:hAnsi="Arial" w:cs="Arial"/>
+                <w:sz w:val="24"/>
+                <w:szCs w:val="24"/>
+              </w:rPr>
+            </w:pPr>
+            <w:r>
+              <w:rPr>
+                <w:rFonts w:ascii="Arial" w:hAnsi="Arial" w:cs="Arial"/>
+                <w:sz w:val="24"/>
+                <w:szCs w:val="24"/>
+              </w:rPr>
+              <w:t>ODS y Proyectos de Centro: Aplicación de fracciones y proporciones al analizar problemas reales relacionados con salud y bienestar (ODS 3), reciclaje o consumo responsable, favoreciendo la educación para la ciudadanía global y la sostenibilidad.​</w:t>
+            </w:r>
+          </w:p>
+          <w:p>
+            <w:pPr>
+              <w:numPr>
+                <w:ilvl w:val="0"/>
+                <w:numId w:val="56"/>
+              </w:numPr>
+              <w:spacing w:line="360" w:lineRule="auto"/>
+              <w:jc w:val="both"/>
+              <w:rPr>
+                <w:rFonts w:ascii="Arial" w:hAnsi="Arial" w:cs="Arial"/>
+                <w:sz w:val="24"/>
+                <w:szCs w:val="24"/>
+              </w:rPr>
+            </w:pPr>
+            <w:r>
+              <w:rPr>
+                <w:rFonts w:ascii="Arial" w:hAnsi="Arial" w:cs="Arial"/>
+                <w:sz w:val="24"/>
+                <w:szCs w:val="24"/>
+              </w:rPr>
+              <w:t>Metodologías activas: El aprendizaje basado en proyectos y en problemas, el trabajo cooperativo y la integración de ámbitos temáticos impulsan la interdisciplinariedad y favorecen el aprendizaje activo y significativo.​</w:t>
+            </w:r>
+          </w:p>
+          <w:p>
+            <w:pPr>
+              <w:spacing w:line="360" w:lineRule="auto"/>
+              <w:jc w:val="both"/>
+              <w:rPr>
+                <w:rFonts w:ascii="Arial" w:hAnsi="Arial" w:cs="Arial"/>
+                <w:sz w:val="24"/>
+                <w:szCs w:val="24"/>
+              </w:rPr>
+            </w:pPr>
+            <w:r>
+              <w:rPr>
+                <w:rFonts w:ascii="Arial" w:hAnsi="Arial" w:cs="Arial"/>
+                <w:sz w:val="24"/>
+                <w:szCs w:val="24"/>
+              </w:rPr>
+              <w:t xml:space="preserve">Estos enfoques están en línea con la normativa curricular de la Comunidad de Madrid, que indica expresamente la necesidad de integrar los aprendizajes en diferentes </w:t>
+            </w:r>
+            <w:r>
+              <w:rPr>
+                <w:rFonts w:ascii="Arial" w:hAnsi="Arial" w:cs="Arial"/>
+                <w:sz w:val="24"/>
+                <w:szCs w:val="24"/>
+              </w:rPr>
+              <w:lastRenderedPageBreak/>
+              <w:t>contextos y materias, y promover actividades interdisciplinares para que el alumnado aplique los saberes matemáticos de forma transferible y contextualizada.​</w:t>
             </w:r>
           </w:p>
         </w:tc>
@@ -617,6 +1048,7 @@
                 <w:sz w:val="24"/>
                 <w:szCs w:val="24"/>
               </w:rPr>
+              <w:lastRenderedPageBreak/>
               <w:t>Competencias clave:</w:t>
             </w:r>
           </w:p>
@@ -653,7 +1085,15 @@
               <w:jc w:val="both"/>
             </w:pPr>
             <w:r>
-              <w:t>– Competencia matemática y competencia en ciencia, tecnología e ingeniería.(STEM)</w:t>
+              <w:t xml:space="preserve">– Competencia matemática y competencia en ciencia, tecnología e </w:t>
+            </w:r>
+            <w:proofErr w:type="gramStart"/>
+            <w:r>
+              <w:t>ingeniería.(</w:t>
+            </w:r>
+            <w:proofErr w:type="gramEnd"/>
+            <w:r>
+              <w:t>STEM)</w:t>
             </w:r>
           </w:p>
           <w:p>
@@ -683,7 +1123,15 @@
               <w:jc w:val="both"/>
             </w:pPr>
             <w:r>
-              <w:t>– Competencia ciudadana.(CC)</w:t>
+              <w:t xml:space="preserve">– Competencia </w:t>
+            </w:r>
+            <w:proofErr w:type="gramStart"/>
+            <w:r>
+              <w:t>ciudadana.(</w:t>
+            </w:r>
+            <w:proofErr w:type="gramEnd"/>
+            <w:r>
+              <w:t>CC)</w:t>
             </w:r>
           </w:p>
           <w:p>
@@ -693,7 +1141,6 @@
               <w:jc w:val="both"/>
             </w:pPr>
             <w:r>
-              <w:lastRenderedPageBreak/>
               <w:t>– Competencia emprendedora. (CE)</w:t>
             </w:r>
           </w:p>
@@ -704,7 +1151,15 @@
               <w:jc w:val="both"/>
             </w:pPr>
             <w:r>
-              <w:t>– Competencia en conciencia y expresión culturales.(CCEC)</w:t>
+              <w:t xml:space="preserve">– Competencia en conciencia y expresión </w:t>
+            </w:r>
+            <w:proofErr w:type="gramStart"/>
+            <w:r>
+              <w:t>culturales.(</w:t>
+            </w:r>
+            <w:proofErr w:type="gramEnd"/>
+            <w:r>
+              <w:t>CCEC)</w:t>
             </w:r>
           </w:p>
           <w:p>
@@ -749,7 +1204,6 @@
                 <w:sz w:val="24"/>
                 <w:szCs w:val="24"/>
               </w:rPr>
-              <w:lastRenderedPageBreak/>
               <w:t>Competencias específicas:</w:t>
             </w:r>
           </w:p>
@@ -951,6 +1405,7 @@
                 <w:sz w:val="24"/>
                 <w:szCs w:val="24"/>
               </w:rPr>
+              <w:lastRenderedPageBreak/>
               <w:t>Utilizar los principios del pensamiento computacional organizando datos,</w:t>
             </w:r>
             <w:r>
@@ -1119,7 +1574,6 @@
                 <w:sz w:val="24"/>
                 <w:szCs w:val="24"/>
               </w:rPr>
-              <w:lastRenderedPageBreak/>
               <w:t>Representar, de forma individual y colectiva, conceptos, procedimientos y resultados</w:t>
             </w:r>
             <w:r>
@@ -1347,6 +1801,7 @@
                 <w:sz w:val="24"/>
                 <w:szCs w:val="24"/>
               </w:rPr>
+              <w:lastRenderedPageBreak/>
               <w:t>equipos heterogéneos con roles asignados, para construir una identidad positiva como</w:t>
             </w:r>
             <w:r>
@@ -1621,8 +2076,23 @@
                 <w:rFonts w:cstheme="minorHAnsi"/>
                 <w:color w:val="000000"/>
               </w:rPr>
-              <w:lastRenderedPageBreak/>
-              <w:t>Los trabajos y proyectos se calificaran cada uno de manera específica según el tipo de trabajo que se desarrolle.</w:t>
+              <w:t xml:space="preserve">Los trabajos y proyectos se </w:t>
+            </w:r>
+            <w:proofErr w:type="gramStart"/>
+            <w:r>
+              <w:rPr>
+                <w:rFonts w:cstheme="minorHAnsi"/>
+                <w:color w:val="000000"/>
+              </w:rPr>
+              <w:t>calificaran</w:t>
+            </w:r>
+            <w:proofErr w:type="gramEnd"/>
+            <w:r>
+              <w:rPr>
+                <w:rFonts w:cstheme="minorHAnsi"/>
+                <w:color w:val="000000"/>
+              </w:rPr>
+              <w:t xml:space="preserve"> cada uno de manera específica según el tipo de trabajo que se desarrolle.</w:t>
             </w:r>
           </w:p>
           <w:p>
@@ -1893,7 +2363,14 @@
               <w:rPr>
                 <w:rFonts w:cstheme="minorHAnsi"/>
               </w:rPr>
-              <w:t>En el caso de que la falta de asistencia a alguna prueba esté debidamente justificada, se le repetirá la prueba el día y la hora establecida por el profesor, siendo esta dentro del horario escolar, pero intentando que el alumno no pierda otra clase por el hecho de tener que realizar el examen. En el caso de que un alumno falte de manera reiterada a los exámenes, se estudiará la problemática con su tutor y con la familia, pudiendo llegar a darse el caso de que no se repita la prueba y que tenga que realizarse en los exámenes establecidos para las recuperaciones.</w:t>
+              <w:t xml:space="preserve">En el caso de que la falta de asistencia a alguna prueba esté debidamente justificada, se le repetirá la prueba el día y la hora establecida por el profesor, siendo esta dentro del horario escolar, pero intentando que el alumno no pierda otra clase por el hecho de tener que realizar el examen. En el caso de que un alumno falte de manera </w:t>
+            </w:r>
+            <w:r>
+              <w:rPr>
+                <w:rFonts w:cstheme="minorHAnsi"/>
+              </w:rPr>
+              <w:lastRenderedPageBreak/>
+              <w:t>reiterada a los exámenes, se estudiará la problemática con su tutor y con la familia, pudiendo llegar a darse el caso de que no se repita la prueba y que tenga que realizarse en los exámenes establecidos para las recuperaciones.</w:t>
             </w:r>
           </w:p>
           <w:p>
@@ -2171,6 +2648,7 @@
                 <w:rFonts w:ascii="Calibri" w:hAnsi="Calibri" w:cs="Calibri"/>
                 <w:color w:val="000000"/>
               </w:rPr>
+              <w:lastRenderedPageBreak/>
               <w:t>Observación del alumno: los hábitos de trabajo, la participación, la atención, el cuidado y respeto por el material de uso en clase y hacia los demás, la destreza en los trabajos etc.</w:t>
             </w:r>
           </w:p>
@@ -2662,7 +3140,27 @@
                       <w:sz w:val="24"/>
                       <w:szCs w:val="24"/>
                     </w:rPr>
-                    <w:t>7.1,  8.1 </w:t>
+                    <w:t>7.1</w:t>
+                  </w:r>
+                  <w:proofErr w:type="gramStart"/>
+                  <w:r>
+                    <w:rPr>
+                      <w:rFonts w:ascii="Times New Roman" w:hAnsi="Times New Roman"/>
+                      <w:color w:val="000000"/>
+                      <w:sz w:val="24"/>
+                      <w:szCs w:val="24"/>
+                    </w:rPr>
+                    <w:t>,  8.1</w:t>
+                  </w:r>
+                  <w:proofErr w:type="gramEnd"/>
+                  <w:r>
+                    <w:rPr>
+                      <w:rFonts w:ascii="Times New Roman" w:hAnsi="Times New Roman"/>
+                      <w:color w:val="000000"/>
+                      <w:sz w:val="24"/>
+                      <w:szCs w:val="24"/>
+                    </w:rPr>
+                    <w:t> </w:t>
                   </w:r>
                 </w:p>
               </w:tc>
@@ -2836,6 +3334,7 @@
                       <w:szCs w:val="24"/>
                     </w:rPr>
                   </w:pPr>
+                  <w:proofErr w:type="gramStart"/>
                   <w:r>
                     <w:rPr>
                       <w:rFonts w:ascii="Calibri" w:hAnsi="Calibri" w:cs="Calibri"/>
@@ -2843,7 +3342,17 @@
                       <w:sz w:val="24"/>
                       <w:szCs w:val="24"/>
                     </w:rPr>
-                    <w:t>5.1  ,9.1, 9.2, 1 0.1</w:t>
+                    <w:t>5.1  ,</w:t>
+                  </w:r>
+                  <w:proofErr w:type="gramEnd"/>
+                  <w:r>
+                    <w:rPr>
+                      <w:rFonts w:ascii="Calibri" w:hAnsi="Calibri" w:cs="Calibri"/>
+                      <w:color w:val="000000"/>
+                      <w:sz w:val="24"/>
+                      <w:szCs w:val="24"/>
+                    </w:rPr>
+                    <w:t>9.1, 9.2, 1 0.1</w:t>
                   </w:r>
                 </w:p>
               </w:tc>
@@ -3045,254 +3554,254 @@
                 <w:sz w:val="24"/>
                 <w:szCs w:val="24"/>
               </w:rPr>
+              <w:t>2. Cantidad.</w:t>
+            </w:r>
+          </w:p>
+          <w:p>
+            <w:pPr>
+              <w:spacing w:line="360" w:lineRule="auto"/>
+              <w:jc w:val="both"/>
+              <w:rPr>
+                <w:rFonts w:ascii="Arial" w:hAnsi="Arial" w:cs="Arial"/>
+                <w:sz w:val="24"/>
+                <w:szCs w:val="24"/>
+              </w:rPr>
+            </w:pPr>
+            <w:r>
+              <w:rPr>
+                <w:rFonts w:ascii="Arial" w:hAnsi="Arial" w:cs="Arial"/>
+                <w:sz w:val="24"/>
+                <w:szCs w:val="24"/>
+              </w:rPr>
+              <w:t>‒ Realización de estimaciones con la precisión requerida en función del contexto.</w:t>
+            </w:r>
+          </w:p>
+          <w:p>
+            <w:pPr>
+              <w:spacing w:line="360" w:lineRule="auto"/>
+              <w:jc w:val="both"/>
+              <w:rPr>
+                <w:rFonts w:ascii="Arial" w:hAnsi="Arial" w:cs="Arial"/>
+                <w:sz w:val="24"/>
+                <w:szCs w:val="24"/>
+              </w:rPr>
+            </w:pPr>
+            <w:r>
+              <w:rPr>
+                <w:rFonts w:ascii="Arial" w:hAnsi="Arial" w:cs="Arial"/>
+                <w:sz w:val="24"/>
+                <w:szCs w:val="24"/>
+              </w:rPr>
+              <w:t>‒ Uso de los números enteros, fraccionarios y decimales en la expresión de cantidades en</w:t>
+            </w:r>
+          </w:p>
+          <w:p>
+            <w:pPr>
+              <w:spacing w:line="360" w:lineRule="auto"/>
+              <w:jc w:val="both"/>
+              <w:rPr>
+                <w:rFonts w:ascii="Arial" w:hAnsi="Arial" w:cs="Arial"/>
+                <w:sz w:val="24"/>
+                <w:szCs w:val="24"/>
+              </w:rPr>
+            </w:pPr>
+            <w:r>
+              <w:rPr>
+                <w:rFonts w:ascii="Arial" w:hAnsi="Arial" w:cs="Arial"/>
+                <w:sz w:val="24"/>
+                <w:szCs w:val="24"/>
+              </w:rPr>
+              <w:t>contextos de la vida cotidiana.</w:t>
+            </w:r>
+          </w:p>
+          <w:p>
+            <w:pPr>
+              <w:spacing w:line="360" w:lineRule="auto"/>
+              <w:jc w:val="both"/>
+              <w:rPr>
+                <w:rFonts w:ascii="Arial" w:hAnsi="Arial" w:cs="Arial"/>
+                <w:sz w:val="24"/>
+                <w:szCs w:val="24"/>
+              </w:rPr>
+            </w:pPr>
+            <w:r>
+              <w:rPr>
+                <w:rFonts w:ascii="Arial" w:hAnsi="Arial" w:cs="Arial"/>
+                <w:sz w:val="24"/>
+                <w:szCs w:val="24"/>
+              </w:rPr>
+              <w:t>‒ Reconocimiento y aplicación de diferentes formas de representación de números enteros,</w:t>
+            </w:r>
+          </w:p>
+          <w:p>
+            <w:pPr>
+              <w:spacing w:line="360" w:lineRule="auto"/>
+              <w:jc w:val="both"/>
+              <w:rPr>
+                <w:rFonts w:ascii="Arial" w:hAnsi="Arial" w:cs="Arial"/>
+                <w:sz w:val="24"/>
+                <w:szCs w:val="24"/>
+              </w:rPr>
+            </w:pPr>
+            <w:r>
+              <w:rPr>
+                <w:rFonts w:ascii="Arial" w:hAnsi="Arial" w:cs="Arial"/>
+                <w:sz w:val="24"/>
+                <w:szCs w:val="24"/>
+              </w:rPr>
+              <w:t>fraccionarios y decimales, incluida la recta numérica.</w:t>
+            </w:r>
+          </w:p>
+          <w:p>
+            <w:pPr>
+              <w:spacing w:line="360" w:lineRule="auto"/>
+              <w:jc w:val="both"/>
+              <w:rPr>
+                <w:rFonts w:ascii="Arial" w:hAnsi="Arial" w:cs="Arial"/>
+                <w:sz w:val="24"/>
+                <w:szCs w:val="24"/>
+              </w:rPr>
+            </w:pPr>
+            <w:r>
+              <w:rPr>
+                <w:rFonts w:ascii="Arial" w:hAnsi="Arial" w:cs="Arial"/>
+                <w:sz w:val="24"/>
+                <w:szCs w:val="24"/>
+              </w:rPr>
+              <w:t>‒ Introducción del valor absoluto de un número entero como su distancia al origen de la recta</w:t>
+            </w:r>
+          </w:p>
+          <w:p>
+            <w:pPr>
+              <w:spacing w:line="360" w:lineRule="auto"/>
+              <w:jc w:val="both"/>
+              <w:rPr>
+                <w:rFonts w:ascii="Arial" w:hAnsi="Arial" w:cs="Arial"/>
+                <w:sz w:val="24"/>
+                <w:szCs w:val="24"/>
+              </w:rPr>
+            </w:pPr>
+            <w:r>
+              <w:rPr>
+                <w:rFonts w:ascii="Arial" w:hAnsi="Arial" w:cs="Arial"/>
+                <w:sz w:val="24"/>
+                <w:szCs w:val="24"/>
+              </w:rPr>
+              <w:t>real.</w:t>
+            </w:r>
+          </w:p>
+          <w:p>
+            <w:pPr>
+              <w:spacing w:line="360" w:lineRule="auto"/>
+              <w:jc w:val="both"/>
+              <w:rPr>
+                <w:rFonts w:ascii="Arial" w:hAnsi="Arial" w:cs="Arial"/>
+                <w:sz w:val="24"/>
+                <w:szCs w:val="24"/>
+              </w:rPr>
+            </w:pPr>
+            <w:r>
+              <w:rPr>
+                <w:rFonts w:ascii="Arial" w:hAnsi="Arial" w:cs="Arial"/>
+                <w:sz w:val="24"/>
+                <w:szCs w:val="24"/>
+              </w:rPr>
+              <w:t>‒ Clasificación de números reales en naturales, enteros, racionales e irracionales.</w:t>
+            </w:r>
+          </w:p>
+          <w:p>
+            <w:pPr>
+              <w:spacing w:line="360" w:lineRule="auto"/>
+              <w:jc w:val="both"/>
+              <w:rPr>
+                <w:rFonts w:ascii="Arial" w:hAnsi="Arial" w:cs="Arial"/>
+                <w:sz w:val="24"/>
+                <w:szCs w:val="24"/>
+              </w:rPr>
+            </w:pPr>
+            <w:r>
+              <w:rPr>
+                <w:rFonts w:ascii="Arial" w:hAnsi="Arial" w:cs="Arial"/>
+                <w:sz w:val="24"/>
+                <w:szCs w:val="24"/>
+              </w:rPr>
+              <w:t>3. Operaciones.</w:t>
+            </w:r>
+          </w:p>
+          <w:p>
+            <w:pPr>
+              <w:spacing w:line="360" w:lineRule="auto"/>
+              <w:jc w:val="both"/>
+              <w:rPr>
+                <w:rFonts w:ascii="Arial" w:hAnsi="Arial" w:cs="Arial"/>
+                <w:sz w:val="24"/>
+                <w:szCs w:val="24"/>
+              </w:rPr>
+            </w:pPr>
+            <w:r>
+              <w:rPr>
+                <w:rFonts w:ascii="Arial" w:hAnsi="Arial" w:cs="Arial"/>
+                <w:sz w:val="24"/>
+                <w:szCs w:val="24"/>
+              </w:rPr>
+              <w:t>‒ Aplicación de estrategias de cálculo mental con números naturales.</w:t>
+            </w:r>
+          </w:p>
+          <w:p>
+            <w:pPr>
+              <w:spacing w:line="360" w:lineRule="auto"/>
+              <w:jc w:val="both"/>
+              <w:rPr>
+                <w:rFonts w:ascii="Arial" w:hAnsi="Arial" w:cs="Arial"/>
+                <w:sz w:val="24"/>
+                <w:szCs w:val="24"/>
+              </w:rPr>
+            </w:pPr>
+            <w:r>
+              <w:rPr>
+                <w:rFonts w:ascii="Arial" w:hAnsi="Arial" w:cs="Arial"/>
+                <w:sz w:val="24"/>
+                <w:szCs w:val="24"/>
+              </w:rPr>
+              <w:t>‒ Reconocimiento y aplicación de las operaciones con números enteros, fraccionarios o</w:t>
+            </w:r>
+          </w:p>
+          <w:p>
+            <w:pPr>
+              <w:spacing w:line="360" w:lineRule="auto"/>
+              <w:jc w:val="both"/>
+              <w:rPr>
+                <w:rFonts w:ascii="Arial" w:hAnsi="Arial" w:cs="Arial"/>
+                <w:sz w:val="24"/>
+                <w:szCs w:val="24"/>
+              </w:rPr>
+            </w:pPr>
+            <w:r>
+              <w:rPr>
+                <w:rFonts w:ascii="Arial" w:hAnsi="Arial" w:cs="Arial"/>
+                <w:sz w:val="24"/>
+                <w:szCs w:val="24"/>
+              </w:rPr>
+              <w:t>decimales en situaciones contextualizadas sencillas.</w:t>
+            </w:r>
+          </w:p>
+          <w:p>
+            <w:pPr>
+              <w:spacing w:line="360" w:lineRule="auto"/>
+              <w:jc w:val="both"/>
+              <w:rPr>
+                <w:rFonts w:ascii="Arial" w:hAnsi="Arial" w:cs="Arial"/>
+                <w:sz w:val="24"/>
+                <w:szCs w:val="24"/>
+              </w:rPr>
+            </w:pPr>
+            <w:r>
+              <w:rPr>
+                <w:rFonts w:ascii="Arial" w:hAnsi="Arial" w:cs="Arial"/>
+                <w:sz w:val="24"/>
+                <w:szCs w:val="24"/>
+              </w:rPr>
               <w:lastRenderedPageBreak/>
-              <w:t>2. Cantidad.</w:t>
-            </w:r>
-          </w:p>
-          <w:p>
-            <w:pPr>
-              <w:spacing w:line="360" w:lineRule="auto"/>
-              <w:jc w:val="both"/>
-              <w:rPr>
-                <w:rFonts w:ascii="Arial" w:hAnsi="Arial" w:cs="Arial"/>
-                <w:sz w:val="24"/>
-                <w:szCs w:val="24"/>
-              </w:rPr>
-            </w:pPr>
-            <w:r>
-              <w:rPr>
-                <w:rFonts w:ascii="Arial" w:hAnsi="Arial" w:cs="Arial"/>
-                <w:sz w:val="24"/>
-                <w:szCs w:val="24"/>
-              </w:rPr>
-              <w:t>‒ Realización de estimaciones con la precisión requerida en función del contexto.</w:t>
-            </w:r>
-          </w:p>
-          <w:p>
-            <w:pPr>
-              <w:spacing w:line="360" w:lineRule="auto"/>
-              <w:jc w:val="both"/>
-              <w:rPr>
-                <w:rFonts w:ascii="Arial" w:hAnsi="Arial" w:cs="Arial"/>
-                <w:sz w:val="24"/>
-                <w:szCs w:val="24"/>
-              </w:rPr>
-            </w:pPr>
-            <w:r>
-              <w:rPr>
-                <w:rFonts w:ascii="Arial" w:hAnsi="Arial" w:cs="Arial"/>
-                <w:sz w:val="24"/>
-                <w:szCs w:val="24"/>
-              </w:rPr>
-              <w:t>‒ Uso de los números enteros, fraccionarios y decimales en la expresión de cantidades en</w:t>
-            </w:r>
-          </w:p>
-          <w:p>
-            <w:pPr>
-              <w:spacing w:line="360" w:lineRule="auto"/>
-              <w:jc w:val="both"/>
-              <w:rPr>
-                <w:rFonts w:ascii="Arial" w:hAnsi="Arial" w:cs="Arial"/>
-                <w:sz w:val="24"/>
-                <w:szCs w:val="24"/>
-              </w:rPr>
-            </w:pPr>
-            <w:r>
-              <w:rPr>
-                <w:rFonts w:ascii="Arial" w:hAnsi="Arial" w:cs="Arial"/>
-                <w:sz w:val="24"/>
-                <w:szCs w:val="24"/>
-              </w:rPr>
-              <w:t>contextos de la vida cotidiana.</w:t>
-            </w:r>
-          </w:p>
-          <w:p>
-            <w:pPr>
-              <w:spacing w:line="360" w:lineRule="auto"/>
-              <w:jc w:val="both"/>
-              <w:rPr>
-                <w:rFonts w:ascii="Arial" w:hAnsi="Arial" w:cs="Arial"/>
-                <w:sz w:val="24"/>
-                <w:szCs w:val="24"/>
-              </w:rPr>
-            </w:pPr>
-            <w:r>
-              <w:rPr>
-                <w:rFonts w:ascii="Arial" w:hAnsi="Arial" w:cs="Arial"/>
-                <w:sz w:val="24"/>
-                <w:szCs w:val="24"/>
-              </w:rPr>
-              <w:t>‒ Reconocimiento y aplicación de diferentes formas de representación de números enteros,</w:t>
-            </w:r>
-          </w:p>
-          <w:p>
-            <w:pPr>
-              <w:spacing w:line="360" w:lineRule="auto"/>
-              <w:jc w:val="both"/>
-              <w:rPr>
-                <w:rFonts w:ascii="Arial" w:hAnsi="Arial" w:cs="Arial"/>
-                <w:sz w:val="24"/>
-                <w:szCs w:val="24"/>
-              </w:rPr>
-            </w:pPr>
-            <w:r>
-              <w:rPr>
-                <w:rFonts w:ascii="Arial" w:hAnsi="Arial" w:cs="Arial"/>
-                <w:sz w:val="24"/>
-                <w:szCs w:val="24"/>
-              </w:rPr>
-              <w:t>fraccionarios y decimales, incluida la recta numérica.</w:t>
-            </w:r>
-          </w:p>
-          <w:p>
-            <w:pPr>
-              <w:spacing w:line="360" w:lineRule="auto"/>
-              <w:jc w:val="both"/>
-              <w:rPr>
-                <w:rFonts w:ascii="Arial" w:hAnsi="Arial" w:cs="Arial"/>
-                <w:sz w:val="24"/>
-                <w:szCs w:val="24"/>
-              </w:rPr>
-            </w:pPr>
-            <w:r>
-              <w:rPr>
-                <w:rFonts w:ascii="Arial" w:hAnsi="Arial" w:cs="Arial"/>
-                <w:sz w:val="24"/>
-                <w:szCs w:val="24"/>
-              </w:rPr>
-              <w:t>‒ Introducción del valor absoluto de un número entero como su distancia al origen de la recta</w:t>
-            </w:r>
-          </w:p>
-          <w:p>
-            <w:pPr>
-              <w:spacing w:line="360" w:lineRule="auto"/>
-              <w:jc w:val="both"/>
-              <w:rPr>
-                <w:rFonts w:ascii="Arial" w:hAnsi="Arial" w:cs="Arial"/>
-                <w:sz w:val="24"/>
-                <w:szCs w:val="24"/>
-              </w:rPr>
-            </w:pPr>
-            <w:r>
-              <w:rPr>
-                <w:rFonts w:ascii="Arial" w:hAnsi="Arial" w:cs="Arial"/>
-                <w:sz w:val="24"/>
-                <w:szCs w:val="24"/>
-              </w:rPr>
-              <w:t>real.</w:t>
-            </w:r>
-          </w:p>
-          <w:p>
-            <w:pPr>
-              <w:spacing w:line="360" w:lineRule="auto"/>
-              <w:jc w:val="both"/>
-              <w:rPr>
-                <w:rFonts w:ascii="Arial" w:hAnsi="Arial" w:cs="Arial"/>
-                <w:sz w:val="24"/>
-                <w:szCs w:val="24"/>
-              </w:rPr>
-            </w:pPr>
-            <w:r>
-              <w:rPr>
-                <w:rFonts w:ascii="Arial" w:hAnsi="Arial" w:cs="Arial"/>
-                <w:sz w:val="24"/>
-                <w:szCs w:val="24"/>
-              </w:rPr>
-              <w:t>‒ Clasificación de números reales en naturales, enteros, racionales e irracionales.</w:t>
-            </w:r>
-          </w:p>
-          <w:p>
-            <w:pPr>
-              <w:spacing w:line="360" w:lineRule="auto"/>
-              <w:jc w:val="both"/>
-              <w:rPr>
-                <w:rFonts w:ascii="Arial" w:hAnsi="Arial" w:cs="Arial"/>
-                <w:sz w:val="24"/>
-                <w:szCs w:val="24"/>
-              </w:rPr>
-            </w:pPr>
-            <w:r>
-              <w:rPr>
-                <w:rFonts w:ascii="Arial" w:hAnsi="Arial" w:cs="Arial"/>
-                <w:sz w:val="24"/>
-                <w:szCs w:val="24"/>
-              </w:rPr>
-              <w:t>3. Operaciones.</w:t>
-            </w:r>
-          </w:p>
-          <w:p>
-            <w:pPr>
-              <w:spacing w:line="360" w:lineRule="auto"/>
-              <w:jc w:val="both"/>
-              <w:rPr>
-                <w:rFonts w:ascii="Arial" w:hAnsi="Arial" w:cs="Arial"/>
-                <w:sz w:val="24"/>
-                <w:szCs w:val="24"/>
-              </w:rPr>
-            </w:pPr>
-            <w:r>
-              <w:rPr>
-                <w:rFonts w:ascii="Arial" w:hAnsi="Arial" w:cs="Arial"/>
-                <w:sz w:val="24"/>
-                <w:szCs w:val="24"/>
-              </w:rPr>
-              <w:t>‒ Aplicación de estrategias de cálculo mental con números naturales.</w:t>
-            </w:r>
-          </w:p>
-          <w:p>
-            <w:pPr>
-              <w:spacing w:line="360" w:lineRule="auto"/>
-              <w:jc w:val="both"/>
-              <w:rPr>
-                <w:rFonts w:ascii="Arial" w:hAnsi="Arial" w:cs="Arial"/>
-                <w:sz w:val="24"/>
-                <w:szCs w:val="24"/>
-              </w:rPr>
-            </w:pPr>
-            <w:r>
-              <w:rPr>
-                <w:rFonts w:ascii="Arial" w:hAnsi="Arial" w:cs="Arial"/>
-                <w:sz w:val="24"/>
-                <w:szCs w:val="24"/>
-              </w:rPr>
-              <w:t>‒ Reconocimiento y aplicación de las operaciones con números enteros, fraccionarios o</w:t>
-            </w:r>
-          </w:p>
-          <w:p>
-            <w:pPr>
-              <w:spacing w:line="360" w:lineRule="auto"/>
-              <w:jc w:val="both"/>
-              <w:rPr>
-                <w:rFonts w:ascii="Arial" w:hAnsi="Arial" w:cs="Arial"/>
-                <w:sz w:val="24"/>
-                <w:szCs w:val="24"/>
-              </w:rPr>
-            </w:pPr>
-            <w:r>
-              <w:rPr>
-                <w:rFonts w:ascii="Arial" w:hAnsi="Arial" w:cs="Arial"/>
-                <w:sz w:val="24"/>
-                <w:szCs w:val="24"/>
-              </w:rPr>
-              <w:t>decimales en situaciones contextualizadas sencillas.</w:t>
-            </w:r>
-          </w:p>
-          <w:p>
-            <w:pPr>
-              <w:spacing w:line="360" w:lineRule="auto"/>
-              <w:jc w:val="both"/>
-              <w:rPr>
-                <w:rFonts w:ascii="Arial" w:hAnsi="Arial" w:cs="Arial"/>
-                <w:sz w:val="24"/>
-                <w:szCs w:val="24"/>
-              </w:rPr>
-            </w:pPr>
-            <w:r>
-              <w:rPr>
-                <w:rFonts w:ascii="Arial" w:hAnsi="Arial" w:cs="Arial"/>
-                <w:sz w:val="24"/>
-                <w:szCs w:val="24"/>
-              </w:rPr>
               <w:t>‒ Relaciones inversas entre las operaciones (adición y sustracción; multiplicación y división;</w:t>
             </w:r>
           </w:p>
@@ -3369,254 +3878,272 @@
                 <w:sz w:val="24"/>
                 <w:szCs w:val="24"/>
               </w:rPr>
+              <w:t xml:space="preserve">naturales y enteros, así como de la jerarquía de </w:t>
+            </w:r>
+            <w:proofErr w:type="gramStart"/>
+            <w:r>
+              <w:rPr>
+                <w:rFonts w:ascii="Arial" w:hAnsi="Arial" w:cs="Arial"/>
+                <w:sz w:val="24"/>
+                <w:szCs w:val="24"/>
+              </w:rPr>
+              <w:t>las mismas</w:t>
+            </w:r>
+            <w:proofErr w:type="gramEnd"/>
+            <w:r>
+              <w:rPr>
+                <w:rFonts w:ascii="Arial" w:hAnsi="Arial" w:cs="Arial"/>
+                <w:sz w:val="24"/>
+                <w:szCs w:val="24"/>
+              </w:rPr>
+              <w:t>.</w:t>
+            </w:r>
+          </w:p>
+          <w:p>
+            <w:pPr>
+              <w:spacing w:line="360" w:lineRule="auto"/>
+              <w:jc w:val="both"/>
+              <w:rPr>
+                <w:rFonts w:ascii="Arial" w:hAnsi="Arial" w:cs="Arial"/>
+                <w:sz w:val="24"/>
+                <w:szCs w:val="24"/>
+              </w:rPr>
+            </w:pPr>
+            <w:r>
+              <w:rPr>
+                <w:rFonts w:ascii="Arial" w:hAnsi="Arial" w:cs="Arial"/>
+                <w:sz w:val="24"/>
+                <w:szCs w:val="24"/>
+              </w:rPr>
+              <w:t>‒ Uso de las propiedades de las operaciones aritméticas (suma, resta, multiplicación y división)</w:t>
+            </w:r>
+          </w:p>
+          <w:p>
+            <w:pPr>
+              <w:spacing w:line="360" w:lineRule="auto"/>
+              <w:jc w:val="both"/>
+              <w:rPr>
+                <w:rFonts w:ascii="Arial" w:hAnsi="Arial" w:cs="Arial"/>
+                <w:sz w:val="24"/>
+                <w:szCs w:val="24"/>
+              </w:rPr>
+            </w:pPr>
+            <w:r>
+              <w:rPr>
+                <w:rFonts w:ascii="Arial" w:hAnsi="Arial" w:cs="Arial"/>
+                <w:sz w:val="24"/>
+                <w:szCs w:val="24"/>
+              </w:rPr>
+              <w:t>para realizar cálculos de manera eficiente con números naturales, enteros, fraccionarios y</w:t>
+            </w:r>
+          </w:p>
+          <w:p>
+            <w:pPr>
+              <w:spacing w:line="360" w:lineRule="auto"/>
+              <w:jc w:val="both"/>
+              <w:rPr>
+                <w:rFonts w:ascii="Arial" w:hAnsi="Arial" w:cs="Arial"/>
+                <w:sz w:val="24"/>
+                <w:szCs w:val="24"/>
+              </w:rPr>
+            </w:pPr>
+            <w:r>
+              <w:rPr>
+                <w:rFonts w:ascii="Arial" w:hAnsi="Arial" w:cs="Arial"/>
+                <w:sz w:val="24"/>
+                <w:szCs w:val="24"/>
+              </w:rPr>
+              <w:t>decimales, adaptando las estrategias a cada situación.</w:t>
+            </w:r>
+          </w:p>
+          <w:p>
+            <w:pPr>
+              <w:spacing w:line="360" w:lineRule="auto"/>
+              <w:jc w:val="both"/>
+              <w:rPr>
+                <w:rFonts w:ascii="Arial" w:hAnsi="Arial" w:cs="Arial"/>
+                <w:sz w:val="24"/>
+                <w:szCs w:val="24"/>
+              </w:rPr>
+            </w:pPr>
+            <w:r>
+              <w:rPr>
+                <w:rFonts w:ascii="Arial" w:hAnsi="Arial" w:cs="Arial"/>
+                <w:sz w:val="24"/>
+                <w:szCs w:val="24"/>
+              </w:rPr>
+              <w:t>‒ Comprensión del significado matemático de las potencias de números enteros con exponente</w:t>
+            </w:r>
+          </w:p>
+          <w:p>
+            <w:pPr>
+              <w:spacing w:line="360" w:lineRule="auto"/>
+              <w:jc w:val="both"/>
+              <w:rPr>
+                <w:rFonts w:ascii="Arial" w:hAnsi="Arial" w:cs="Arial"/>
+                <w:sz w:val="24"/>
+                <w:szCs w:val="24"/>
+              </w:rPr>
+            </w:pPr>
+            <w:r>
+              <w:rPr>
+                <w:rFonts w:ascii="Arial" w:hAnsi="Arial" w:cs="Arial"/>
+                <w:sz w:val="24"/>
+                <w:szCs w:val="24"/>
+              </w:rPr>
+              <w:t>natural. Estudio de sus propiedades y realización de operaciones y problemas sencillos con</w:t>
+            </w:r>
+          </w:p>
+          <w:p>
+            <w:pPr>
+              <w:spacing w:line="360" w:lineRule="auto"/>
+              <w:jc w:val="both"/>
+              <w:rPr>
+                <w:rFonts w:ascii="Arial" w:hAnsi="Arial" w:cs="Arial"/>
+                <w:sz w:val="24"/>
+                <w:szCs w:val="24"/>
+              </w:rPr>
+            </w:pPr>
+            <w:r>
+              <w:rPr>
+                <w:rFonts w:ascii="Arial" w:hAnsi="Arial" w:cs="Arial"/>
+                <w:sz w:val="24"/>
+                <w:szCs w:val="24"/>
+              </w:rPr>
+              <w:t>las mismas.</w:t>
+            </w:r>
+          </w:p>
+          <w:p>
+            <w:pPr>
+              <w:spacing w:line="360" w:lineRule="auto"/>
+              <w:jc w:val="both"/>
+              <w:rPr>
+                <w:rFonts w:ascii="Arial" w:hAnsi="Arial" w:cs="Arial"/>
+                <w:sz w:val="24"/>
+                <w:szCs w:val="24"/>
+              </w:rPr>
+            </w:pPr>
+            <w:r>
+              <w:rPr>
+                <w:rFonts w:ascii="Arial" w:hAnsi="Arial" w:cs="Arial"/>
+                <w:sz w:val="24"/>
+                <w:szCs w:val="24"/>
+              </w:rPr>
+              <w:t>4. Relaciones.</w:t>
+            </w:r>
+          </w:p>
+          <w:p>
+            <w:pPr>
+              <w:spacing w:line="360" w:lineRule="auto"/>
+              <w:jc w:val="both"/>
+              <w:rPr>
+                <w:rFonts w:ascii="Arial" w:hAnsi="Arial" w:cs="Arial"/>
+                <w:sz w:val="24"/>
+                <w:szCs w:val="24"/>
+              </w:rPr>
+            </w:pPr>
+            <w:r>
+              <w:rPr>
+                <w:rFonts w:ascii="Arial" w:hAnsi="Arial" w:cs="Arial"/>
+                <w:sz w:val="24"/>
+                <w:szCs w:val="24"/>
+              </w:rPr>
+              <w:t>‒ Obtención de números decimales a partir de números fraccionarios.</w:t>
+            </w:r>
+          </w:p>
+          <w:p>
+            <w:pPr>
+              <w:spacing w:line="360" w:lineRule="auto"/>
+              <w:jc w:val="both"/>
+              <w:rPr>
+                <w:rFonts w:ascii="Arial" w:hAnsi="Arial" w:cs="Arial"/>
+                <w:sz w:val="24"/>
+                <w:szCs w:val="24"/>
+              </w:rPr>
+            </w:pPr>
+            <w:r>
+              <w:rPr>
+                <w:rFonts w:ascii="Arial" w:hAnsi="Arial" w:cs="Arial"/>
+                <w:sz w:val="24"/>
+                <w:szCs w:val="24"/>
+              </w:rPr>
+              <w:t>‒ Los cuadrados perfectos y las raíces cuadradas exactas.</w:t>
+            </w:r>
+          </w:p>
+          <w:p>
+            <w:pPr>
+              <w:spacing w:line="360" w:lineRule="auto"/>
+              <w:jc w:val="both"/>
+              <w:rPr>
+                <w:rFonts w:ascii="Arial" w:hAnsi="Arial" w:cs="Arial"/>
+                <w:sz w:val="24"/>
+                <w:szCs w:val="24"/>
+              </w:rPr>
+            </w:pPr>
+            <w:r>
+              <w:rPr>
+                <w:rFonts w:ascii="Arial" w:hAnsi="Arial" w:cs="Arial"/>
+                <w:sz w:val="24"/>
+                <w:szCs w:val="24"/>
+              </w:rPr>
+              <w:t>‒ Utilización de factores, múltiplos y divisores. Factorización en números primos para resolver</w:t>
+            </w:r>
+          </w:p>
+          <w:p>
+            <w:pPr>
+              <w:spacing w:line="360" w:lineRule="auto"/>
+              <w:jc w:val="both"/>
+              <w:rPr>
+                <w:rFonts w:ascii="Arial" w:hAnsi="Arial" w:cs="Arial"/>
+                <w:sz w:val="24"/>
+                <w:szCs w:val="24"/>
+              </w:rPr>
+            </w:pPr>
+            <w:r>
+              <w:rPr>
+                <w:rFonts w:ascii="Arial" w:hAnsi="Arial" w:cs="Arial"/>
+                <w:sz w:val="24"/>
+                <w:szCs w:val="24"/>
+              </w:rPr>
+              <w:t>problemas: estrategias y herramientas.</w:t>
+            </w:r>
+          </w:p>
+          <w:p>
+            <w:pPr>
+              <w:spacing w:line="360" w:lineRule="auto"/>
+              <w:jc w:val="both"/>
+              <w:rPr>
+                <w:rFonts w:ascii="Arial" w:hAnsi="Arial" w:cs="Arial"/>
+                <w:sz w:val="24"/>
+                <w:szCs w:val="24"/>
+              </w:rPr>
+            </w:pPr>
+            <w:r>
+              <w:rPr>
+                <w:rFonts w:ascii="Arial" w:hAnsi="Arial" w:cs="Arial"/>
+                <w:sz w:val="24"/>
+                <w:szCs w:val="24"/>
+              </w:rPr>
+              <w:t>Criterios de divisibilidad necesarios para la resolución de problemas sencillos y la</w:t>
+            </w:r>
+          </w:p>
+          <w:p>
+            <w:pPr>
+              <w:spacing w:line="360" w:lineRule="auto"/>
+              <w:jc w:val="both"/>
+              <w:rPr>
+                <w:rFonts w:ascii="Arial" w:hAnsi="Arial" w:cs="Arial"/>
+                <w:sz w:val="24"/>
+                <w:szCs w:val="24"/>
+              </w:rPr>
+            </w:pPr>
+            <w:r>
+              <w:rPr>
+                <w:rFonts w:ascii="Arial" w:hAnsi="Arial" w:cs="Arial"/>
+                <w:sz w:val="24"/>
+                <w:szCs w:val="24"/>
+              </w:rPr>
               <w:lastRenderedPageBreak/>
-              <w:t>naturales y enteros, así como de la jerarquía de las mismas.</w:t>
-            </w:r>
-          </w:p>
-          <w:p>
-            <w:pPr>
-              <w:spacing w:line="360" w:lineRule="auto"/>
-              <w:jc w:val="both"/>
-              <w:rPr>
-                <w:rFonts w:ascii="Arial" w:hAnsi="Arial" w:cs="Arial"/>
-                <w:sz w:val="24"/>
-                <w:szCs w:val="24"/>
-              </w:rPr>
-            </w:pPr>
-            <w:r>
-              <w:rPr>
-                <w:rFonts w:ascii="Arial" w:hAnsi="Arial" w:cs="Arial"/>
-                <w:sz w:val="24"/>
-                <w:szCs w:val="24"/>
-              </w:rPr>
-              <w:t>‒ Uso de las propiedades de las operaciones aritméticas (suma, resta, multiplicación y división)</w:t>
-            </w:r>
-          </w:p>
-          <w:p>
-            <w:pPr>
-              <w:spacing w:line="360" w:lineRule="auto"/>
-              <w:jc w:val="both"/>
-              <w:rPr>
-                <w:rFonts w:ascii="Arial" w:hAnsi="Arial" w:cs="Arial"/>
-                <w:sz w:val="24"/>
-                <w:szCs w:val="24"/>
-              </w:rPr>
-            </w:pPr>
-            <w:r>
-              <w:rPr>
-                <w:rFonts w:ascii="Arial" w:hAnsi="Arial" w:cs="Arial"/>
-                <w:sz w:val="24"/>
-                <w:szCs w:val="24"/>
-              </w:rPr>
-              <w:t>para realizar cálculos de manera eficiente con números naturales, enteros, fraccionarios y</w:t>
-            </w:r>
-          </w:p>
-          <w:p>
-            <w:pPr>
-              <w:spacing w:line="360" w:lineRule="auto"/>
-              <w:jc w:val="both"/>
-              <w:rPr>
-                <w:rFonts w:ascii="Arial" w:hAnsi="Arial" w:cs="Arial"/>
-                <w:sz w:val="24"/>
-                <w:szCs w:val="24"/>
-              </w:rPr>
-            </w:pPr>
-            <w:r>
-              <w:rPr>
-                <w:rFonts w:ascii="Arial" w:hAnsi="Arial" w:cs="Arial"/>
-                <w:sz w:val="24"/>
-                <w:szCs w:val="24"/>
-              </w:rPr>
-              <w:t>decimales, adaptando las estrategias a cada situación.</w:t>
-            </w:r>
-          </w:p>
-          <w:p>
-            <w:pPr>
-              <w:spacing w:line="360" w:lineRule="auto"/>
-              <w:jc w:val="both"/>
-              <w:rPr>
-                <w:rFonts w:ascii="Arial" w:hAnsi="Arial" w:cs="Arial"/>
-                <w:sz w:val="24"/>
-                <w:szCs w:val="24"/>
-              </w:rPr>
-            </w:pPr>
-            <w:r>
-              <w:rPr>
-                <w:rFonts w:ascii="Arial" w:hAnsi="Arial" w:cs="Arial"/>
-                <w:sz w:val="24"/>
-                <w:szCs w:val="24"/>
-              </w:rPr>
-              <w:t>‒ Comprensión del significado matemático de las potencias de números enteros con exponente</w:t>
-            </w:r>
-          </w:p>
-          <w:p>
-            <w:pPr>
-              <w:spacing w:line="360" w:lineRule="auto"/>
-              <w:jc w:val="both"/>
-              <w:rPr>
-                <w:rFonts w:ascii="Arial" w:hAnsi="Arial" w:cs="Arial"/>
-                <w:sz w:val="24"/>
-                <w:szCs w:val="24"/>
-              </w:rPr>
-            </w:pPr>
-            <w:r>
-              <w:rPr>
-                <w:rFonts w:ascii="Arial" w:hAnsi="Arial" w:cs="Arial"/>
-                <w:sz w:val="24"/>
-                <w:szCs w:val="24"/>
-              </w:rPr>
-              <w:t>natural. Estudio de sus propiedades y realización de operaciones y problemas sencillos con</w:t>
-            </w:r>
-          </w:p>
-          <w:p>
-            <w:pPr>
-              <w:spacing w:line="360" w:lineRule="auto"/>
-              <w:jc w:val="both"/>
-              <w:rPr>
-                <w:rFonts w:ascii="Arial" w:hAnsi="Arial" w:cs="Arial"/>
-                <w:sz w:val="24"/>
-                <w:szCs w:val="24"/>
-              </w:rPr>
-            </w:pPr>
-            <w:r>
-              <w:rPr>
-                <w:rFonts w:ascii="Arial" w:hAnsi="Arial" w:cs="Arial"/>
-                <w:sz w:val="24"/>
-                <w:szCs w:val="24"/>
-              </w:rPr>
-              <w:t>las mismas.</w:t>
-            </w:r>
-          </w:p>
-          <w:p>
-            <w:pPr>
-              <w:spacing w:line="360" w:lineRule="auto"/>
-              <w:jc w:val="both"/>
-              <w:rPr>
-                <w:rFonts w:ascii="Arial" w:hAnsi="Arial" w:cs="Arial"/>
-                <w:sz w:val="24"/>
-                <w:szCs w:val="24"/>
-              </w:rPr>
-            </w:pPr>
-            <w:r>
-              <w:rPr>
-                <w:rFonts w:ascii="Arial" w:hAnsi="Arial" w:cs="Arial"/>
-                <w:sz w:val="24"/>
-                <w:szCs w:val="24"/>
-              </w:rPr>
-              <w:t>4. Relaciones.</w:t>
-            </w:r>
-          </w:p>
-          <w:p>
-            <w:pPr>
-              <w:spacing w:line="360" w:lineRule="auto"/>
-              <w:jc w:val="both"/>
-              <w:rPr>
-                <w:rFonts w:ascii="Arial" w:hAnsi="Arial" w:cs="Arial"/>
-                <w:sz w:val="24"/>
-                <w:szCs w:val="24"/>
-              </w:rPr>
-            </w:pPr>
-            <w:r>
-              <w:rPr>
-                <w:rFonts w:ascii="Arial" w:hAnsi="Arial" w:cs="Arial"/>
-                <w:sz w:val="24"/>
-                <w:szCs w:val="24"/>
-              </w:rPr>
-              <w:t>‒ Obtención de números decimales a partir de números fraccionarios.</w:t>
-            </w:r>
-          </w:p>
-          <w:p>
-            <w:pPr>
-              <w:spacing w:line="360" w:lineRule="auto"/>
-              <w:jc w:val="both"/>
-              <w:rPr>
-                <w:rFonts w:ascii="Arial" w:hAnsi="Arial" w:cs="Arial"/>
-                <w:sz w:val="24"/>
-                <w:szCs w:val="24"/>
-              </w:rPr>
-            </w:pPr>
-            <w:r>
-              <w:rPr>
-                <w:rFonts w:ascii="Arial" w:hAnsi="Arial" w:cs="Arial"/>
-                <w:sz w:val="24"/>
-                <w:szCs w:val="24"/>
-              </w:rPr>
-              <w:t>‒ Los cuadrados perfectos y las raíces cuadradas exactas.</w:t>
-            </w:r>
-          </w:p>
-          <w:p>
-            <w:pPr>
-              <w:spacing w:line="360" w:lineRule="auto"/>
-              <w:jc w:val="both"/>
-              <w:rPr>
-                <w:rFonts w:ascii="Arial" w:hAnsi="Arial" w:cs="Arial"/>
-                <w:sz w:val="24"/>
-                <w:szCs w:val="24"/>
-              </w:rPr>
-            </w:pPr>
-            <w:r>
-              <w:rPr>
-                <w:rFonts w:ascii="Arial" w:hAnsi="Arial" w:cs="Arial"/>
-                <w:sz w:val="24"/>
-                <w:szCs w:val="24"/>
-              </w:rPr>
-              <w:t>‒ Utilización de factores, múltiplos y divisores. Factorización en números primos para resolver</w:t>
-            </w:r>
-          </w:p>
-          <w:p>
-            <w:pPr>
-              <w:spacing w:line="360" w:lineRule="auto"/>
-              <w:jc w:val="both"/>
-              <w:rPr>
-                <w:rFonts w:ascii="Arial" w:hAnsi="Arial" w:cs="Arial"/>
-                <w:sz w:val="24"/>
-                <w:szCs w:val="24"/>
-              </w:rPr>
-            </w:pPr>
-            <w:r>
-              <w:rPr>
-                <w:rFonts w:ascii="Arial" w:hAnsi="Arial" w:cs="Arial"/>
-                <w:sz w:val="24"/>
-                <w:szCs w:val="24"/>
-              </w:rPr>
-              <w:t>problemas: estrategias y herramientas.</w:t>
-            </w:r>
-          </w:p>
-          <w:p>
-            <w:pPr>
-              <w:spacing w:line="360" w:lineRule="auto"/>
-              <w:jc w:val="both"/>
-              <w:rPr>
-                <w:rFonts w:ascii="Arial" w:hAnsi="Arial" w:cs="Arial"/>
-                <w:sz w:val="24"/>
-                <w:szCs w:val="24"/>
-              </w:rPr>
-            </w:pPr>
-            <w:r>
-              <w:rPr>
-                <w:rFonts w:ascii="Arial" w:hAnsi="Arial" w:cs="Arial"/>
-                <w:sz w:val="24"/>
-                <w:szCs w:val="24"/>
-              </w:rPr>
-              <w:t> Criterios de divisibilidad necesarios para la resolución de problemas sencillos y la</w:t>
-            </w:r>
-          </w:p>
-          <w:p>
-            <w:pPr>
-              <w:spacing w:line="360" w:lineRule="auto"/>
-              <w:jc w:val="both"/>
-              <w:rPr>
-                <w:rFonts w:ascii="Arial" w:hAnsi="Arial" w:cs="Arial"/>
-                <w:sz w:val="24"/>
-                <w:szCs w:val="24"/>
-              </w:rPr>
-            </w:pPr>
-            <w:r>
-              <w:rPr>
-                <w:rFonts w:ascii="Arial" w:hAnsi="Arial" w:cs="Arial"/>
-                <w:sz w:val="24"/>
-                <w:szCs w:val="24"/>
-              </w:rPr>
               <w:t>correcta descomposición factorial de un número en sus factores primos.</w:t>
             </w:r>
           </w:p>
@@ -3636,7 +4163,7 @@
                 <w:sz w:val="24"/>
                 <w:szCs w:val="24"/>
               </w:rPr>
-              <w:t> Mínimo común múltiplo y máximo común divisor de dos o más números: concepto y</w:t>
+              <w:t>Mínimo común múltiplo y máximo común divisor de dos o más números: concepto y</w:t>
             </w:r>
           </w:p>
           <w:p>
@@ -3675,6 +4202,13 @@
                 <w:szCs w:val="24"/>
               </w:rPr>
               <w:separator/>
+            </w:r>
+            <w:r>
+              <w:rPr>
+                <w:rFonts w:ascii="Arial" w:hAnsi="Arial" w:cs="Arial"/>
+                <w:sz w:val="24"/>
+                <w:szCs w:val="24"/>
+              </w:rPr>
               <w:t xml:space="preserve"> Comparación y ordenación de fracciones: situación exacta o aproximada en la recta</w:t>
             </w:r>
           </w:p>
@@ -3694,7 +4228,6 @@
                 <w:sz w:val="24"/>
                 <w:szCs w:val="24"/>
               </w:rPr>
-              <w:lastRenderedPageBreak/>
               <w:t>numérica.</w:t>
             </w:r>
           </w:p>
@@ -4010,7 +4543,6 @@
                 <w:sz w:val="24"/>
                 <w:szCs w:val="24"/>
               </w:rPr>
-              <w:lastRenderedPageBreak/>
               <w:t>aprendizaje de las matemáticas, identificando los errores cometidos como uno de los</w:t>
             </w:r>
           </w:p>
@@ -4429,6 +4961,7 @@
               <w:rPr>
                 <w:rFonts w:eastAsiaTheme="minorEastAsia" w:cstheme="minorHAnsi"/>
               </w:rPr>
+              <w:lastRenderedPageBreak/>
               <w:t>Debe contener la teoría vista en clase junto con ejemplos representativos.</w:t>
             </w:r>
           </w:p>
@@ -4718,6 +5251,7 @@
                 <w:sz w:val="24"/>
                 <w:szCs w:val="24"/>
               </w:rPr>
+              <w:lastRenderedPageBreak/>
               <w:t>Actitud</w:t>
             </w:r>
             <w:r>
@@ -4800,11 +5334,7 @@
               <w:t xml:space="preserve">Observación diaria. Participación, interés por la asignatura y actitud: </w:t>
             </w:r>
             <w:r>
-              <w:t xml:space="preserve">Los docentes tomarán nota acerca de la actitud y trabajo de los alumnos en clase, su interés por la asignatura y su participación en la corrección de los ejercicios y en los posibles debates y coloquios que surjan. Así mismo, se observará si lleva el trabajo al día o si por el contrario viene a clase sin haber hecho los deberes o no trabaja en los momentos que se les proponga hacerlo. La actitud de los alumnos en clase, al ser decisiva en el proceso de enseñanza-aprendizaje del alumno, </w:t>
-            </w:r>
-            <w:r>
-              <w:lastRenderedPageBreak/>
-              <w:t>será valorada en el apartado de trabajo en clase.</w:t>
+              <w:t>Los docentes tomarán nota acerca de la actitud y trabajo de los alumnos en clase, su interés por la asignatura y su participación en la corrección de los ejercicios y en los posibles debates y coloquios que surjan. Así mismo, se observará si lleva el trabajo al día o si por el contrario viene a clase sin haber hecho los deberes o no trabaja en los momentos que se les proponga hacerlo. La actitud de los alumnos en clase, al ser decisiva en el proceso de enseñanza-aprendizaje del alumno, será valorada en el apartado de trabajo en clase.</w:t>
             </w:r>
           </w:p>
           <w:p>
@@ -5079,7 +5609,23 @@
               <w:jc w:val="both"/>
             </w:pPr>
             <w:r>
-              <w:t>Los trabajos  y actividades que se elaboren a lo largo del curso persiguen dos objetivos fundamentales: por un lado pretenden promover la autonomía y la elaboración de conclusiones; y por otro generan un elemento más de valoración del esfuerzo diario y constante del alumno para la superación de la asignatura. Un modelo de rúbrica de trabajos en tres actos puede ser el siguiente.</w:t>
+              <w:t xml:space="preserve">Los </w:t>
+            </w:r>
+            <w:proofErr w:type="gramStart"/>
+            <w:r>
+              <w:t>trabajos  y</w:t>
+            </w:r>
+            <w:proofErr w:type="gramEnd"/>
+            <w:r>
+              <w:t xml:space="preserve"> actividades que se elaboren a lo largo del curso persiguen dos objetivos fundamentales: por un </w:t>
+            </w:r>
+            <w:proofErr w:type="gramStart"/>
+            <w:r>
+              <w:t>lado</w:t>
+            </w:r>
+            <w:proofErr w:type="gramEnd"/>
+            <w:r>
+              <w:t xml:space="preserve"> pretenden promover la autonomía y la elaboración de conclusiones; y por otro generan un elemento más de valoración del esfuerzo diario y constante del alumno para la superación de la asignatura. Un modelo de rúbrica de trabajos en tres actos puede ser el siguiente.</w:t>
             </w:r>
           </w:p>
           <w:p>
@@ -5202,7 +5748,23 @@
                 <w:sz w:val="24"/>
                 <w:szCs w:val="24"/>
               </w:rPr>
-              <w:t>Queda a criterio del profesor, utilizar las rúbricas aquí presentes u otras equivalentes en las que se evalúen los trabajos, en cualquier caso el profesor facilitará las rúbricas utilizadas.</w:t>
+              <w:t xml:space="preserve">Queda a criterio del profesor, utilizar las rúbricas aquí presentes u otras equivalentes en las que se evalúen los trabajos, en cualquier </w:t>
+            </w:r>
+            <w:proofErr w:type="gramStart"/>
+            <w:r>
+              <w:rPr>
+                <w:sz w:val="24"/>
+                <w:szCs w:val="24"/>
+              </w:rPr>
+              <w:t>caso</w:t>
+            </w:r>
+            <w:proofErr w:type="gramEnd"/>
+            <w:r>
+              <w:rPr>
+                <w:sz w:val="24"/>
+                <w:szCs w:val="24"/>
+              </w:rPr>
+              <w:t xml:space="preserve"> el profesor facilitará las rúbricas utilizadas.</w:t>
             </w:r>
           </w:p>
           <w:p>
@@ -6920,7 +7482,25 @@
                 <w:sz w:val="24"/>
                 <w:szCs w:val="24"/>
               </w:rPr>
-              <w:t>Se intentará aplicar la heteroevaluación (diferentes personal al alumnado</w:t>
+              <w:t>Se intentará aplicar la heteroevaluación (</w:t>
+            </w:r>
+            <w:proofErr w:type="gramStart"/>
+            <w:r>
+              <w:rPr>
+                <w:rFonts w:ascii="Arial" w:hAnsi="Arial" w:cs="Arial"/>
+                <w:sz w:val="24"/>
+                <w:szCs w:val="24"/>
+              </w:rPr>
+              <w:t>diferentes personal</w:t>
+            </w:r>
+            <w:proofErr w:type="gramEnd"/>
+            <w:r>
+              <w:rPr>
+                <w:rFonts w:ascii="Arial" w:hAnsi="Arial" w:cs="Arial"/>
+                <w:sz w:val="24"/>
+                <w:szCs w:val="24"/>
+              </w:rPr>
+              <w:t xml:space="preserve"> al alumnado</w:t>
             </w:r>
             <w:r>
               <w:rPr>
@@ -7092,19 +7672,9 @@
                 <w:lang w:val="en-US"/>
               </w:rPr>
               <w:tab/>
-              <w:t>4) Treasure Hunt o búsqueda del tesoro.</w:t>
-            </w:r>
-          </w:p>
-          <w:p>
-            <w:pPr>
-              <w:spacing w:line="360" w:lineRule="auto"/>
-              <w:jc w:val="both"/>
-              <w:rPr>
-                <w:rFonts w:ascii="Arial" w:hAnsi="Arial" w:cs="Arial"/>
-                <w:sz w:val="24"/>
-                <w:szCs w:val="24"/>
-              </w:rPr>
-            </w:pPr>
+              <w:t xml:space="preserve">4) Treasure Hunt o </w:t>
+            </w:r>
+            <w:proofErr w:type="spellStart"/>
             <w:r>
               <w:rPr>
                 <w:rFonts w:ascii="Arial" w:hAnsi="Arial" w:cs="Arial"/>
@@ -7112,6 +7682,56 @@
                 <w:szCs w:val="24"/>
                 <w:lang w:val="en-US"/>
               </w:rPr>
+              <w:t>búsqueda</w:t>
+            </w:r>
+            <w:proofErr w:type="spellEnd"/>
+            <w:r>
+              <w:rPr>
+                <w:rFonts w:ascii="Arial" w:hAnsi="Arial" w:cs="Arial"/>
+                <w:sz w:val="24"/>
+                <w:szCs w:val="24"/>
+                <w:lang w:val="en-US"/>
+              </w:rPr>
+              <w:t xml:space="preserve"> del </w:t>
+            </w:r>
+            <w:proofErr w:type="spellStart"/>
+            <w:r>
+              <w:rPr>
+                <w:rFonts w:ascii="Arial" w:hAnsi="Arial" w:cs="Arial"/>
+                <w:sz w:val="24"/>
+                <w:szCs w:val="24"/>
+                <w:lang w:val="en-US"/>
+              </w:rPr>
+              <w:t>tesoro</w:t>
+            </w:r>
+            <w:proofErr w:type="spellEnd"/>
+            <w:r>
+              <w:rPr>
+                <w:rFonts w:ascii="Arial" w:hAnsi="Arial" w:cs="Arial"/>
+                <w:sz w:val="24"/>
+                <w:szCs w:val="24"/>
+                <w:lang w:val="en-US"/>
+              </w:rPr>
+              <w:t>.</w:t>
+            </w:r>
+          </w:p>
+          <w:p>
+            <w:pPr>
+              <w:spacing w:line="360" w:lineRule="auto"/>
+              <w:jc w:val="both"/>
+              <w:rPr>
+                <w:rFonts w:ascii="Arial" w:hAnsi="Arial" w:cs="Arial"/>
+                <w:sz w:val="24"/>
+                <w:szCs w:val="24"/>
+              </w:rPr>
+            </w:pPr>
+            <w:r>
+              <w:rPr>
+                <w:rFonts w:ascii="Arial" w:hAnsi="Arial" w:cs="Arial"/>
+                <w:sz w:val="24"/>
+                <w:szCs w:val="24"/>
+                <w:lang w:val="en-US"/>
+              </w:rPr>
               <w:tab/>
             </w:r>
             <w:r>
@@ -7140,8 +7760,18 @@
                 <w:szCs w:val="24"/>
               </w:rPr>
               <w:tab/>
-              <w:t>6) Escape room</w:t>
-            </w:r>
+              <w:t xml:space="preserve">6) Escape </w:t>
+            </w:r>
+            <w:proofErr w:type="spellStart"/>
+            <w:r>
+              <w:rPr>
+                <w:rFonts w:ascii="Arial" w:hAnsi="Arial" w:cs="Arial"/>
+                <w:sz w:val="24"/>
+                <w:szCs w:val="24"/>
+              </w:rPr>
+              <w:t>room</w:t>
+            </w:r>
+            <w:proofErr w:type="spellEnd"/>
           </w:p>
           <w:p>
             <w:pPr>
@@ -7180,7 +7810,43 @@
                 <w:szCs w:val="24"/>
               </w:rPr>
               <w:tab/>
-              <w:t>8) Flipped classroom o clase invertida.</w:t>
+              <w:t xml:space="preserve">8) </w:t>
+            </w:r>
+            <w:proofErr w:type="spellStart"/>
+            <w:r>
+              <w:rPr>
+                <w:rFonts w:ascii="Arial" w:hAnsi="Arial" w:cs="Arial"/>
+                <w:sz w:val="24"/>
+                <w:szCs w:val="24"/>
+              </w:rPr>
+              <w:t>Flipped</w:t>
+            </w:r>
+            <w:proofErr w:type="spellEnd"/>
+            <w:r>
+              <w:rPr>
+                <w:rFonts w:ascii="Arial" w:hAnsi="Arial" w:cs="Arial"/>
+                <w:sz w:val="24"/>
+                <w:szCs w:val="24"/>
+              </w:rPr>
+              <w:t xml:space="preserve"> </w:t>
+            </w:r>
+            <w:proofErr w:type="spellStart"/>
+            <w:r>
+              <w:rPr>
+                <w:rFonts w:ascii="Arial" w:hAnsi="Arial" w:cs="Arial"/>
+                <w:sz w:val="24"/>
+                <w:szCs w:val="24"/>
+              </w:rPr>
+              <w:t>classroom</w:t>
+            </w:r>
+            <w:proofErr w:type="spellEnd"/>
+            <w:r>
+              <w:rPr>
+                <w:rFonts w:ascii="Arial" w:hAnsi="Arial" w:cs="Arial"/>
+                <w:sz w:val="24"/>
+                <w:szCs w:val="24"/>
+              </w:rPr>
+              <w:t xml:space="preserve"> o clase invertida.</w:t>
             </w:r>
           </w:p>
           <w:p>
@@ -7200,7 +7866,61 @@
                 <w:szCs w:val="24"/>
               </w:rPr>
               <w:tab/>
-              <w:t>9) Thinking based learning o Aprendizaje basado en el pensamiento.</w:t>
+              <w:t xml:space="preserve">9) </w:t>
+            </w:r>
+            <w:proofErr w:type="spellStart"/>
+            <w:r>
+              <w:rPr>
+                <w:rFonts w:ascii="Arial" w:hAnsi="Arial" w:cs="Arial"/>
+                <w:sz w:val="24"/>
+                <w:szCs w:val="24"/>
+              </w:rPr>
+              <w:t>Thinking</w:t>
+            </w:r>
+            <w:proofErr w:type="spellEnd"/>
+            <w:r>
+              <w:rPr>
+                <w:rFonts w:ascii="Arial" w:hAnsi="Arial" w:cs="Arial"/>
+                <w:sz w:val="24"/>
+                <w:szCs w:val="24"/>
+              </w:rPr>
+              <w:t xml:space="preserve"> </w:t>
+            </w:r>
+            <w:proofErr w:type="spellStart"/>
+            <w:r>
+              <w:rPr>
+                <w:rFonts w:ascii="Arial" w:hAnsi="Arial" w:cs="Arial"/>
+                <w:sz w:val="24"/>
+                <w:szCs w:val="24"/>
+              </w:rPr>
+              <w:t>based</w:t>
+            </w:r>
+            <w:proofErr w:type="spellEnd"/>
+            <w:r>
+              <w:rPr>
+                <w:rFonts w:ascii="Arial" w:hAnsi="Arial" w:cs="Arial"/>
+                <w:sz w:val="24"/>
+                <w:szCs w:val="24"/>
+              </w:rPr>
+              <w:t xml:space="preserve"> </w:t>
+            </w:r>
+            <w:proofErr w:type="spellStart"/>
+            <w:r>
+              <w:rPr>
+                <w:rFonts w:ascii="Arial" w:hAnsi="Arial" w:cs="Arial"/>
+                <w:sz w:val="24"/>
+                <w:szCs w:val="24"/>
+              </w:rPr>
+              <w:t>learning</w:t>
+            </w:r>
+            <w:proofErr w:type="spellEnd"/>
+            <w:r>
+              <w:rPr>
+                <w:rFonts w:ascii="Arial" w:hAnsi="Arial" w:cs="Arial"/>
+                <w:sz w:val="24"/>
+                <w:szCs w:val="24"/>
+              </w:rPr>
+              <w:t xml:space="preserve"> o Aprendizaje basado en el pensamiento.</w:t>
             </w:r>
           </w:p>
           <w:p>
@@ -7220,7 +7940,43 @@
                 <w:szCs w:val="24"/>
               </w:rPr>
               <w:tab/>
-              <w:t>11) Design thinking (DT)</w:t>
+              <w:t xml:space="preserve">11) </w:t>
+            </w:r>
+            <w:proofErr w:type="spellStart"/>
+            <w:r>
+              <w:rPr>
+                <w:rFonts w:ascii="Arial" w:hAnsi="Arial" w:cs="Arial"/>
+                <w:sz w:val="24"/>
+                <w:szCs w:val="24"/>
+              </w:rPr>
+              <w:t>Design</w:t>
+            </w:r>
+            <w:proofErr w:type="spellEnd"/>
+            <w:r>
+              <w:rPr>
+                <w:rFonts w:ascii="Arial" w:hAnsi="Arial" w:cs="Arial"/>
+                <w:sz w:val="24"/>
+                <w:szCs w:val="24"/>
+              </w:rPr>
+              <w:t xml:space="preserve"> </w:t>
+            </w:r>
+            <w:proofErr w:type="spellStart"/>
+            <w:r>
+              <w:rPr>
+                <w:rFonts w:ascii="Arial" w:hAnsi="Arial" w:cs="Arial"/>
+                <w:sz w:val="24"/>
+                <w:szCs w:val="24"/>
+              </w:rPr>
+              <w:t>thinking</w:t>
+            </w:r>
+            <w:proofErr w:type="spellEnd"/>
+            <w:r>
+              <w:rPr>
+                <w:rFonts w:ascii="Arial" w:hAnsi="Arial" w:cs="Arial"/>
+                <w:sz w:val="24"/>
+                <w:szCs w:val="24"/>
+              </w:rPr>
+              <w:t xml:space="preserve"> (DT)</w:t>
             </w:r>
           </w:p>
           <w:p>
@@ -7510,7 +8266,21 @@
               <w:rPr>
                 <w:rFonts w:eastAsia="Times"/>
               </w:rPr>
-              <w:t>Debemos conseguir los alumnos y alumnas sepan expresarse oral, escrita y gráficamente con un vocabulario específico de términos y notaciones matemáticas.</w:t>
+              <w:t xml:space="preserve">Debemos conseguir </w:t>
+            </w:r>
+            <w:proofErr w:type="gramStart"/>
+            <w:r>
+              <w:rPr>
+                <w:rFonts w:eastAsia="Times"/>
+              </w:rPr>
+              <w:t>los alumnos y alumnas</w:t>
+            </w:r>
+            <w:proofErr w:type="gramEnd"/>
+            <w:r>
+              <w:rPr>
+                <w:rFonts w:eastAsia="Times"/>
+              </w:rPr>
+              <w:t xml:space="preserve"> sepan expresarse oral, escrita y gráficamente con un vocabulario específico de términos y notaciones matemáticas.</w:t>
             </w:r>
           </w:p>
           <w:p>
@@ -7550,7 +8320,23 @@
               </w:rPr>
             </w:pPr>
             <w:r>
-              <w:t xml:space="preserve"> Se hará especial hincapié en que trabajar y dar vueltas sobre un problema aunque no se llegue a la solución esperada es siempre un gran instrumento de aprendizaje.</w:t>
+              <w:t xml:space="preserve"> Se </w:t>
+            </w:r>
+            <w:proofErr w:type="gramStart"/>
+            <w:r>
+              <w:t>hará especial hincapié</w:t>
+            </w:r>
+            <w:proofErr w:type="gramEnd"/>
+            <w:r>
+              <w:t xml:space="preserve"> en que trabajar y dar vueltas sobre un </w:t>
+            </w:r>
+            <w:proofErr w:type="gramStart"/>
+            <w:r>
+              <w:t>problema</w:t>
+            </w:r>
+            <w:proofErr w:type="gramEnd"/>
+            <w:r>
+              <w:t xml:space="preserve"> aunque no se llegue a la solución esperada es siempre un gran instrumento de aprendizaje.</w:t>
             </w:r>
           </w:p>
           <w:p>
@@ -7622,12 +8408,21 @@
                 <w:lang w:val="es-ES_tradnl" w:eastAsia="es-ES_tradnl"/>
               </w:rPr>
             </w:pPr>
+            <w:proofErr w:type="gramStart"/>
             <w:r>
               <w:rPr>
                 <w:snapToGrid w:val="0"/>
                 <w:lang w:val="es-ES_tradnl" w:eastAsia="es-ES_tradnl"/>
               </w:rPr>
-              <w:t>La metodología a seguir será activa y constructiva. Buscando la finalidad de diseñar y elaborar estrategias que encaminen a los alumnos al descubrimiento de los conceptos, se preparan diversas actividades individuales o en grupo, sobre problemas novedosos, desconocidos, interesantes para el desarrollo intelectual, la formulación de preguntas, la reflexión, el estímulo, la expresión verbal del pensamiento.</w:t>
+              <w:t>La metodología a seguir</w:t>
+            </w:r>
+            <w:proofErr w:type="gramEnd"/>
+            <w:r>
+              <w:rPr>
+                <w:snapToGrid w:val="0"/>
+                <w:lang w:val="es-ES_tradnl" w:eastAsia="es-ES_tradnl"/>
+              </w:rPr>
+              <w:t xml:space="preserve"> será activa y constructiva. Buscando la finalidad de diseñar y elaborar estrategias que encaminen a los alumnos al descubrimiento de los conceptos, se preparan diversas actividades individuales o en grupo, sobre problemas novedosos, desconocidos, interesantes para el desarrollo intelectual, la formulación de preguntas, la reflexión, el estímulo, la expresión verbal del pensamiento.</w:t>
             </w:r>
           </w:p>
           <w:p>
@@ -8040,30 +8835,44 @@
                 <w:snapToGrid w:val="0"/>
               </w:rPr>
               <w:lastRenderedPageBreak/>
-              <w:t>Debemos conseguir que los alumnos y alumnas sepan expresarse oral, escrita y gráficamente con un vocabulario específico de términos y notaciones matemáticas.</w:t>
-            </w:r>
-          </w:p>
-          <w:p>
-            <w:pPr>
-              <w:spacing w:line="360" w:lineRule="auto"/>
-              <w:jc w:val="both"/>
+              <w:t xml:space="preserve">Debemos conseguir que </w:t>
+            </w:r>
+            <w:proofErr w:type="gramStart"/>
+            <w:r>
               <w:rPr>
                 <w:snapToGrid w:val="0"/>
               </w:rPr>
-            </w:pPr>
-          </w:p>
-          <w:p>
-            <w:pPr>
-              <w:spacing w:line="360" w:lineRule="auto"/>
-              <w:jc w:val="both"/>
+              <w:t>los alumnos y alumnas</w:t>
+            </w:r>
+            <w:proofErr w:type="gramEnd"/>
+            <w:r>
               <w:rPr>
                 <w:snapToGrid w:val="0"/>
               </w:rPr>
-            </w:pPr>
-            <w:r>
+              <w:t xml:space="preserve"> sepan expresarse oral, escrita y gráficamente con un vocabulario específico de términos y notaciones matemáticas.</w:t>
+            </w:r>
+          </w:p>
+          <w:p>
+            <w:pPr>
+              <w:spacing w:line="360" w:lineRule="auto"/>
+              <w:jc w:val="both"/>
               <w:rPr>
                 <w:snapToGrid w:val="0"/>
               </w:rPr>
+            </w:pPr>
+          </w:p>
+          <w:p>
+            <w:pPr>
+              <w:spacing w:line="360" w:lineRule="auto"/>
+              <w:jc w:val="both"/>
+              <w:rPr>
+                <w:snapToGrid w:val="0"/>
+              </w:rPr>
+            </w:pPr>
+            <w:r>
+              <w:rPr>
+                <w:snapToGrid w:val="0"/>
+              </w:rPr>
               <w:t>Las Situaciones de aprendizaje permitirán a los alumnos adquirir los saberes básicos de la materia que, tal y como se ha indicado anteriormente, constituyen el medio para trabajar las competencias específicas.</w:t>
             </w:r>
           </w:p>
@@ -8075,11 +8884,19 @@
                 <w:snapToGrid w:val="0"/>
               </w:rPr>
             </w:pPr>
+            <w:proofErr w:type="gramStart"/>
             <w:r>
               <w:rPr>
                 <w:snapToGrid w:val="0"/>
               </w:rPr>
-              <w:t>Muchas  situaciones de aprendizaje pueden entenderse como problemas abiertos donde no hay una solución concreta y los alumnos pueden ahondar en el problema prácticamente de forma indefinida.  Este tipo de situaciones atienden a la diversidad de alumnos que componen un grupo.</w:t>
+              <w:t>Muchas  situaciones</w:t>
+            </w:r>
+            <w:proofErr w:type="gramEnd"/>
+            <w:r>
+              <w:rPr>
+                <w:snapToGrid w:val="0"/>
+              </w:rPr>
+              <w:t xml:space="preserve"> de aprendizaje pueden entenderse como problemas abiertos donde no hay una solución concreta y los alumnos pueden ahondar en el problema prácticamente de forma indefinida.  Este tipo de situaciones atienden a la diversidad de alumnos que componen un grupo.</w:t>
             </w:r>
           </w:p>
           <w:p>
@@ -8479,7 +9296,15 @@
               <w:jc w:val="both"/>
             </w:pPr>
             <w:r>
-              <w:t>El ordenador y la tablet junto con las nuevas tecnologías se utilizarán como un material más al servicio de las actividades, contenidos y objetivos de aula.</w:t>
+              <w:t xml:space="preserve">El ordenador y la </w:t>
+            </w:r>
+            <w:proofErr w:type="spellStart"/>
+            <w:r>
+              <w:t>tablet</w:t>
+            </w:r>
+            <w:proofErr w:type="spellEnd"/>
+            <w:r>
+              <w:t xml:space="preserve"> junto con las nuevas tecnologías se utilizarán como un material más al servicio de las actividades, contenidos y objetivos de aula.</w:t>
             </w:r>
           </w:p>
           <w:p>
@@ -8597,8 +9422,13 @@
               <w:contextualSpacing/>
               <w:jc w:val="both"/>
             </w:pPr>
-            <w:r>
-              <w:t>Los alumnos y alumnas han realizado ya unos estudios anteriores de matemáticas y se han formado unas ideas más o menos precisas sobre los conceptos estudiados. Incluso pueden haberse olvidado de buena parte de esos conocimientos. Se debe comenzar detectando lo que queda de todo ello y corregir, si procede, los errores que pueden obstaculizar el aprendizaje posterior.</w:t>
+            <w:proofErr w:type="gramStart"/>
+            <w:r>
+              <w:t>Los alumnos y alumnas</w:t>
+            </w:r>
+            <w:proofErr w:type="gramEnd"/>
+            <w:r>
+              <w:t xml:space="preserve"> han realizado ya unos estudios anteriores de matemáticas y se han formado unas ideas más o menos precisas sobre los conceptos estudiados. Incluso pueden haberse olvidado de buena parte de esos conocimientos. Se debe comenzar detectando lo que queda de todo ello y corregir, si procede, los errores que pueden obstaculizar el aprendizaje posterior.</w:t>
             </w:r>
           </w:p>
           <w:p>
@@ -9259,8 +10089,17 @@
                 <w:sz w:val="24"/>
                 <w:szCs w:val="24"/>
               </w:rPr>
-              <w:t xml:space="preserve"> o tablet</w:t>
-            </w:r>
+              <w:t xml:space="preserve"> o </w:t>
+            </w:r>
+            <w:proofErr w:type="spellStart"/>
+            <w:r>
+              <w:rPr>
+                <w:sz w:val="24"/>
+                <w:szCs w:val="24"/>
+              </w:rPr>
+              <w:t>tablet</w:t>
+            </w:r>
+            <w:proofErr w:type="spellEnd"/>
             <w:r>
               <w:rPr>
                 <w:sz w:val="24"/>
@@ -9299,7 +10138,23 @@
                 <w:sz w:val="24"/>
                 <w:szCs w:val="24"/>
               </w:rPr>
-              <w:t>. Todas ellas pueden servir, de una forma u otra y gracias a sus características, para llevar el control y evaluación del trabajo diario del alumno. Las plataformas basadas en Moodle, que permiten la posibilidad de organizar cuestionarios y otras pruebas autoevaluables, proporcionan al estudiante un feedback inmediato del producto de su trabajo. Una nota objetiva, que le dice al alumno que su trabajo no sólo está corregido inmediatamente, sino que puede volver a intentarlo (con distintos valores, aunque sea el mismo tipo de ejercicio) y obtener mejores resultados.</w:t>
+              <w:t xml:space="preserve">. Todas ellas pueden servir, de una forma u otra y gracias a sus características, para llevar el control y evaluación del trabajo diario del alumno. Las plataformas basadas en Moodle, que permiten la posibilidad de organizar cuestionarios y otras pruebas </w:t>
+            </w:r>
+            <w:proofErr w:type="spellStart"/>
+            <w:r>
+              <w:rPr>
+                <w:sz w:val="24"/>
+                <w:szCs w:val="24"/>
+              </w:rPr>
+              <w:t>autoevaluables</w:t>
+            </w:r>
+            <w:proofErr w:type="spellEnd"/>
+            <w:r>
+              <w:rPr>
+                <w:sz w:val="24"/>
+                <w:szCs w:val="24"/>
+              </w:rPr>
+              <w:t>, proporcionan al estudiante un feedback inmediato del producto de su trabajo. Una nota objetiva, que le dice al alumno que su trabajo no sólo está corregido inmediatamente, sino que puede volver a intentarlo (con distintos valores, aunque sea el mismo tipo de ejercicio) y obtener mejores resultados.</w:t>
             </w:r>
           </w:p>
           <w:p>
@@ -9785,7 +10640,21 @@
               <w:rPr>
                 <w:b/>
               </w:rPr>
-              <w:t>metodología de Clase Invertida o Flipped Classroom</w:t>
+              <w:t xml:space="preserve">metodología de Clase Invertida o </w:t>
+            </w:r>
+            <w:proofErr w:type="spellStart"/>
+            <w:r>
+              <w:rPr>
+                <w:b/>
+              </w:rPr>
+              <w:t>Flipped</w:t>
+            </w:r>
+            <w:proofErr w:type="spellEnd"/>
+            <w:r>
+              <w:rPr>
+                <w:b/>
+              </w:rPr>
+              <w:t xml:space="preserve"> Classroom</w:t>
             </w:r>
             <w:r>
               <w:t>, de forma que se invierta el proceso de aprendizaje, revisión de los conceptos teóricos en casa, para dedicar el tiempo de clase a consultar dudas y trabajarlos de forma colaborativa.</w:t>
@@ -9907,7 +10776,21 @@
               <w:rPr>
                 <w:color w:val="000000"/>
               </w:rPr>
-              <w:t xml:space="preserve">En concreto, en 1º ESO y 2º ESO  incidiremos en aprender a hacer esquemas y resúmenes, en 3º en hacer mapas conceptuales y extraer las ideas principales y en 4º reforzar todas las técnicas de síntesis y resumen trabajadas anteriormente y adaptadas a un nivel mayor de complejidad. </w:t>
+              <w:t xml:space="preserve">En concreto, en 1º ESO y 2º </w:t>
+            </w:r>
+            <w:proofErr w:type="gramStart"/>
+            <w:r>
+              <w:rPr>
+                <w:color w:val="000000"/>
+              </w:rPr>
+              <w:t>ESO  incidiremos</w:t>
+            </w:r>
+            <w:proofErr w:type="gramEnd"/>
+            <w:r>
+              <w:rPr>
+                <w:color w:val="000000"/>
+              </w:rPr>
+              <w:t xml:space="preserve"> en aprender a hacer esquemas y resúmenes, en 3º en hacer mapas conceptuales y extraer las ideas principales y en 4º reforzar todas las técnicas de síntesis y resumen trabajadas anteriormente y adaptadas a un nivel mayor de complejidad. </w:t>
             </w:r>
           </w:p>
           <w:p>
@@ -9957,10 +10840,9 @@
                 <w:bCs/>
                 <w:sz w:val="24"/>
                 <w:szCs w:val="24"/>
-                <w:highlight w:val="yellow"/>
               </w:rPr>
               <w:lastRenderedPageBreak/>
-              <w:t>Agrupamientos</w:t>
+              <w:t>Agrupamientos:</w:t>
             </w:r>
             <w:r>
               <w:rPr>
@@ -9970,16 +10852,6 @@
                 <w:sz w:val="24"/>
                 <w:szCs w:val="24"/>
               </w:rPr>
-              <w:t>:</w:t>
-            </w:r>
-            <w:r>
-              <w:rPr>
-                <w:rFonts w:ascii="Arial" w:hAnsi="Arial" w:cs="Arial"/>
-                <w:b/>
-                <w:bCs/>
-                <w:sz w:val="24"/>
-                <w:szCs w:val="24"/>
-              </w:rPr>
               <w:t xml:space="preserve"> </w:t>
             </w:r>
             <w:r>
@@ -9988,15 +10860,15 @@
                 <w:sz w:val="24"/>
                 <w:szCs w:val="24"/>
               </w:rPr>
-              <w:t>Individual, por parejas, en pequeños grupos, gran grupo, grupos de expertos,, equipos móviles o flexibles, grupos homogéneos, grupos interactivos,</w:t>
-            </w:r>
-            <w:r>
-              <w:rPr>
-                <w:rFonts w:ascii="Arial" w:hAnsi="Arial" w:cs="Arial"/>
-                <w:sz w:val="24"/>
-                <w:szCs w:val="24"/>
-              </w:rPr>
-              <w:t>…</w:t>
+              <w:t>Individual, por parejas, en pequeños grupos, gran grupo</w:t>
+            </w:r>
+            <w:r>
+              <w:rPr>
+                <w:rFonts w:ascii="Arial" w:hAnsi="Arial" w:cs="Arial"/>
+                <w:sz w:val="24"/>
+                <w:szCs w:val="24"/>
+              </w:rPr>
+              <w:t>. Se especifican en detalle en el apartado de Actividades.</w:t>
             </w:r>
           </w:p>
         </w:tc>
@@ -10036,8 +10908,18 @@
                 <w:sz w:val="24"/>
                 <w:szCs w:val="24"/>
               </w:rPr>
-              <w:t xml:space="preserve"> TIC, espaciales, personales,…</w:t>
-            </w:r>
+              <w:t xml:space="preserve"> TIC, espaciales, </w:t>
+            </w:r>
+            <w:proofErr w:type="gramStart"/>
+            <w:r>
+              <w:rPr>
+                <w:rFonts w:ascii="Arial" w:hAnsi="Arial" w:cs="Arial"/>
+                <w:sz w:val="24"/>
+                <w:szCs w:val="24"/>
+              </w:rPr>
+              <w:t>personales,…</w:t>
+            </w:r>
+            <w:proofErr w:type="gramEnd"/>
           </w:p>
           <w:p>
             <w:pPr>
@@ -10759,8 +11641,33 @@
                 <w:b/>
                 <w:bCs/>
               </w:rPr>
-              <w:t>Gmail, Calendar, Drive, Docs y Meet</w:t>
-            </w:r>
+              <w:t xml:space="preserve">Gmail, Calendar, Drive, </w:t>
+            </w:r>
+            <w:proofErr w:type="spellStart"/>
+            <w:r>
+              <w:rPr>
+                <w:b/>
+                <w:bCs/>
+              </w:rPr>
+              <w:t>Docs</w:t>
+            </w:r>
+            <w:proofErr w:type="spellEnd"/>
+            <w:r>
+              <w:rPr>
+                <w:b/>
+                <w:bCs/>
+              </w:rPr>
+              <w:t xml:space="preserve"> y </w:t>
+            </w:r>
+            <w:proofErr w:type="spellStart"/>
+            <w:r>
+              <w:rPr>
+                <w:b/>
+                <w:bCs/>
+              </w:rPr>
+              <w:t>Meet</w:t>
+            </w:r>
+            <w:proofErr w:type="spellEnd"/>
             <w:r>
               <w:t xml:space="preserve">, que nos permite poder acceder a todo tipo de documentos o contenidos desde un mismo lugar. Es una </w:t>
             </w:r>
@@ -10816,7 +11723,15 @@
               <w:jc w:val="both"/>
             </w:pPr>
             <w:r>
-              <w:t>Herramientas de comunicación: Google Meet, Gmail, Chat.</w:t>
+              <w:t xml:space="preserve">Herramientas de comunicación: Google </w:t>
+            </w:r>
+            <w:proofErr w:type="spellStart"/>
+            <w:r>
+              <w:t>Meet</w:t>
+            </w:r>
+            <w:proofErr w:type="spellEnd"/>
+            <w:r>
+              <w:t>, Gmail, Chat.</w:t>
             </w:r>
           </w:p>
           <w:p>
@@ -10924,7 +11839,6 @@
                 <w:bCs/>
                 <w:sz w:val="24"/>
                 <w:szCs w:val="24"/>
-                <w:highlight w:val="yellow"/>
               </w:rPr>
               <w:lastRenderedPageBreak/>
               <w:t>Espacios</w:t>
@@ -10938,6 +11852,56 @@
                 <w:szCs w:val="24"/>
               </w:rPr>
               <w:t>:</w:t>
+            </w:r>
+            <w:r>
+              <w:rPr>
+                <w:rFonts w:ascii="Arial" w:hAnsi="Arial" w:cs="Arial"/>
+                <w:b/>
+                <w:bCs/>
+                <w:sz w:val="24"/>
+                <w:szCs w:val="24"/>
+              </w:rPr>
+              <w:t xml:space="preserve"> </w:t>
+            </w:r>
+            <w:r>
+              <w:rPr>
+                <w:rFonts w:ascii="Arial" w:hAnsi="Arial" w:cs="Arial"/>
+                <w:sz w:val="24"/>
+                <w:szCs w:val="24"/>
+              </w:rPr>
+              <w:t>Aula</w:t>
+            </w:r>
+            <w:r>
+              <w:rPr>
+                <w:rFonts w:ascii="Arial" w:hAnsi="Arial" w:cs="Arial"/>
+                <w:sz w:val="24"/>
+                <w:szCs w:val="24"/>
+              </w:rPr>
+              <w:t xml:space="preserve"> habitual, aula de naturaleza</w:t>
+            </w:r>
+            <w:r>
+              <w:rPr>
+                <w:rFonts w:ascii="Arial" w:hAnsi="Arial" w:cs="Arial"/>
+                <w:sz w:val="24"/>
+                <w:szCs w:val="24"/>
+              </w:rPr>
+              <w:t>, aula de informática.</w:t>
+            </w:r>
+            <w:r>
+              <w:rPr>
+                <w:rFonts w:ascii="Arial" w:hAnsi="Arial" w:cs="Arial"/>
+                <w:sz w:val="24"/>
+                <w:szCs w:val="24"/>
+              </w:rPr>
+              <w:t xml:space="preserve"> </w:t>
+            </w:r>
+            <w:r>
+              <w:rPr>
+                <w:rFonts w:ascii="Arial" w:hAnsi="Arial" w:cs="Arial"/>
+                <w:sz w:val="24"/>
+                <w:szCs w:val="24"/>
+              </w:rPr>
+              <w:t>Se especifican en detalle en el apartado de Actividades.</w:t>
             </w:r>
           </w:p>
         </w:tc>
@@ -11008,6 +11972,258 @@
               </w:rPr>
               <w:t>1.</w:t>
             </w:r>
+            <w:r>
+              <w:rPr>
+                <w:rFonts w:ascii="Arial" w:hAnsi="Arial" w:cs="Arial"/>
+                <w:sz w:val="24"/>
+                <w:szCs w:val="24"/>
+              </w:rPr>
+              <w:t xml:space="preserve"> ¿Cuántos puzles hay?</w:t>
+            </w:r>
+            <w:r>
+              <w:rPr>
+                <w:rFonts w:ascii="Arial" w:hAnsi="Arial" w:cs="Arial"/>
+                <w:sz w:val="24"/>
+                <w:szCs w:val="24"/>
+              </w:rPr>
+              <w:t xml:space="preserve"> Ubicación: Aula habitual.</w:t>
+            </w:r>
+          </w:p>
+          <w:p>
+            <w:pPr>
+              <w:spacing w:line="360" w:lineRule="auto"/>
+              <w:jc w:val="both"/>
+              <w:rPr>
+                <w:rFonts w:ascii="Arial" w:hAnsi="Arial" w:cs="Arial"/>
+                <w:sz w:val="24"/>
+                <w:szCs w:val="24"/>
+              </w:rPr>
+            </w:pPr>
+            <w:r>
+              <w:rPr>
+                <w:rFonts w:ascii="Arial" w:hAnsi="Arial" w:cs="Arial"/>
+                <w:sz w:val="24"/>
+                <w:szCs w:val="24"/>
+              </w:rPr>
+              <w:t xml:space="preserve">- </w:t>
+            </w:r>
+            <w:r>
+              <w:rPr>
+                <w:rFonts w:ascii="Arial" w:hAnsi="Arial" w:cs="Arial"/>
+                <w:sz w:val="24"/>
+                <w:szCs w:val="24"/>
+              </w:rPr>
+              <w:t xml:space="preserve">PRIMERO: </w:t>
+            </w:r>
+            <w:proofErr w:type="spellStart"/>
+            <w:r>
+              <w:rPr>
+                <w:rFonts w:ascii="Arial" w:hAnsi="Arial" w:cs="Arial"/>
+                <w:sz w:val="24"/>
+                <w:szCs w:val="24"/>
+              </w:rPr>
+              <w:t>Engaging</w:t>
+            </w:r>
+            <w:proofErr w:type="spellEnd"/>
+            <w:r>
+              <w:rPr>
+                <w:rFonts w:ascii="Arial" w:hAnsi="Arial" w:cs="Arial"/>
+                <w:sz w:val="24"/>
+                <w:szCs w:val="24"/>
+              </w:rPr>
+              <w:t xml:space="preserve">. Se entra en contacto con la temática. </w:t>
+            </w:r>
+            <w:r>
+              <w:rPr>
+                <w:rFonts w:ascii="Arial" w:hAnsi="Arial" w:cs="Arial"/>
+                <w:sz w:val="24"/>
+                <w:szCs w:val="24"/>
+              </w:rPr>
+              <w:t>Se les presenta a los alumnos un puzle sencillo, de 3x5 piezas, para que lo monten</w:t>
+            </w:r>
+            <w:r>
+              <w:rPr>
+                <w:rFonts w:ascii="Arial" w:hAnsi="Arial" w:cs="Arial"/>
+                <w:sz w:val="24"/>
+                <w:szCs w:val="24"/>
+              </w:rPr>
+              <w:t xml:space="preserve"> por grupos</w:t>
+            </w:r>
+            <w:r>
+              <w:rPr>
+                <w:rFonts w:ascii="Arial" w:hAnsi="Arial" w:cs="Arial"/>
+                <w:sz w:val="24"/>
+                <w:szCs w:val="24"/>
+              </w:rPr>
+              <w:t xml:space="preserve"> de 2</w:t>
+            </w:r>
+            <w:r>
+              <w:rPr>
+                <w:rFonts w:ascii="Arial" w:hAnsi="Arial" w:cs="Arial"/>
+                <w:sz w:val="24"/>
+                <w:szCs w:val="24"/>
+              </w:rPr>
+              <w:t>. Una vez montado contestan a las siguientes preguntas:</w:t>
+            </w:r>
+            <w:r>
+              <w:rPr>
+                <w:rFonts w:ascii="Arial" w:hAnsi="Arial" w:cs="Arial"/>
+                <w:sz w:val="24"/>
+                <w:szCs w:val="24"/>
+              </w:rPr>
+              <w:t xml:space="preserve"> ¿Cómo describirías la temática? ¿De cuántas piezas consta? </w:t>
+            </w:r>
+            <w:r>
+              <w:rPr>
+                <w:rFonts w:ascii="Arial" w:hAnsi="Arial" w:cs="Arial"/>
+                <w:sz w:val="24"/>
+                <w:szCs w:val="24"/>
+              </w:rPr>
+              <w:t>¿Qué fracción representa a la cantidad de piezas de mar, tierra y aire? ¿</w:t>
+            </w:r>
+            <w:r>
+              <w:rPr>
+                <w:rFonts w:ascii="Arial" w:hAnsi="Arial" w:cs="Arial"/>
+                <w:sz w:val="24"/>
+                <w:szCs w:val="24"/>
+              </w:rPr>
+              <w:t>Se podrían expresar como porcentajes o decimales</w:t>
+            </w:r>
+            <w:r>
+              <w:rPr>
+                <w:rFonts w:ascii="Arial" w:hAnsi="Arial" w:cs="Arial"/>
+                <w:sz w:val="24"/>
+                <w:szCs w:val="24"/>
+              </w:rPr>
+              <w:t>?</w:t>
+            </w:r>
+          </w:p>
+          <w:p>
+            <w:pPr>
+              <w:spacing w:line="360" w:lineRule="auto"/>
+              <w:jc w:val="both"/>
+              <w:rPr>
+                <w:rFonts w:ascii="Arial" w:hAnsi="Arial" w:cs="Arial"/>
+                <w:sz w:val="24"/>
+                <w:szCs w:val="24"/>
+              </w:rPr>
+            </w:pPr>
+            <w:r>
+              <w:rPr>
+                <w:rFonts w:ascii="Arial" w:hAnsi="Arial" w:cs="Arial"/>
+                <w:sz w:val="24"/>
+                <w:szCs w:val="24"/>
+              </w:rPr>
+              <w:t xml:space="preserve">- </w:t>
+            </w:r>
+            <w:r>
+              <w:rPr>
+                <w:rFonts w:ascii="Arial" w:hAnsi="Arial" w:cs="Arial"/>
+                <w:sz w:val="24"/>
+                <w:szCs w:val="24"/>
+              </w:rPr>
+              <w:t xml:space="preserve">SEGUNDO: </w:t>
+            </w:r>
+            <w:r>
+              <w:rPr>
+                <w:rFonts w:ascii="Arial" w:hAnsi="Arial" w:cs="Arial"/>
+                <w:sz w:val="24"/>
+                <w:szCs w:val="24"/>
+              </w:rPr>
+              <w:t xml:space="preserve">Investigación. </w:t>
+            </w:r>
+            <w:r>
+              <w:rPr>
+                <w:rFonts w:ascii="Arial" w:hAnsi="Arial" w:cs="Arial"/>
+                <w:sz w:val="24"/>
+                <w:szCs w:val="24"/>
+              </w:rPr>
+              <w:t>Ahora se forman grupos más grandes, de 5 personas</w:t>
+            </w:r>
+            <w:r>
+              <w:rPr>
+                <w:rFonts w:ascii="Arial" w:hAnsi="Arial" w:cs="Arial"/>
+                <w:sz w:val="24"/>
+                <w:szCs w:val="24"/>
+              </w:rPr>
+              <w:t xml:space="preserve">, que tendrán que repartir roles para investigar sobre las siguientes cuestiones en internet: </w:t>
+            </w:r>
+            <w:r>
+              <w:rPr>
+                <w:rFonts w:ascii="Arial" w:hAnsi="Arial" w:cs="Arial"/>
+                <w:sz w:val="24"/>
+                <w:szCs w:val="24"/>
+              </w:rPr>
+              <w:t xml:space="preserve">¿Qué beneficios aporta un puzle para la salud? ¿De qué manera puede ayudar construir un puzle a la salud mental? </w:t>
+            </w:r>
+            <w:r>
+              <w:rPr>
+                <w:rFonts w:ascii="Arial" w:hAnsi="Arial" w:cs="Arial"/>
+                <w:sz w:val="24"/>
+                <w:szCs w:val="24"/>
+              </w:rPr>
+              <w:t xml:space="preserve">¿Qué es un centro cívico? </w:t>
+            </w:r>
+            <w:r>
+              <w:rPr>
+                <w:rFonts w:ascii="Arial" w:hAnsi="Arial" w:cs="Arial"/>
+                <w:sz w:val="24"/>
+                <w:szCs w:val="24"/>
+              </w:rPr>
+              <w:t>¿Qué características deberá tener el puzle para que sea adecuado para el centro cívico?</w:t>
+            </w:r>
+          </w:p>
+          <w:p>
+            <w:pPr>
+              <w:spacing w:line="360" w:lineRule="auto"/>
+              <w:jc w:val="both"/>
+              <w:rPr>
+                <w:rFonts w:ascii="Arial" w:hAnsi="Arial" w:cs="Arial"/>
+                <w:sz w:val="24"/>
+                <w:szCs w:val="24"/>
+              </w:rPr>
+            </w:pPr>
+            <w:r>
+              <w:rPr>
+                <w:rFonts w:ascii="Arial" w:hAnsi="Arial" w:cs="Arial"/>
+                <w:sz w:val="24"/>
+                <w:szCs w:val="24"/>
+              </w:rPr>
+              <w:lastRenderedPageBreak/>
+              <w:t xml:space="preserve">- TERCERO: </w:t>
+            </w:r>
+            <w:r>
+              <w:rPr>
+                <w:rFonts w:ascii="Arial" w:hAnsi="Arial" w:cs="Arial"/>
+                <w:sz w:val="24"/>
+                <w:szCs w:val="24"/>
+              </w:rPr>
+              <w:t xml:space="preserve">Debate, diálogo, votación y consenso. </w:t>
+            </w:r>
+            <w:r>
+              <w:rPr>
+                <w:rFonts w:ascii="Arial" w:hAnsi="Arial" w:cs="Arial"/>
+                <w:sz w:val="24"/>
+                <w:szCs w:val="24"/>
+              </w:rPr>
+              <w:t>En los mismos grupos de 5 se dedican unos minutos a decidir la temática del puzle a crear (flores, paisajes, películas, animales, cuadros famosos, deportes, etc.)</w:t>
+            </w:r>
+            <w:r>
+              <w:rPr>
+                <w:rFonts w:ascii="Arial" w:hAnsi="Arial" w:cs="Arial"/>
+                <w:sz w:val="24"/>
+                <w:szCs w:val="24"/>
+              </w:rPr>
+              <w:t xml:space="preserve"> Cada miembro del grupo defiende por qué deberían aceptar sus compañeros su opción elegida. </w:t>
+            </w:r>
+            <w:r>
+              <w:rPr>
+                <w:rFonts w:ascii="Arial" w:hAnsi="Arial" w:cs="Arial"/>
+                <w:sz w:val="24"/>
+                <w:szCs w:val="24"/>
+              </w:rPr>
+              <w:t>Una vez expuestos los casos se procede a votar con un orden de preferencia y se decide finalmente la temática ganadora.</w:t>
+            </w:r>
           </w:p>
           <w:p>
             <w:pPr>
@@ -11027,6 +12243,105 @@
               </w:rPr>
               <w:t>2.</w:t>
             </w:r>
+            <w:r>
+              <w:rPr>
+                <w:rFonts w:ascii="Arial" w:hAnsi="Arial" w:cs="Arial"/>
+                <w:sz w:val="24"/>
+                <w:szCs w:val="24"/>
+              </w:rPr>
+              <w:t xml:space="preserve"> ¿Cómo pueden ser los puzles?</w:t>
+            </w:r>
+            <w:r>
+              <w:rPr>
+                <w:rFonts w:ascii="Arial" w:hAnsi="Arial" w:cs="Arial"/>
+                <w:sz w:val="24"/>
+                <w:szCs w:val="24"/>
+              </w:rPr>
+              <w:t xml:space="preserve"> Ubicación: Aula de informática.</w:t>
+            </w:r>
+          </w:p>
+          <w:p>
+            <w:pPr>
+              <w:spacing w:line="360" w:lineRule="auto"/>
+              <w:jc w:val="both"/>
+              <w:rPr>
+                <w:rFonts w:ascii="Arial" w:hAnsi="Arial" w:cs="Arial"/>
+                <w:sz w:val="24"/>
+                <w:szCs w:val="24"/>
+              </w:rPr>
+            </w:pPr>
+            <w:r>
+              <w:rPr>
+                <w:rFonts w:ascii="Arial" w:hAnsi="Arial" w:cs="Arial"/>
+                <w:sz w:val="24"/>
+                <w:szCs w:val="24"/>
+              </w:rPr>
+              <w:t xml:space="preserve">- </w:t>
+            </w:r>
+            <w:r>
+              <w:rPr>
+                <w:rFonts w:ascii="Arial" w:hAnsi="Arial" w:cs="Arial"/>
+                <w:sz w:val="24"/>
+                <w:szCs w:val="24"/>
+              </w:rPr>
+              <w:t>Por parejas, se resuelven las preguntas de un cuestionario, en el que tienen que incluir la fuente de la que sacan sus respuestas: ¿Cuál es la forma más común de los puzles? ¿Por qué crees que esta es la forma más característica? ¿Cuál es la forma que más os ha llamado la atención? ¿Por qué?</w:t>
+            </w:r>
+            <w:r>
+              <w:rPr>
+                <w:rFonts w:ascii="Arial" w:hAnsi="Arial" w:cs="Arial"/>
+                <w:sz w:val="24"/>
+                <w:szCs w:val="24"/>
+              </w:rPr>
+              <w:t xml:space="preserve"> ¿Cuántas piezas tiene un puzle? ¿Por qué creéis que tienen este número de piezas? ¿Existe alguna relación matemática? </w:t>
+            </w:r>
+            <w:r>
+              <w:rPr>
+                <w:rFonts w:ascii="Arial" w:hAnsi="Arial" w:cs="Arial"/>
+                <w:sz w:val="24"/>
+                <w:szCs w:val="24"/>
+              </w:rPr>
+              <w:t>¿Pueden existir puzles rectangulares con un número impar de piezas? ¿Puede existir un puzle rectangular de 41 piezas? ¿Cuántas filas y columnas tendría? ¿Cuántas filas y columnas tendría un puzle de 46 piezas</w:t>
+            </w:r>
+            <w:r>
+              <w:rPr>
+                <w:rFonts w:ascii="Arial" w:hAnsi="Arial" w:cs="Arial"/>
+                <w:sz w:val="24"/>
+                <w:szCs w:val="24"/>
+              </w:rPr>
+              <w:t xml:space="preserve"> de forma rectangular</w:t>
+            </w:r>
+            <w:r>
+              <w:rPr>
+                <w:rFonts w:ascii="Arial" w:hAnsi="Arial" w:cs="Arial"/>
+                <w:sz w:val="24"/>
+                <w:szCs w:val="24"/>
+              </w:rPr>
+              <w:t>?</w:t>
+            </w:r>
+            <w:r>
+              <w:rPr>
+                <w:rFonts w:ascii="Arial" w:hAnsi="Arial" w:cs="Arial"/>
+                <w:sz w:val="24"/>
+                <w:szCs w:val="24"/>
+              </w:rPr>
+              <w:t xml:space="preserve"> ¿Cómo sería? ¿Existe alguna relación entre el número de piezas del puzle y la edad a la que va destinado? </w:t>
+            </w:r>
+            <w:r>
+              <w:rPr>
+                <w:rFonts w:ascii="Arial" w:hAnsi="Arial" w:cs="Arial"/>
+                <w:sz w:val="24"/>
+                <w:szCs w:val="24"/>
+              </w:rPr>
+              <w:t>¿Para qué edad será el puzle que vais a construir? ¿Cuántas piezas tendrá? ¿Qué forma tendrá?</w:t>
+            </w:r>
+            <w:r>
+              <w:rPr>
+                <w:rFonts w:ascii="Arial" w:hAnsi="Arial" w:cs="Arial"/>
+                <w:sz w:val="24"/>
+                <w:szCs w:val="24"/>
+              </w:rPr>
+              <w:t xml:space="preserve"> </w:t>
+            </w:r>
           </w:p>
           <w:p>
             <w:pPr>
@@ -11045,6 +12360,614 @@
                 <w:szCs w:val="24"/>
               </w:rPr>
               <w:t>3.</w:t>
+            </w:r>
+            <w:r>
+              <w:rPr>
+                <w:rFonts w:ascii="Arial" w:hAnsi="Arial" w:cs="Arial"/>
+                <w:sz w:val="24"/>
+                <w:szCs w:val="24"/>
+              </w:rPr>
+              <w:t xml:space="preserve"> ¿Todos los puzles son semejantes?</w:t>
+            </w:r>
+            <w:r>
+              <w:rPr>
+                <w:rFonts w:ascii="Arial" w:hAnsi="Arial" w:cs="Arial"/>
+                <w:sz w:val="24"/>
+                <w:szCs w:val="24"/>
+              </w:rPr>
+              <w:t xml:space="preserve"> Ubicación: Aula habitual.</w:t>
+            </w:r>
+          </w:p>
+          <w:p>
+            <w:pPr>
+              <w:spacing w:line="360" w:lineRule="auto"/>
+              <w:jc w:val="both"/>
+              <w:rPr>
+                <w:rFonts w:ascii="Arial" w:hAnsi="Arial" w:cs="Arial"/>
+                <w:sz w:val="24"/>
+                <w:szCs w:val="24"/>
+              </w:rPr>
+            </w:pPr>
+            <w:r>
+              <w:rPr>
+                <w:rFonts w:ascii="Arial" w:hAnsi="Arial" w:cs="Arial"/>
+                <w:sz w:val="24"/>
+                <w:szCs w:val="24"/>
+              </w:rPr>
+              <w:t xml:space="preserve">- </w:t>
+            </w:r>
+            <w:r>
+              <w:rPr>
+                <w:rFonts w:ascii="Arial" w:hAnsi="Arial" w:cs="Arial"/>
+                <w:sz w:val="24"/>
+                <w:szCs w:val="24"/>
+              </w:rPr>
+              <w:t xml:space="preserve">PRIMERO: </w:t>
+            </w:r>
+            <w:r>
+              <w:rPr>
+                <w:rFonts w:ascii="Arial" w:hAnsi="Arial" w:cs="Arial"/>
+                <w:sz w:val="24"/>
+                <w:szCs w:val="24"/>
+              </w:rPr>
+              <w:t>Se presentan dos puzles rectangulares con un número de piezas distintos. ¿Son semejantes? ¿Por qué</w:t>
+            </w:r>
+            <w:r>
+              <w:rPr>
+                <w:rFonts w:ascii="Arial" w:hAnsi="Arial" w:cs="Arial"/>
+                <w:sz w:val="24"/>
+                <w:szCs w:val="24"/>
+              </w:rPr>
+              <w:t xml:space="preserve"> sí o por qué no</w:t>
+            </w:r>
+            <w:r>
+              <w:rPr>
+                <w:rFonts w:ascii="Arial" w:hAnsi="Arial" w:cs="Arial"/>
+                <w:sz w:val="24"/>
+                <w:szCs w:val="24"/>
+              </w:rPr>
+              <w:t>?</w:t>
+            </w:r>
+            <w:r>
+              <w:rPr>
+                <w:rFonts w:ascii="Arial" w:hAnsi="Arial" w:cs="Arial"/>
+                <w:sz w:val="24"/>
+                <w:szCs w:val="24"/>
+              </w:rPr>
+              <w:t xml:space="preserve"> ¿Cómo se puede comprobar si dos puzles con la misma </w:t>
+            </w:r>
+            <w:r>
+              <w:rPr>
+                <w:rFonts w:ascii="Arial" w:hAnsi="Arial" w:cs="Arial"/>
+                <w:sz w:val="24"/>
+                <w:szCs w:val="24"/>
+              </w:rPr>
+              <w:t>forma,</w:t>
+            </w:r>
+            <w:r>
+              <w:rPr>
+                <w:rFonts w:ascii="Arial" w:hAnsi="Arial" w:cs="Arial"/>
+                <w:sz w:val="24"/>
+                <w:szCs w:val="24"/>
+              </w:rPr>
+              <w:t xml:space="preserve"> pero tamaño distinto son semejantes? </w:t>
+            </w:r>
+            <w:r>
+              <w:rPr>
+                <w:rFonts w:ascii="Arial" w:hAnsi="Arial" w:cs="Arial"/>
+                <w:sz w:val="24"/>
+                <w:szCs w:val="24"/>
+              </w:rPr>
+              <w:lastRenderedPageBreak/>
+              <w:t>¿Cuántos puzles de 120 piezas rectangulares puedes construir? ¿Y con 30? Rellena la tabla con tus respuestas.</w:t>
+            </w:r>
+            <w:r>
+              <w:rPr>
+                <w:rFonts w:ascii="Arial" w:hAnsi="Arial" w:cs="Arial"/>
+                <w:sz w:val="24"/>
+                <w:szCs w:val="24"/>
+              </w:rPr>
+              <w:t xml:space="preserve"> De todos los puzles formados, ¿cuáles serían semejantes entre sí?</w:t>
+            </w:r>
+            <w:r>
+              <w:rPr>
+                <w:rFonts w:ascii="Arial" w:hAnsi="Arial" w:cs="Arial"/>
+                <w:sz w:val="24"/>
+                <w:szCs w:val="24"/>
+              </w:rPr>
+              <w:t xml:space="preserve"> Con lo investigado, ¿dirías que la afirmación “todos los puzles rectangulares son semejantes” es verdadera o falsa?</w:t>
+            </w:r>
+            <w:r>
+              <w:rPr>
+                <w:rFonts w:ascii="Arial" w:hAnsi="Arial" w:cs="Arial"/>
+                <w:sz w:val="24"/>
+                <w:szCs w:val="24"/>
+              </w:rPr>
+              <w:t xml:space="preserve"> ¿Cómo has podido demostrar tu respuesta?</w:t>
+            </w:r>
+          </w:p>
+          <w:p>
+            <w:pPr>
+              <w:spacing w:line="360" w:lineRule="auto"/>
+              <w:jc w:val="both"/>
+              <w:rPr>
+                <w:rFonts w:ascii="Arial" w:hAnsi="Arial" w:cs="Arial"/>
+                <w:sz w:val="24"/>
+                <w:szCs w:val="24"/>
+              </w:rPr>
+            </w:pPr>
+            <w:r>
+              <w:rPr>
+                <w:rFonts w:ascii="Arial" w:hAnsi="Arial" w:cs="Arial"/>
+                <w:sz w:val="24"/>
+                <w:szCs w:val="24"/>
+              </w:rPr>
+              <w:t>- SEGUNDO: Por grupos, debatid sobre: ¿Es importante la relación entre el largo y el ancho de un puzle? ¿Qué criterios creéis que se utilizan para determinar estas medidas?</w:t>
+            </w:r>
+          </w:p>
+          <w:p>
+            <w:pPr>
+              <w:spacing w:line="360" w:lineRule="auto"/>
+              <w:jc w:val="both"/>
+              <w:rPr>
+                <w:rFonts w:ascii="Arial" w:hAnsi="Arial" w:cs="Arial"/>
+                <w:sz w:val="24"/>
+                <w:szCs w:val="24"/>
+              </w:rPr>
+            </w:pPr>
+            <w:r>
+              <w:rPr>
+                <w:rFonts w:ascii="Arial" w:hAnsi="Arial" w:cs="Arial"/>
+                <w:sz w:val="24"/>
+                <w:szCs w:val="24"/>
+              </w:rPr>
+              <w:t xml:space="preserve">4. </w:t>
+            </w:r>
+            <w:r>
+              <w:rPr>
+                <w:rFonts w:ascii="Arial" w:hAnsi="Arial" w:cs="Arial"/>
+                <w:sz w:val="24"/>
+                <w:szCs w:val="24"/>
+              </w:rPr>
+              <w:t>¿Es fácil resolver un puzle?</w:t>
+            </w:r>
+            <w:r>
+              <w:rPr>
+                <w:rFonts w:ascii="Arial" w:hAnsi="Arial" w:cs="Arial"/>
+                <w:sz w:val="24"/>
+                <w:szCs w:val="24"/>
+              </w:rPr>
+              <w:t xml:space="preserve"> Aula de Naturaleza</w:t>
+            </w:r>
+          </w:p>
+          <w:p>
+            <w:pPr>
+              <w:spacing w:line="360" w:lineRule="auto"/>
+              <w:jc w:val="both"/>
+              <w:rPr>
+                <w:rFonts w:ascii="Arial" w:hAnsi="Arial" w:cs="Arial"/>
+                <w:sz w:val="24"/>
+                <w:szCs w:val="24"/>
+              </w:rPr>
+            </w:pPr>
+            <w:r>
+              <w:rPr>
+                <w:rFonts w:ascii="Arial" w:hAnsi="Arial" w:cs="Arial"/>
+                <w:sz w:val="24"/>
+                <w:szCs w:val="24"/>
+              </w:rPr>
+              <w:t xml:space="preserve">- </w:t>
+            </w:r>
+            <w:r>
+              <w:rPr>
+                <w:rFonts w:ascii="Arial" w:hAnsi="Arial" w:cs="Arial"/>
+                <w:sz w:val="24"/>
+                <w:szCs w:val="24"/>
+              </w:rPr>
+              <w:t xml:space="preserve">Todo el grupo: </w:t>
+            </w:r>
+            <w:r>
+              <w:rPr>
+                <w:rFonts w:ascii="Arial" w:hAnsi="Arial" w:cs="Arial"/>
+                <w:sz w:val="24"/>
+                <w:szCs w:val="24"/>
+              </w:rPr>
+              <w:t>Se proponen estrategias para la resolución de un puzle en una lluvia de ideas, de las que surgirán: empezar por los vértices y las aristas, ya que son más fáciles de identificar.</w:t>
+            </w:r>
+          </w:p>
+          <w:p>
+            <w:pPr>
+              <w:spacing w:line="360" w:lineRule="auto"/>
+              <w:jc w:val="both"/>
+              <w:rPr>
+                <w:rFonts w:ascii="Arial" w:hAnsi="Arial" w:cs="Arial"/>
+                <w:sz w:val="24"/>
+                <w:szCs w:val="24"/>
+              </w:rPr>
+            </w:pPr>
+            <w:r>
+              <w:rPr>
+                <w:rFonts w:ascii="Arial" w:hAnsi="Arial" w:cs="Arial"/>
+                <w:sz w:val="24"/>
+                <w:szCs w:val="24"/>
+              </w:rPr>
+              <w:t xml:space="preserve">- </w:t>
+            </w:r>
+            <w:r>
+              <w:rPr>
+                <w:rFonts w:ascii="Arial" w:hAnsi="Arial" w:cs="Arial"/>
+                <w:sz w:val="24"/>
+                <w:szCs w:val="24"/>
+              </w:rPr>
+              <w:t xml:space="preserve">Parejas: </w:t>
+            </w:r>
+            <w:r>
+              <w:rPr>
+                <w:rFonts w:ascii="Arial" w:hAnsi="Arial" w:cs="Arial"/>
+                <w:sz w:val="24"/>
+                <w:szCs w:val="24"/>
+              </w:rPr>
+              <w:t>¿Qué fracción representa la cantidad de piezas arista en un puzle de 500 piezas con todas las diferentes dimensiones que puede tener?</w:t>
+            </w:r>
+            <w:r>
+              <w:rPr>
+                <w:rFonts w:ascii="Arial" w:hAnsi="Arial" w:cs="Arial"/>
+                <w:sz w:val="24"/>
+                <w:szCs w:val="24"/>
+              </w:rPr>
+              <w:t xml:space="preserve"> Si la relación </w:t>
+            </w:r>
+            <w:proofErr w:type="spellStart"/>
+            <w:proofErr w:type="gramStart"/>
+            <w:r>
+              <w:rPr>
+                <w:rFonts w:ascii="Arial" w:hAnsi="Arial" w:cs="Arial"/>
+                <w:sz w:val="24"/>
+                <w:szCs w:val="24"/>
+              </w:rPr>
+              <w:t>ancho:alto</w:t>
+            </w:r>
+            <w:proofErr w:type="spellEnd"/>
+            <w:proofErr w:type="gramEnd"/>
+            <w:r>
+              <w:rPr>
+                <w:rFonts w:ascii="Arial" w:hAnsi="Arial" w:cs="Arial"/>
+                <w:sz w:val="24"/>
+                <w:szCs w:val="24"/>
+              </w:rPr>
+              <w:t xml:space="preserve"> es 3:2, ¿cuál sería dicha fracción? ¿Cómo cambia la fracción si el número de piezas incrementa o disminuye? ¿Cómo cambia la fracción si la relación </w:t>
+            </w:r>
+            <w:proofErr w:type="spellStart"/>
+            <w:proofErr w:type="gramStart"/>
+            <w:r>
+              <w:rPr>
+                <w:rFonts w:ascii="Arial" w:hAnsi="Arial" w:cs="Arial"/>
+                <w:sz w:val="24"/>
+                <w:szCs w:val="24"/>
+              </w:rPr>
+              <w:t>ancho:alto</w:t>
+            </w:r>
+            <w:proofErr w:type="spellEnd"/>
+            <w:proofErr w:type="gramEnd"/>
+            <w:r>
+              <w:rPr>
+                <w:rFonts w:ascii="Arial" w:hAnsi="Arial" w:cs="Arial"/>
+                <w:sz w:val="24"/>
+                <w:szCs w:val="24"/>
+              </w:rPr>
+              <w:t xml:space="preserve"> cambia?</w:t>
+            </w:r>
+          </w:p>
+          <w:p>
+            <w:pPr>
+              <w:spacing w:line="360" w:lineRule="auto"/>
+              <w:jc w:val="both"/>
+              <w:rPr>
+                <w:rFonts w:ascii="Arial" w:hAnsi="Arial" w:cs="Arial"/>
+                <w:sz w:val="24"/>
+                <w:szCs w:val="24"/>
+              </w:rPr>
+            </w:pPr>
+            <w:r>
+              <w:rPr>
+                <w:rFonts w:ascii="Arial" w:hAnsi="Arial" w:cs="Arial"/>
+                <w:sz w:val="24"/>
+                <w:szCs w:val="24"/>
+              </w:rPr>
+              <w:t xml:space="preserve">- Grupos de 5: comenzamos a resolver un puzle. A ver cuántas piezas logramos encajar en 5 min. Una vez termina el tiempo se anota el total de piezas encajadas y la fracción del total correspondiente. También se anota la </w:t>
+            </w:r>
+            <w:r>
+              <w:rPr>
+                <w:rFonts w:ascii="Arial" w:hAnsi="Arial" w:cs="Arial"/>
+                <w:sz w:val="24"/>
+                <w:szCs w:val="24"/>
+              </w:rPr>
+              <w:t>fracción y el tiempo restantes</w:t>
+            </w:r>
+            <w:r>
+              <w:rPr>
+                <w:rFonts w:ascii="Arial" w:hAnsi="Arial" w:cs="Arial"/>
+                <w:sz w:val="24"/>
+                <w:szCs w:val="24"/>
+              </w:rPr>
+              <w:t xml:space="preserve"> para acabar el puzle al mismo ritmo. </w:t>
+            </w:r>
+            <w:r>
+              <w:rPr>
+                <w:rFonts w:ascii="Arial" w:hAnsi="Arial" w:cs="Arial"/>
+                <w:sz w:val="24"/>
+                <w:szCs w:val="24"/>
+              </w:rPr>
+              <w:t xml:space="preserve">Se reflexiona sobre cómo se habría podido optimizar la construcción del puzle. </w:t>
+            </w:r>
+          </w:p>
+          <w:p>
+            <w:pPr>
+              <w:spacing w:line="360" w:lineRule="auto"/>
+              <w:jc w:val="both"/>
+              <w:rPr>
+                <w:rFonts w:ascii="Arial" w:hAnsi="Arial" w:cs="Arial"/>
+                <w:sz w:val="24"/>
+                <w:szCs w:val="24"/>
+              </w:rPr>
+            </w:pPr>
+            <w:r>
+              <w:rPr>
+                <w:rFonts w:ascii="Arial" w:hAnsi="Arial" w:cs="Arial"/>
+                <w:sz w:val="24"/>
+                <w:szCs w:val="24"/>
+              </w:rPr>
+              <w:t>5. Reflexiones sobre los puzles.</w:t>
+            </w:r>
+          </w:p>
+          <w:p>
+            <w:pPr>
+              <w:spacing w:line="360" w:lineRule="auto"/>
+              <w:jc w:val="both"/>
+              <w:rPr>
+                <w:rFonts w:ascii="Arial" w:hAnsi="Arial" w:cs="Arial"/>
+                <w:sz w:val="24"/>
+                <w:szCs w:val="24"/>
+              </w:rPr>
+            </w:pPr>
+            <w:r>
+              <w:rPr>
+                <w:rFonts w:ascii="Arial" w:hAnsi="Arial" w:cs="Arial"/>
+                <w:sz w:val="24"/>
+                <w:szCs w:val="24"/>
+              </w:rPr>
+              <w:t xml:space="preserve">- Se pasa ahora a una sesión individual. Se les presenta un puzle con piezas muy pequeñas a los alumnos. Se realiza </w:t>
+            </w:r>
+            <w:r>
+              <w:rPr>
+                <w:rFonts w:ascii="Arial" w:hAnsi="Arial" w:cs="Arial"/>
+                <w:sz w:val="24"/>
+                <w:szCs w:val="24"/>
+              </w:rPr>
+              <w:lastRenderedPageBreak/>
+              <w:t xml:space="preserve">un </w:t>
+            </w:r>
+            <w:proofErr w:type="spellStart"/>
+            <w:r>
+              <w:rPr>
+                <w:rFonts w:ascii="Arial" w:hAnsi="Arial" w:cs="Arial"/>
+                <w:sz w:val="24"/>
+                <w:szCs w:val="24"/>
+              </w:rPr>
+              <w:t>Plickers</w:t>
+            </w:r>
+            <w:proofErr w:type="spellEnd"/>
+            <w:r>
+              <w:rPr>
+                <w:rFonts w:ascii="Arial" w:hAnsi="Arial" w:cs="Arial"/>
+                <w:sz w:val="24"/>
+                <w:szCs w:val="24"/>
+              </w:rPr>
+              <w:t xml:space="preserve"> con diferentes afirmaciones sobre el puzle: Se indican las fracciones de piezas correspondientes a cada color</w:t>
+            </w:r>
+            <w:r>
+              <w:rPr>
+                <w:rFonts w:ascii="Arial" w:hAnsi="Arial" w:cs="Arial"/>
+                <w:sz w:val="24"/>
+                <w:szCs w:val="24"/>
+              </w:rPr>
+              <w:t xml:space="preserve">: rojo, amarillo y </w:t>
+            </w:r>
+            <w:proofErr w:type="spellStart"/>
+            <w:proofErr w:type="gramStart"/>
+            <w:r>
+              <w:rPr>
+                <w:rFonts w:ascii="Arial" w:hAnsi="Arial" w:cs="Arial"/>
+                <w:sz w:val="24"/>
+                <w:szCs w:val="24"/>
+              </w:rPr>
+              <w:t>azul.S</w:t>
+            </w:r>
+            <w:r>
+              <w:rPr>
+                <w:rFonts w:ascii="Arial" w:hAnsi="Arial" w:cs="Arial"/>
+                <w:sz w:val="24"/>
+                <w:szCs w:val="24"/>
+              </w:rPr>
+              <w:t>e</w:t>
+            </w:r>
+            <w:proofErr w:type="spellEnd"/>
+            <w:proofErr w:type="gramEnd"/>
+            <w:r>
+              <w:rPr>
+                <w:rFonts w:ascii="Arial" w:hAnsi="Arial" w:cs="Arial"/>
+                <w:sz w:val="24"/>
+                <w:szCs w:val="24"/>
+              </w:rPr>
+              <w:t xml:space="preserve"> realiza una afirmación sobre qué color es más predominante que cual, de tal manera que los alumnos tengan que comparar fracciones.</w:t>
+            </w:r>
+            <w:r>
+              <w:rPr>
+                <w:rFonts w:ascii="Arial" w:hAnsi="Arial" w:cs="Arial"/>
+                <w:sz w:val="24"/>
+                <w:szCs w:val="24"/>
+              </w:rPr>
+              <w:t xml:space="preserve"> Se pregunta a los alumnos por la fracción que representa los colores restantes. Cuántas piezas hay de cada color en el puzle. </w:t>
+            </w:r>
+          </w:p>
+          <w:p>
+            <w:pPr>
+              <w:spacing w:line="360" w:lineRule="auto"/>
+              <w:jc w:val="both"/>
+              <w:rPr>
+                <w:rFonts w:ascii="Arial" w:hAnsi="Arial" w:cs="Arial"/>
+                <w:sz w:val="24"/>
+                <w:szCs w:val="24"/>
+              </w:rPr>
+            </w:pPr>
+            <w:r>
+              <w:rPr>
+                <w:rFonts w:ascii="Arial" w:hAnsi="Arial" w:cs="Arial"/>
+                <w:sz w:val="24"/>
+                <w:szCs w:val="24"/>
+              </w:rPr>
+              <w:t>- Tras esta actividad de calentamiento, se emplea el resto de la sesión en resolver problemas de interés para el grupo</w:t>
+            </w:r>
+            <w:r>
+              <w:rPr>
+                <w:rFonts w:ascii="Arial" w:hAnsi="Arial" w:cs="Arial"/>
+                <w:sz w:val="24"/>
+                <w:szCs w:val="24"/>
+              </w:rPr>
+              <w:t>, de tal manera que sirvan de repaso de los saberes básicos aprendidos hasta el momento</w:t>
+            </w:r>
+            <w:r>
+              <w:rPr>
+                <w:rFonts w:ascii="Arial" w:hAnsi="Arial" w:cs="Arial"/>
+                <w:sz w:val="24"/>
+                <w:szCs w:val="24"/>
+              </w:rPr>
+              <w:t>.</w:t>
+            </w:r>
+          </w:p>
+          <w:p>
+            <w:pPr>
+              <w:spacing w:line="360" w:lineRule="auto"/>
+              <w:jc w:val="both"/>
+              <w:rPr>
+                <w:rFonts w:ascii="Arial" w:hAnsi="Arial" w:cs="Arial"/>
+                <w:sz w:val="24"/>
+                <w:szCs w:val="24"/>
+              </w:rPr>
+            </w:pPr>
+            <w:r>
+              <w:rPr>
+                <w:rFonts w:ascii="Arial" w:hAnsi="Arial" w:cs="Arial"/>
+                <w:sz w:val="24"/>
+                <w:szCs w:val="24"/>
+              </w:rPr>
+              <w:t>6</w:t>
+            </w:r>
+            <w:r>
+              <w:rPr>
+                <w:rFonts w:ascii="Arial" w:hAnsi="Arial" w:cs="Arial"/>
+                <w:sz w:val="24"/>
+                <w:szCs w:val="24"/>
+              </w:rPr>
+              <w:t xml:space="preserve">. ¿Cómo </w:t>
+            </w:r>
+            <w:r>
+              <w:rPr>
+                <w:rFonts w:ascii="Arial" w:hAnsi="Arial" w:cs="Arial"/>
+                <w:sz w:val="24"/>
+                <w:szCs w:val="24"/>
+              </w:rPr>
+              <w:t xml:space="preserve">construimos y </w:t>
+            </w:r>
+            <w:r>
+              <w:rPr>
+                <w:rFonts w:ascii="Arial" w:hAnsi="Arial" w:cs="Arial"/>
+                <w:sz w:val="24"/>
+                <w:szCs w:val="24"/>
+              </w:rPr>
+              <w:t>guardamos el puzle?</w:t>
+            </w:r>
+          </w:p>
+          <w:p>
+            <w:pPr>
+              <w:spacing w:line="360" w:lineRule="auto"/>
+              <w:jc w:val="both"/>
+              <w:rPr>
+                <w:rFonts w:ascii="Arial" w:hAnsi="Arial" w:cs="Arial"/>
+                <w:sz w:val="24"/>
+                <w:szCs w:val="24"/>
+              </w:rPr>
+            </w:pPr>
+            <w:r>
+              <w:rPr>
+                <w:rFonts w:ascii="Arial" w:hAnsi="Arial" w:cs="Arial"/>
+                <w:sz w:val="24"/>
+                <w:szCs w:val="24"/>
+                <w:highlight w:val="yellow"/>
+              </w:rPr>
+              <w:t>VOY POR LA PG 36 (ESTRATEGIA 1 2 3 4)</w:t>
+            </w:r>
+          </w:p>
+          <w:p>
+            <w:pPr>
+              <w:spacing w:line="360" w:lineRule="auto"/>
+              <w:jc w:val="both"/>
+              <w:rPr>
+                <w:rFonts w:ascii="Arial" w:hAnsi="Arial" w:cs="Arial"/>
+                <w:sz w:val="24"/>
+                <w:szCs w:val="24"/>
+              </w:rPr>
+            </w:pPr>
+            <w:r>
+              <w:rPr>
+                <w:rFonts w:ascii="Arial" w:hAnsi="Arial" w:cs="Arial"/>
+                <w:sz w:val="24"/>
+                <w:szCs w:val="24"/>
+              </w:rPr>
+              <w:t>7</w:t>
+            </w:r>
+            <w:r>
+              <w:rPr>
+                <w:rFonts w:ascii="Arial" w:hAnsi="Arial" w:cs="Arial"/>
+                <w:sz w:val="24"/>
+                <w:szCs w:val="24"/>
+              </w:rPr>
+              <w:t xml:space="preserve">. </w:t>
+            </w:r>
+            <w:r>
+              <w:rPr>
+                <w:rFonts w:ascii="Arial" w:hAnsi="Arial" w:cs="Arial"/>
+                <w:sz w:val="24"/>
+                <w:szCs w:val="24"/>
+              </w:rPr>
+              <w:t>Regalamos el puzle</w:t>
+            </w:r>
+          </w:p>
+          <w:p>
+            <w:pPr>
+              <w:spacing w:line="360" w:lineRule="auto"/>
+              <w:jc w:val="both"/>
+              <w:rPr>
+                <w:rFonts w:ascii="Arial" w:hAnsi="Arial" w:cs="Arial"/>
+                <w:sz w:val="24"/>
+                <w:szCs w:val="24"/>
+              </w:rPr>
+            </w:pPr>
+            <w:r>
+              <w:rPr>
+                <w:rFonts w:ascii="Arial" w:hAnsi="Arial" w:cs="Arial"/>
+                <w:sz w:val="24"/>
+                <w:szCs w:val="24"/>
+              </w:rPr>
+              <w:t>8</w:t>
+            </w:r>
+            <w:r>
+              <w:rPr>
+                <w:rFonts w:ascii="Arial" w:hAnsi="Arial" w:cs="Arial"/>
+                <w:sz w:val="24"/>
+                <w:szCs w:val="24"/>
+              </w:rPr>
+              <w:t>. Examen</w:t>
             </w:r>
           </w:p>
         </w:tc>
@@ -11079,6 +13002,7 @@
                 <w:szCs w:val="24"/>
                 <w:highlight w:val="yellow"/>
               </w:rPr>
+              <w:lastRenderedPageBreak/>
               <w:t>Situación de aprendizaje final:</w:t>
             </w:r>
           </w:p>
@@ -11104,7 +13028,60 @@
                 <w:sz w:val="24"/>
                 <w:szCs w:val="24"/>
               </w:rPr>
-              <w:t>Hay que relacionarla con el reto inicial, desarrollando una tarea para mostrar lo aprendido en la situación de aprendizaje que se está desarrollando.</w:t>
+              <w:t>¡A construir!</w:t>
+            </w:r>
+          </w:p>
+          <w:p>
+            <w:pPr>
+              <w:spacing w:line="360" w:lineRule="auto"/>
+              <w:jc w:val="both"/>
+              <w:rPr>
+                <w:rFonts w:ascii="Arial" w:hAnsi="Arial" w:cs="Arial"/>
+                <w:sz w:val="24"/>
+                <w:szCs w:val="24"/>
+              </w:rPr>
+            </w:pPr>
+            <w:r>
+              <w:rPr>
+                <w:rFonts w:ascii="Arial" w:hAnsi="Arial" w:cs="Arial"/>
+                <w:sz w:val="24"/>
+                <w:szCs w:val="24"/>
+              </w:rPr>
+              <w:t xml:space="preserve">Se imprime </w:t>
+            </w:r>
+            <w:r>
+              <w:rPr>
+                <w:rFonts w:ascii="Arial" w:hAnsi="Arial" w:cs="Arial"/>
+                <w:sz w:val="24"/>
+                <w:szCs w:val="24"/>
+              </w:rPr>
+              <w:t xml:space="preserve">un rompecabezas de internet, ya sea de </w:t>
+            </w:r>
+            <w:proofErr w:type="spellStart"/>
+            <w:r>
+              <w:rPr>
+                <w:rFonts w:ascii="Arial" w:hAnsi="Arial" w:cs="Arial"/>
+                <w:sz w:val="24"/>
+                <w:szCs w:val="24"/>
+              </w:rPr>
+              <w:t>Canva</w:t>
+            </w:r>
+            <w:proofErr w:type="spellEnd"/>
+            <w:r>
+              <w:rPr>
+                <w:rFonts w:ascii="Arial" w:hAnsi="Arial" w:cs="Arial"/>
+                <w:sz w:val="24"/>
+                <w:szCs w:val="24"/>
+              </w:rPr>
+              <w:t>, Puzzle.org, o generado por IA. Se pega la imagen impresa sobre una cartulina gruesa y se recorta. Se reta a otros compañeros a que lo monten.</w:t>
+            </w:r>
+            <w:r>
+              <w:rPr>
+                <w:rFonts w:ascii="Arial" w:hAnsi="Arial" w:cs="Arial"/>
+                <w:sz w:val="24"/>
+                <w:szCs w:val="24"/>
+              </w:rPr>
+              <w:t xml:space="preserve"> </w:t>
             </w:r>
           </w:p>
         </w:tc>
@@ -11169,7 +13146,21 @@
               <w:rPr>
                 <w:color w:val="000000"/>
               </w:rPr>
-              <w:t>Las barreras para el aprendizaje y la participación se definen en el Decreto 23/2023  como "las dificultades existentes en el centro escolar que condicionan las posibilidades del alumnado para aprender, estar presente y participar en la vida del escolar".</w:t>
+              <w:t>Las barreras para el aprendizaje y la participación se definen en el Decreto 23/</w:t>
+            </w:r>
+            <w:proofErr w:type="gramStart"/>
+            <w:r>
+              <w:rPr>
+                <w:color w:val="000000"/>
+              </w:rPr>
+              <w:t>2023  como</w:t>
+            </w:r>
+            <w:proofErr w:type="gramEnd"/>
+            <w:r>
+              <w:rPr>
+                <w:color w:val="000000"/>
+              </w:rPr>
+              <w:t xml:space="preserve"> "las dificultades existentes en el centro escolar que condicionan las posibilidades del alumnado para aprender, estar presente y participar en la vida del escolar".</w:t>
             </w:r>
           </w:p>
           <w:p>
@@ -11184,7 +13175,35 @@
               <w:rPr>
                 <w:color w:val="000000"/>
               </w:rPr>
-              <w:t>Con el objetivo de detectar  las posibles barreras de centro y de aula presentes en nuestro centro que se pueden atribuir  la cultura y tradición escolar, la organización y las prácticas educativas, así como a identificar nuestras fortalezas el claustro de profesores ha contestado las preguntas de dos cuestionarios realizados para ello.</w:t>
+              <w:t xml:space="preserve">Con el objetivo de </w:t>
+            </w:r>
+            <w:proofErr w:type="gramStart"/>
+            <w:r>
+              <w:rPr>
+                <w:color w:val="000000"/>
+              </w:rPr>
+              <w:t>detectar  las</w:t>
+            </w:r>
+            <w:proofErr w:type="gramEnd"/>
+            <w:r>
+              <w:rPr>
+                <w:color w:val="000000"/>
+              </w:rPr>
+              <w:t xml:space="preserve"> posibles barreras de centro y de aula presentes en nuestro centro que se pueden </w:t>
+            </w:r>
+            <w:proofErr w:type="gramStart"/>
+            <w:r>
+              <w:rPr>
+                <w:color w:val="000000"/>
+              </w:rPr>
+              <w:t>atribuir  la</w:t>
+            </w:r>
+            <w:proofErr w:type="gramEnd"/>
+            <w:r>
+              <w:rPr>
+                <w:color w:val="000000"/>
+              </w:rPr>
+              <w:t xml:space="preserve"> cultura y tradición escolar, la organización y las prácticas educativas, así como a identificar nuestras fortalezas el claustro de profesores ha contestado las preguntas de dos cuestionarios realizados para ello.</w:t>
             </w:r>
           </w:p>
           <w:p>
@@ -11200,7 +13219,21 @@
                 <w:color w:val="000000"/>
               </w:rPr>
               <w:lastRenderedPageBreak/>
-              <w:t>Desde el departamento de Matemáticas no se han detectado barreras significativas de centro si es verdad que en lo relativo a la formación de grupos no está tan bien valorado desde otros departamentos y habrá que intentar mejorar, desde el departamento de matemáticas estamos muy contentos que los grupos no sean puros de bilingüe, pues ayuda a tener grupos más heterogéneos y equilibrados.  También consideramos que se hacen caso a las recomendaciones que se hacen en las juntas finales sobre ciertos agrupamientos.</w:t>
+              <w:t xml:space="preserve">Desde el departamento de Matemáticas no se han detectado barreras significativas de centro si es verdad que en lo relativo a la formación de grupos no está tan bien valorado desde otros departamentos y habrá que intentar mejorar, desde el departamento de matemáticas estamos muy contentos </w:t>
+            </w:r>
+            <w:proofErr w:type="gramStart"/>
+            <w:r>
+              <w:rPr>
+                <w:color w:val="000000"/>
+              </w:rPr>
+              <w:t>que</w:t>
+            </w:r>
+            <w:proofErr w:type="gramEnd"/>
+            <w:r>
+              <w:rPr>
+                <w:color w:val="000000"/>
+              </w:rPr>
+              <w:t xml:space="preserve"> los grupos no sean puros de bilingüe, pues ayuda a tener grupos más heterogéneos y equilibrados.  También consideramos que se hacen caso a las recomendaciones que se hacen en las juntas finales sobre ciertos agrupamientos.</w:t>
             </w:r>
           </w:p>
           <w:p>
@@ -11215,7 +13248,49 @@
               <w:rPr>
                 <w:color w:val="000000"/>
               </w:rPr>
-              <w:t>Otra de las pequeñas barreras que aparece en la encuestas sobre el aula, es sobre la  estructura del aula, que no es la más adecuada para la  ayuda entre iguales y no permite a todos los alumnos ayudar y ser ayudados. Poco a poco y si el presupuesto lo permite se podría dotar a cada zona del instituto de un aula de “futuro” donde un aula espaciosa y con mobiliario adecuado pudiera salvar esta barrera.</w:t>
+              <w:t xml:space="preserve">Otra de las pequeñas barreras que aparece en </w:t>
+            </w:r>
+            <w:proofErr w:type="gramStart"/>
+            <w:r>
+              <w:rPr>
+                <w:color w:val="000000"/>
+              </w:rPr>
+              <w:t>la encuestas</w:t>
+            </w:r>
+            <w:proofErr w:type="gramEnd"/>
+            <w:r>
+              <w:rPr>
+                <w:color w:val="000000"/>
+              </w:rPr>
+              <w:t xml:space="preserve"> sobre el aula, es sobre </w:t>
+            </w:r>
+            <w:proofErr w:type="gramStart"/>
+            <w:r>
+              <w:rPr>
+                <w:color w:val="000000"/>
+              </w:rPr>
+              <w:t>la  estructura</w:t>
+            </w:r>
+            <w:proofErr w:type="gramEnd"/>
+            <w:r>
+              <w:rPr>
+                <w:color w:val="000000"/>
+              </w:rPr>
+              <w:t xml:space="preserve"> del aula, que no es la más adecuada para </w:t>
+            </w:r>
+            <w:proofErr w:type="gramStart"/>
+            <w:r>
+              <w:rPr>
+                <w:color w:val="000000"/>
+              </w:rPr>
+              <w:t>la  ayuda</w:t>
+            </w:r>
+            <w:proofErr w:type="gramEnd"/>
+            <w:r>
+              <w:rPr>
+                <w:color w:val="000000"/>
+              </w:rPr>
+              <w:t xml:space="preserve"> entre iguales y no permite a todos los alumnos ayudar y ser ayudados. Poco a poco y si el presupuesto lo permite se podría dotar a cada zona del instituto de un aula de “futuro” donde un aula espaciosa y con mobiliario adecuado pudiera salvar esta barrera.</w:t>
             </w:r>
           </w:p>
           <w:p>
@@ -11267,7 +13342,35 @@
               <w:rPr>
                 <w:color w:val="000000"/>
               </w:rPr>
-              <w:t>Entre estas medidas generales se encuentran la orientación académica y profesional, oferta de materias optativas, integración de las materias en ámbitos,  desdoblamiento de grupos, planes de refuerzo de materias pendientes y  planes específico personalizado para el alumno que repite curso entre otras, y que se recogen en el Proyecto Educativo de centro y se detallan en el Plan de Atención a la Diversidad.</w:t>
+              <w:t xml:space="preserve">Entre estas medidas generales se encuentran la orientación académica y profesional, oferta de materias optativas, integración de las materias en </w:t>
+            </w:r>
+            <w:proofErr w:type="gramStart"/>
+            <w:r>
+              <w:rPr>
+                <w:color w:val="000000"/>
+              </w:rPr>
+              <w:t>ámbitos,  desdoblamiento</w:t>
+            </w:r>
+            <w:proofErr w:type="gramEnd"/>
+            <w:r>
+              <w:rPr>
+                <w:color w:val="000000"/>
+              </w:rPr>
+              <w:t xml:space="preserve"> de grupos, planes de refuerzo de materias pendientes </w:t>
+            </w:r>
+            <w:proofErr w:type="gramStart"/>
+            <w:r>
+              <w:rPr>
+                <w:color w:val="000000"/>
+              </w:rPr>
+              <w:t>y  planes</w:t>
+            </w:r>
+            <w:proofErr w:type="gramEnd"/>
+            <w:r>
+              <w:rPr>
+                <w:color w:val="000000"/>
+              </w:rPr>
+              <w:t xml:space="preserve"> específico personalizado para el alumno que repite curso entre otras, y que se recogen en el Proyecto Educativo de centro y se detallan en el Plan de Atención a la Diversidad.</w:t>
             </w:r>
           </w:p>
           <w:p>
@@ -11388,7 +13491,21 @@
                 <w:rPr>
                   <w:color w:val="000000"/>
                 </w:rPr>
-                <w:t>Anexo II.d.</w:t>
+                <w:t xml:space="preserve">Anexo </w:t>
+              </w:r>
+              <w:proofErr w:type="spellStart"/>
+              <w:r>
+                <w:rPr>
+                  <w:color w:val="000000"/>
+                </w:rPr>
+                <w:t>II.d</w:t>
+              </w:r>
+              <w:proofErr w:type="spellEnd"/>
+              <w:r>
+                <w:rPr>
+                  <w:color w:val="000000"/>
+                </w:rPr>
+                <w:t>.</w:t>
               </w:r>
             </w:hyperlink>
             <w:r>
@@ -11418,7 +13535,21 @@
               <w:rPr>
                 <w:color w:val="000000"/>
               </w:rPr>
-              <w:t>En el Anexo IId se concretan las directrices para concretar el Plan Individualizado tanto para las materias que ha superado como para las que no.</w:t>
+              <w:t xml:space="preserve">En el Anexo </w:t>
+            </w:r>
+            <w:proofErr w:type="spellStart"/>
+            <w:r>
+              <w:rPr>
+                <w:color w:val="000000"/>
+              </w:rPr>
+              <w:t>IId</w:t>
+            </w:r>
+            <w:proofErr w:type="spellEnd"/>
+            <w:r>
+              <w:rPr>
+                <w:color w:val="000000"/>
+              </w:rPr>
+              <w:t xml:space="preserve"> se concretan las directrices para concretar el Plan Individualizado tanto para las materias que ha superado como para las que no.</w:t>
             </w:r>
           </w:p>
           <w:p>
@@ -11505,14 +13636,56 @@
               <w:rPr>
                 <w:color w:val="000000"/>
               </w:rPr>
-              <w:t xml:space="preserve">cada uno de los alumnos. La decisiones de las adaptaciones a aplicar se tomarán una </w:t>
-            </w:r>
+              <w:t xml:space="preserve">cada uno de los alumnos. </w:t>
+            </w:r>
+            <w:proofErr w:type="gramStart"/>
             <w:r>
               <w:rPr>
                 <w:color w:val="000000"/>
               </w:rPr>
+              <w:t>La decisiones</w:t>
+            </w:r>
+            <w:proofErr w:type="gramEnd"/>
+            <w:r>
+              <w:rPr>
+                <w:color w:val="000000"/>
+              </w:rPr>
+              <w:t xml:space="preserve"> de las adaptaciones a aplicar se tomarán una </w:t>
+            </w:r>
+            <w:r>
+              <w:rPr>
+                <w:color w:val="000000"/>
+              </w:rPr>
               <w:lastRenderedPageBreak/>
-              <w:t>vez se conozca adecuadamente al alumno o alumna en cuestión. Dependiendo de las características de dicho alumno o alumna se utilizarán distintas  metodologías de enseñanza, recursos y  evaluaciones que faciliten el acceso de estos estudiantes al aprendizaje y garanticen su progreso académico.</w:t>
+              <w:t xml:space="preserve">vez se conozca adecuadamente al alumno o alumna en cuestión. Dependiendo de las características de dicho alumno o alumna se utilizarán </w:t>
+            </w:r>
+            <w:proofErr w:type="gramStart"/>
+            <w:r>
+              <w:rPr>
+                <w:color w:val="000000"/>
+              </w:rPr>
+              <w:t>distintas  metodologías</w:t>
+            </w:r>
+            <w:proofErr w:type="gramEnd"/>
+            <w:r>
+              <w:rPr>
+                <w:color w:val="000000"/>
+              </w:rPr>
+              <w:t xml:space="preserve"> de enseñanza, recursos </w:t>
+            </w:r>
+            <w:proofErr w:type="gramStart"/>
+            <w:r>
+              <w:rPr>
+                <w:color w:val="000000"/>
+              </w:rPr>
+              <w:t>y  evaluaciones</w:t>
+            </w:r>
+            <w:proofErr w:type="gramEnd"/>
+            <w:r>
+              <w:rPr>
+                <w:color w:val="000000"/>
+              </w:rPr>
+              <w:t xml:space="preserve"> que faciliten el acceso de estos estudiantes al aprendizaje y garanticen su progreso académico.</w:t>
             </w:r>
           </w:p>
           <w:p>
@@ -11741,8 +13914,16 @@
               <w:rPr>
                 <w:color w:val="000000"/>
               </w:rPr>
-              <w:t>Considerar la conveniencia de impartir los contenidos curriculares de las asignaturas que se imparten en inglés en lengua castellana, cuando esté justificado. Aportación de contenidos y evaluación de los mismos</w:t>
-            </w:r>
+              <w:t xml:space="preserve">Considerar la conveniencia de impartir los contenidos curriculares de las asignaturas que se imparten en inglés en lengua castellana, cuando esté justificado. Aportación de contenidos y evaluación de </w:t>
+            </w:r>
+            <w:proofErr w:type="gramStart"/>
+            <w:r>
+              <w:rPr>
+                <w:color w:val="000000"/>
+              </w:rPr>
+              <w:t>los mismos</w:t>
+            </w:r>
+            <w:proofErr w:type="gramEnd"/>
           </w:p>
           <w:p>
             <w:pPr>
@@ -12014,7 +14195,21 @@
               <w:rPr>
                 <w:color w:val="000000"/>
               </w:rPr>
-              <w:t>El profesor que tenga alumnos con estas necesidades registrará las medidas que estima necesarias para la atención del alumnos en concreto, según documentos en la web de orientación, y que se concretan en el Plan Incluyo y Anexos.</w:t>
+              <w:t xml:space="preserve">El profesor que tenga alumnos con estas necesidades registrará las medidas que estima necesarias para la atención </w:t>
+            </w:r>
+            <w:proofErr w:type="gramStart"/>
+            <w:r>
+              <w:rPr>
+                <w:color w:val="000000"/>
+              </w:rPr>
+              <w:t>del alumnos</w:t>
+            </w:r>
+            <w:proofErr w:type="gramEnd"/>
+            <w:r>
+              <w:rPr>
+                <w:color w:val="000000"/>
+              </w:rPr>
+              <w:t xml:space="preserve"> en concreto, según documentos en la web de orientación, y que se concretan en el Plan Incluyo y Anexos.</w:t>
             </w:r>
           </w:p>
           <w:p>
@@ -12114,8 +14309,16 @@
               <w:rPr>
                 <w:color w:val="000000"/>
               </w:rPr>
-              <w:t>Considerar la conveniencia de impartir los contenidos curriculares de las asignaturas que se imparten en inglés en lengua castellana, cuando esté justificado. Aportación de contenidos y evaluación de los mismos</w:t>
-            </w:r>
+              <w:t xml:space="preserve">Considerar la conveniencia de impartir los contenidos curriculares de las asignaturas que se imparten en inglés en lengua castellana, cuando esté justificado. Aportación de contenidos y evaluación de </w:t>
+            </w:r>
+            <w:proofErr w:type="gramStart"/>
+            <w:r>
+              <w:rPr>
+                <w:color w:val="000000"/>
+              </w:rPr>
+              <w:t>los mismos</w:t>
+            </w:r>
+            <w:proofErr w:type="gramEnd"/>
           </w:p>
           <w:p>
             <w:pPr>
@@ -12401,6 +14604,7 @@
               </w:rPr>
               <w:t xml:space="preserve"> </w:t>
             </w:r>
+            <w:proofErr w:type="gramStart"/>
             <w:r>
               <w:rPr>
                 <w:rFonts w:ascii="Cambria" w:eastAsia="Cambria" w:hAnsi="Cambria" w:cs="Cambria"/>
@@ -12425,7 +14629,17 @@
                 <w:sz w:val="24"/>
                 <w:szCs w:val="24"/>
               </w:rPr>
-              <w:t xml:space="preserve">DO1 Se puede descargar en la WEB del Departamento de Orientación alojada en la Web del Centro </w:t>
+              <w:t>DO</w:t>
+            </w:r>
+            <w:proofErr w:type="gramEnd"/>
+            <w:r>
+              <w:rPr>
+                <w:rFonts w:ascii="Cambria" w:eastAsia="Cambria" w:hAnsi="Cambria" w:cs="Cambria"/>
+                <w:b/>
+                <w:sz w:val="24"/>
+                <w:szCs w:val="24"/>
+              </w:rPr>
+              <w:t xml:space="preserve">1 Se puede descargar en la WEB del Departamento de Orientación alojada en la Web del Centro </w:t>
             </w:r>
             <w:r>
               <w:rPr>
@@ -12620,8 +14834,16 @@
               <w:rPr>
                 <w:color w:val="000000"/>
               </w:rPr>
-              <w:t>Considerar la conveniencia de impartir los contenidos curriculares de las asignaturas que se imparten en inglés en lengua castellana, cuando esté justificado. Aportación de contenidos y evaluación de los mismos</w:t>
-            </w:r>
+              <w:t xml:space="preserve">Considerar la conveniencia de impartir los contenidos curriculares de las asignaturas que se imparten en inglés en lengua castellana, cuando esté justificado. Aportación de contenidos y evaluación de </w:t>
+            </w:r>
+            <w:proofErr w:type="gramStart"/>
+            <w:r>
+              <w:rPr>
+                <w:color w:val="000000"/>
+              </w:rPr>
+              <w:t>los mismos</w:t>
+            </w:r>
+            <w:proofErr w:type="gramEnd"/>
           </w:p>
           <w:p>
             <w:pPr>
@@ -12804,7 +15026,21 @@
               <w:rPr>
                 <w:color w:val="000000"/>
               </w:rPr>
-              <w:t xml:space="preserve">Participación en proyectos específicos del centro para la atención al alumnado con AACC. Proyecto Synapse. </w:t>
+              <w:t xml:space="preserve">Participación en proyectos específicos del centro para la atención al alumnado con AACC. Proyecto </w:t>
+            </w:r>
+            <w:proofErr w:type="spellStart"/>
+            <w:r>
+              <w:rPr>
+                <w:color w:val="000000"/>
+              </w:rPr>
+              <w:t>Synapse</w:t>
+            </w:r>
+            <w:proofErr w:type="spellEnd"/>
+            <w:r>
+              <w:rPr>
+                <w:color w:val="000000"/>
+              </w:rPr>
+              <w:t xml:space="preserve">. </w:t>
             </w:r>
           </w:p>
           <w:p>
@@ -12863,7 +15099,21 @@
               <w:rPr>
                 <w:color w:val="000000"/>
               </w:rPr>
-              <w:t>Medidas de acceso al currículo (metodológicas, organizativas,...) y de evaluación</w:t>
+              <w:t xml:space="preserve">Medidas de acceso al currículo (metodológicas, </w:t>
+            </w:r>
+            <w:proofErr w:type="gramStart"/>
+            <w:r>
+              <w:rPr>
+                <w:color w:val="000000"/>
+              </w:rPr>
+              <w:t>organizativas,...</w:t>
+            </w:r>
+            <w:proofErr w:type="gramEnd"/>
+            <w:r>
+              <w:rPr>
+                <w:color w:val="000000"/>
+              </w:rPr>
+              <w:t>) y de evaluación</w:t>
             </w:r>
           </w:p>
           <w:p>
@@ -13250,26 +15500,25 @@
                 <w:rFonts w:ascii="Arial" w:hAnsi="Arial" w:cs="Arial"/>
                 <w:sz w:val="24"/>
                 <w:szCs w:val="24"/>
-                <w:highlight w:val="yellow"/>
               </w:rPr>
               <w:lastRenderedPageBreak/>
-              <w:t>Observaciones</w:t>
-            </w:r>
-            <w:r>
-              <w:rPr>
-                <w:rFonts w:ascii="Arial" w:hAnsi="Arial" w:cs="Arial"/>
-                <w:sz w:val="24"/>
-                <w:szCs w:val="24"/>
-              </w:rPr>
-              <w:t>:</w:t>
-            </w:r>
-            <w:r>
-              <w:rPr>
-                <w:rFonts w:ascii="Arial" w:hAnsi="Arial" w:cs="Arial"/>
-                <w:sz w:val="24"/>
-                <w:szCs w:val="24"/>
-              </w:rPr>
-              <w:t xml:space="preserve"> Se expondrá cualquier situación que sea conveniente: alternativas de algunas actividades, posibles dificultades a tener en cuenta,…</w:t>
+              <w:t>Observaciones:</w:t>
+            </w:r>
+            <w:r>
+              <w:rPr>
+                <w:rFonts w:ascii="Arial" w:hAnsi="Arial" w:cs="Arial"/>
+                <w:sz w:val="24"/>
+                <w:szCs w:val="24"/>
+              </w:rPr>
+              <w:t xml:space="preserve"> </w:t>
+            </w:r>
+            <w:r>
+              <w:rPr>
+                <w:rFonts w:ascii="Arial" w:hAnsi="Arial" w:cs="Arial"/>
+                <w:sz w:val="24"/>
+                <w:szCs w:val="24"/>
+              </w:rPr>
+              <w:t>El tamaño de los grupos en la realización de actividades podrá variar según la adaptación del grupo a las actividades. En clases más disruptivas convendrá hacer grupos más pequeños (parejas), mientras que en clases más centradas se podrá trabajar con grupos más grandes. Es crucial que el docente esté siempre vigilante durante las actividades grupales para detectar a alumnos con dificultades sociales, o que muestren pasividad, para así poder incentivar su participación.</w:t>
             </w:r>
           </w:p>
         </w:tc>
@@ -13557,7 +15806,25 @@
           <w:sz w:val="24"/>
           <w:szCs w:val="24"/>
         </w:rPr>
-        <w:t xml:space="preserve"> Edebé.</w:t>
+        <w:t xml:space="preserve"> </w:t>
+      </w:r>
+      <w:proofErr w:type="spellStart"/>
+      <w:r>
+        <w:rPr>
+          <w:rFonts w:ascii="Arial" w:hAnsi="Arial" w:cs="Arial"/>
+          <w:sz w:val="24"/>
+          <w:szCs w:val="24"/>
+        </w:rPr>
+        <w:t>Edebé</w:t>
+      </w:r>
+      <w:proofErr w:type="spellEnd"/>
+      <w:r>
+        <w:rPr>
+          <w:rFonts w:ascii="Arial" w:hAnsi="Arial" w:cs="Arial"/>
+          <w:sz w:val="24"/>
+          <w:szCs w:val="24"/>
+        </w:rPr>
+        <w:t>.</w:t>
       </w:r>
     </w:p>
     <w:sectPr>
@@ -16293,6 +18560,155 @@
     </w:lvl>
   </w:abstractNum>
   <w:abstractNum w:abstractNumId="22" w15:restartNumberingAfterBreak="0">
+    <w:nsid w:val="29CD5303"/>
+    <w:multiLevelType w:val="multilevel"/>
+    <w:tmpl w:val="CF9C4ECE"/>
+    <w:lvl w:ilvl="0">
+      <w:start w:val="1"/>
+      <w:numFmt w:val="bullet"/>
+      <w:lvlText w:val=""/>
+      <w:lvlJc w:val="left"/>
+      <w:pPr>
+        <w:tabs>
+          <w:tab w:val="num" w:pos="720"/>
+        </w:tabs>
+        <w:ind w:left="720" w:hanging="360"/>
+      </w:pPr>
+      <w:rPr>
+        <w:rFonts w:ascii="Symbol" w:hAnsi="Symbol" w:hint="default"/>
+        <w:sz w:val="20"/>
+      </w:rPr>
+    </w:lvl>
+    <w:lvl w:ilvl="1" w:tentative="1">
+      <w:start w:val="1"/>
+      <w:numFmt w:val="bullet"/>
+      <w:lvlText w:val=""/>
+      <w:lvlJc w:val="left"/>
+      <w:pPr>
+        <w:tabs>
+          <w:tab w:val="num" w:pos="1440"/>
+        </w:tabs>
+        <w:ind w:left="1440" w:hanging="360"/>
+      </w:pPr>
+      <w:rPr>
+        <w:rFonts w:ascii="Symbol" w:hAnsi="Symbol" w:hint="default"/>
+        <w:sz w:val="20"/>
+      </w:rPr>
+    </w:lvl>
+    <w:lvl w:ilvl="2" w:tentative="1">
+      <w:start w:val="1"/>
+      <w:numFmt w:val="bullet"/>
+      <w:lvlText w:val=""/>
+      <w:lvlJc w:val="left"/>
+      <w:pPr>
+        <w:tabs>
+          <w:tab w:val="num" w:pos="2160"/>
+        </w:tabs>
+        <w:ind w:left="2160" w:hanging="360"/>
+      </w:pPr>
+      <w:rPr>
+        <w:rFonts w:ascii="Symbol" w:hAnsi="Symbol" w:hint="default"/>
+        <w:sz w:val="20"/>
+      </w:rPr>
+    </w:lvl>
+    <w:lvl w:ilvl="3" w:tentative="1">
+      <w:start w:val="1"/>
+      <w:numFmt w:val="bullet"/>
+      <w:lvlText w:val=""/>
+      <w:lvlJc w:val="left"/>
+      <w:pPr>
+        <w:tabs>
+          <w:tab w:val="num" w:pos="2880"/>
+        </w:tabs>
+        <w:ind w:left="2880" w:hanging="360"/>
+      </w:pPr>
+      <w:rPr>
+        <w:rFonts w:ascii="Symbol" w:hAnsi="Symbol" w:hint="default"/>
+        <w:sz w:val="20"/>
+      </w:rPr>
+    </w:lvl>
+    <w:lvl w:ilvl="4" w:tentative="1">
+      <w:start w:val="1"/>
+      <w:numFmt w:val="bullet"/>
+      <w:lvlText w:val=""/>
+      <w:lvlJc w:val="left"/>
+      <w:pPr>
+        <w:tabs>
+          <w:tab w:val="num" w:pos="3600"/>
+        </w:tabs>
+        <w:ind w:left="3600" w:hanging="360"/>
+      </w:pPr>
+      <w:rPr>
+        <w:rFonts w:ascii="Symbol" w:hAnsi="Symbol" w:hint="default"/>
+        <w:sz w:val="20"/>
+      </w:rPr>
+    </w:lvl>
+    <w:lvl w:ilvl="5" w:tentative="1">
+      <w:start w:val="1"/>
+      <w:numFmt w:val="bullet"/>
+      <w:lvlText w:val=""/>
+      <w:lvlJc w:val="left"/>
+      <w:pPr>
+        <w:tabs>
+          <w:tab w:val="num" w:pos="4320"/>
+        </w:tabs>
+        <w:ind w:left="4320" w:hanging="360"/>
+      </w:pPr>
+      <w:rPr>
+        <w:rFonts w:ascii="Symbol" w:hAnsi="Symbol" w:hint="default"/>
+        <w:sz w:val="20"/>
+      </w:rPr>
+    </w:lvl>
+    <w:lvl w:ilvl="6" w:tentative="1">
+      <w:start w:val="1"/>
+      <w:numFmt w:val="bullet"/>
+      <w:lvlText w:val=""/>
+      <w:lvlJc w:val="left"/>
+      <w:pPr>
+        <w:tabs>
+          <w:tab w:val="num" w:pos="5040"/>
+        </w:tabs>
+        <w:ind w:left="5040" w:hanging="360"/>
+      </w:pPr>
+      <w:rPr>
+        <w:rFonts w:ascii="Symbol" w:hAnsi="Symbol" w:hint="default"/>
+        <w:sz w:val="20"/>
+      </w:rPr>
+    </w:lvl>
+    <w:lvl w:ilvl="7" w:tentative="1">
+      <w:start w:val="1"/>
+      <w:numFmt w:val="bullet"/>
+      <w:lvlText w:val=""/>
+      <w:lvlJc w:val="left"/>
+      <w:pPr>
+        <w:tabs>
+          <w:tab w:val="num" w:pos="5760"/>
+        </w:tabs>
+        <w:ind w:left="5760" w:hanging="360"/>
+      </w:pPr>
+      <w:rPr>
+        <w:rFonts w:ascii="Symbol" w:hAnsi="Symbol" w:hint="default"/>
+        <w:sz w:val="20"/>
+      </w:rPr>
+    </w:lvl>
+    <w:lvl w:ilvl="8" w:tentative="1">
+      <w:start w:val="1"/>
+      <w:numFmt w:val="bullet"/>
+      <w:lvlText w:val=""/>
+      <w:lvlJc w:val="left"/>
+      <w:pPr>
+        <w:tabs>
+          <w:tab w:val="num" w:pos="6480"/>
+        </w:tabs>
+        <w:ind w:left="6480" w:hanging="360"/>
+      </w:pPr>
+      <w:rPr>
+        <w:rFonts w:ascii="Symbol" w:hAnsi="Symbol" w:hint="default"/>
+        <w:sz w:val="20"/>
+      </w:rPr>
+    </w:lvl>
+  </w:abstractNum>
+  <w:abstractNum w:abstractNumId="23" w15:restartNumberingAfterBreak="0">
     <w:nsid w:val="2B3306F1"/>
     <w:multiLevelType w:val="multilevel"/>
     <w:tmpl w:val="E13653D6"/>
@@ -16423,7 +18839,7 @@
       </w:rPr>
     </w:lvl>
   </w:abstractNum>
-  <w:abstractNum w:abstractNumId="23" w15:restartNumberingAfterBreak="0">
+  <w:abstractNum w:abstractNumId="24" w15:restartNumberingAfterBreak="0">
     <w:nsid w:val="31B662E9"/>
     <w:multiLevelType w:val="multilevel"/>
     <w:tmpl w:val="BEC65040"/>
@@ -16554,7 +18970,7 @@
       </w:rPr>
     </w:lvl>
   </w:abstractNum>
-  <w:abstractNum w:abstractNumId="24" w15:restartNumberingAfterBreak="0">
+  <w:abstractNum w:abstractNumId="25" w15:restartNumberingAfterBreak="0">
     <w:nsid w:val="32760B5F"/>
     <w:multiLevelType w:val="multilevel"/>
     <w:tmpl w:val="DDAC9D68"/>
@@ -16684,7 +19100,7 @@
       </w:rPr>
     </w:lvl>
   </w:abstractNum>
-  <w:abstractNum w:abstractNumId="25" w15:restartNumberingAfterBreak="0">
+  <w:abstractNum w:abstractNumId="26" w15:restartNumberingAfterBreak="0">
     <w:nsid w:val="34166B7F"/>
     <w:multiLevelType w:val="multilevel"/>
     <w:tmpl w:val="8A426E7A"/>
@@ -16815,7 +19231,156 @@
       </w:rPr>
     </w:lvl>
   </w:abstractNum>
-  <w:abstractNum w:abstractNumId="26" w15:restartNumberingAfterBreak="0">
+  <w:abstractNum w:abstractNumId="27" w15:restartNumberingAfterBreak="0">
+    <w:nsid w:val="34DF1CC0"/>
+    <w:multiLevelType w:val="multilevel"/>
+    <w:tmpl w:val="5302E7AC"/>
+    <w:lvl w:ilvl="0">
+      <w:start w:val="1"/>
+      <w:numFmt w:val="bullet"/>
+      <w:lvlText w:val=""/>
+      <w:lvlJc w:val="left"/>
+      <w:pPr>
+        <w:tabs>
+          <w:tab w:val="num" w:pos="720"/>
+        </w:tabs>
+        <w:ind w:left="720" w:hanging="360"/>
+      </w:pPr>
+      <w:rPr>
+        <w:rFonts w:ascii="Symbol" w:hAnsi="Symbol" w:hint="default"/>
+        <w:sz w:val="20"/>
+      </w:rPr>
+    </w:lvl>
+    <w:lvl w:ilvl="1" w:tentative="1">
+      <w:start w:val="1"/>
+      <w:numFmt w:val="bullet"/>
+      <w:lvlText w:val=""/>
+      <w:lvlJc w:val="left"/>
+      <w:pPr>
+        <w:tabs>
+          <w:tab w:val="num" w:pos="1440"/>
+        </w:tabs>
+        <w:ind w:left="1440" w:hanging="360"/>
+      </w:pPr>
+      <w:rPr>
+        <w:rFonts w:ascii="Symbol" w:hAnsi="Symbol" w:hint="default"/>
+        <w:sz w:val="20"/>
+      </w:rPr>
+    </w:lvl>
+    <w:lvl w:ilvl="2" w:tentative="1">
+      <w:start w:val="1"/>
+      <w:numFmt w:val="bullet"/>
+      <w:lvlText w:val=""/>
+      <w:lvlJc w:val="left"/>
+      <w:pPr>
+        <w:tabs>
+          <w:tab w:val="num" w:pos="2160"/>
+        </w:tabs>
+        <w:ind w:left="2160" w:hanging="360"/>
+      </w:pPr>
+      <w:rPr>
+        <w:rFonts w:ascii="Symbol" w:hAnsi="Symbol" w:hint="default"/>
+        <w:sz w:val="20"/>
+      </w:rPr>
+    </w:lvl>
+    <w:lvl w:ilvl="3" w:tentative="1">
+      <w:start w:val="1"/>
+      <w:numFmt w:val="bullet"/>
+      <w:lvlText w:val=""/>
+      <w:lvlJc w:val="left"/>
+      <w:pPr>
+        <w:tabs>
+          <w:tab w:val="num" w:pos="2880"/>
+        </w:tabs>
+        <w:ind w:left="2880" w:hanging="360"/>
+      </w:pPr>
+      <w:rPr>
+        <w:rFonts w:ascii="Symbol" w:hAnsi="Symbol" w:hint="default"/>
+        <w:sz w:val="20"/>
+      </w:rPr>
+    </w:lvl>
+    <w:lvl w:ilvl="4" w:tentative="1">
+      <w:start w:val="1"/>
+      <w:numFmt w:val="bullet"/>
+      <w:lvlText w:val=""/>
+      <w:lvlJc w:val="left"/>
+      <w:pPr>
+        <w:tabs>
+          <w:tab w:val="num" w:pos="3600"/>
+        </w:tabs>
+        <w:ind w:left="3600" w:hanging="360"/>
+      </w:pPr>
+      <w:rPr>
+        <w:rFonts w:ascii="Symbol" w:hAnsi="Symbol" w:hint="default"/>
+        <w:sz w:val="20"/>
+      </w:rPr>
+    </w:lvl>
+    <w:lvl w:ilvl="5" w:tentative="1">
+      <w:start w:val="1"/>
+      <w:numFmt w:val="bullet"/>
+      <w:lvlText w:val=""/>
+      <w:lvlJc w:val="left"/>
+      <w:pPr>
+        <w:tabs>
+          <w:tab w:val="num" w:pos="4320"/>
+        </w:tabs>
+        <w:ind w:left="4320" w:hanging="360"/>
+      </w:pPr>
+      <w:rPr>
+        <w:rFonts w:ascii="Symbol" w:hAnsi="Symbol" w:hint="default"/>
+        <w:sz w:val="20"/>
+      </w:rPr>
+    </w:lvl>
+    <w:lvl w:ilvl="6" w:tentative="1">
+      <w:start w:val="1"/>
+      <w:numFmt w:val="bullet"/>
+      <w:lvlText w:val=""/>
+      <w:lvlJc w:val="left"/>
+      <w:pPr>
+        <w:tabs>
+          <w:tab w:val="num" w:pos="5040"/>
+        </w:tabs>
+        <w:ind w:left="5040" w:hanging="360"/>
+      </w:pPr>
+      <w:rPr>
+        <w:rFonts w:ascii="Symbol" w:hAnsi="Symbol" w:hint="default"/>
+        <w:sz w:val="20"/>
+      </w:rPr>
+    </w:lvl>
+    <w:lvl w:ilvl="7" w:tentative="1">
+      <w:start w:val="1"/>
+      <w:numFmt w:val="bullet"/>
+      <w:lvlText w:val=""/>
+      <w:lvlJc w:val="left"/>
+      <w:pPr>
+        <w:tabs>
+          <w:tab w:val="num" w:pos="5760"/>
+        </w:tabs>
+        <w:ind w:left="5760" w:hanging="360"/>
+      </w:pPr>
+      <w:rPr>
+        <w:rFonts w:ascii="Symbol" w:hAnsi="Symbol" w:hint="default"/>
+        <w:sz w:val="20"/>
+      </w:rPr>
+    </w:lvl>
+    <w:lvl w:ilvl="8" w:tentative="1">
+      <w:start w:val="1"/>
+      <w:numFmt w:val="bullet"/>
+      <w:lvlText w:val=""/>
+      <w:lvlJc w:val="left"/>
+      <w:pPr>
+        <w:tabs>
+          <w:tab w:val="num" w:pos="6480"/>
+        </w:tabs>
+        <w:ind w:left="6480" w:hanging="360"/>
+      </w:pPr>
+      <w:rPr>
+        <w:rFonts w:ascii="Symbol" w:hAnsi="Symbol" w:hint="default"/>
+        <w:sz w:val="20"/>
+      </w:rPr>
+    </w:lvl>
+  </w:abstractNum>
+  <w:abstractNum w:abstractNumId="28" w15:restartNumberingAfterBreak="0">
     <w:nsid w:val="34F569E6"/>
     <w:multiLevelType w:val="multilevel"/>
     <w:tmpl w:val="F2483752"/>
@@ -16928,7 +19493,7 @@
       </w:rPr>
     </w:lvl>
   </w:abstractNum>
-  <w:abstractNum w:abstractNumId="27" w15:restartNumberingAfterBreak="0">
+  <w:abstractNum w:abstractNumId="29" w15:restartNumberingAfterBreak="0">
     <w:nsid w:val="387C3E7B"/>
     <w:multiLevelType w:val="hybridMultilevel"/>
     <w:tmpl w:val="76DC2FB4"/>
@@ -17041,7 +19606,7 @@
       </w:rPr>
     </w:lvl>
   </w:abstractNum>
-  <w:abstractNum w:abstractNumId="28" w15:restartNumberingAfterBreak="0">
+  <w:abstractNum w:abstractNumId="30" w15:restartNumberingAfterBreak="0">
     <w:nsid w:val="3A5456DD"/>
     <w:multiLevelType w:val="hybridMultilevel"/>
     <w:tmpl w:val="515CCA90"/>
@@ -17154,7 +19719,7 @@
       </w:rPr>
     </w:lvl>
   </w:abstractNum>
-  <w:abstractNum w:abstractNumId="29" w15:restartNumberingAfterBreak="0">
+  <w:abstractNum w:abstractNumId="31" w15:restartNumberingAfterBreak="0">
     <w:nsid w:val="3B823602"/>
     <w:multiLevelType w:val="hybridMultilevel"/>
     <w:tmpl w:val="50402C0E"/>
@@ -17267,7 +19832,7 @@
       </w:rPr>
     </w:lvl>
   </w:abstractNum>
-  <w:abstractNum w:abstractNumId="30" w15:restartNumberingAfterBreak="0">
+  <w:abstractNum w:abstractNumId="32" w15:restartNumberingAfterBreak="0">
     <w:nsid w:val="3D8D02CA"/>
     <w:multiLevelType w:val="hybridMultilevel"/>
     <w:tmpl w:val="706C5D36"/>
@@ -17365,7 +19930,7 @@
       </w:pPr>
     </w:lvl>
   </w:abstractNum>
-  <w:abstractNum w:abstractNumId="31" w15:restartNumberingAfterBreak="0">
+  <w:abstractNum w:abstractNumId="33" w15:restartNumberingAfterBreak="0">
     <w:nsid w:val="42322E33"/>
     <w:multiLevelType w:val="hybridMultilevel"/>
     <w:tmpl w:val="102009C6"/>
@@ -17455,7 +20020,7 @@
       </w:pPr>
     </w:lvl>
   </w:abstractNum>
-  <w:abstractNum w:abstractNumId="32" w15:restartNumberingAfterBreak="0">
+  <w:abstractNum w:abstractNumId="34" w15:restartNumberingAfterBreak="0">
     <w:nsid w:val="43025EFE"/>
     <w:multiLevelType w:val="multilevel"/>
     <w:tmpl w:val="E4BEEA1E"/>
@@ -17568,7 +20133,7 @@
       </w:rPr>
     </w:lvl>
   </w:abstractNum>
-  <w:abstractNum w:abstractNumId="33" w15:restartNumberingAfterBreak="0">
+  <w:abstractNum w:abstractNumId="35" w15:restartNumberingAfterBreak="0">
     <w:nsid w:val="4CAA6B25"/>
     <w:multiLevelType w:val="multilevel"/>
     <w:tmpl w:val="4ED8333C"/>
@@ -17681,7 +20246,7 @@
       </w:rPr>
     </w:lvl>
   </w:abstractNum>
-  <w:abstractNum w:abstractNumId="34" w15:restartNumberingAfterBreak="0">
+  <w:abstractNum w:abstractNumId="36" w15:restartNumberingAfterBreak="0">
     <w:nsid w:val="4CF76EEA"/>
     <w:multiLevelType w:val="multilevel"/>
     <w:tmpl w:val="E1340622"/>
@@ -17823,7 +20388,7 @@
       </w:rPr>
     </w:lvl>
   </w:abstractNum>
-  <w:abstractNum w:abstractNumId="35" w15:restartNumberingAfterBreak="0">
+  <w:abstractNum w:abstractNumId="37" w15:restartNumberingAfterBreak="0">
     <w:nsid w:val="4EE904C6"/>
     <w:multiLevelType w:val="multilevel"/>
     <w:tmpl w:val="4ED8333C"/>
@@ -17936,7 +20501,7 @@
       </w:rPr>
     </w:lvl>
   </w:abstractNum>
-  <w:abstractNum w:abstractNumId="36" w15:restartNumberingAfterBreak="0">
+  <w:abstractNum w:abstractNumId="38" w15:restartNumberingAfterBreak="0">
     <w:nsid w:val="510162B5"/>
     <w:multiLevelType w:val="hybridMultilevel"/>
     <w:tmpl w:val="098A40AC"/>
@@ -18049,7 +20614,7 @@
       </w:rPr>
     </w:lvl>
   </w:abstractNum>
-  <w:abstractNum w:abstractNumId="37" w15:restartNumberingAfterBreak="0">
+  <w:abstractNum w:abstractNumId="39" w15:restartNumberingAfterBreak="0">
     <w:nsid w:val="579D63EC"/>
     <w:multiLevelType w:val="hybridMultilevel"/>
     <w:tmpl w:val="E5D23C80"/>
@@ -18162,7 +20727,7 @@
       </w:rPr>
     </w:lvl>
   </w:abstractNum>
-  <w:abstractNum w:abstractNumId="38" w15:restartNumberingAfterBreak="0">
+  <w:abstractNum w:abstractNumId="40" w15:restartNumberingAfterBreak="0">
     <w:nsid w:val="5AB92CC7"/>
     <w:multiLevelType w:val="multilevel"/>
     <w:tmpl w:val="361886A8"/>
@@ -18275,7 +20840,7 @@
       </w:rPr>
     </w:lvl>
   </w:abstractNum>
-  <w:abstractNum w:abstractNumId="39" w15:restartNumberingAfterBreak="0">
+  <w:abstractNum w:abstractNumId="41" w15:restartNumberingAfterBreak="0">
     <w:nsid w:val="5B371B01"/>
     <w:multiLevelType w:val="hybridMultilevel"/>
     <w:tmpl w:val="41FCD82A"/>
@@ -18388,7 +20953,7 @@
       </w:rPr>
     </w:lvl>
   </w:abstractNum>
-  <w:abstractNum w:abstractNumId="40" w15:restartNumberingAfterBreak="0">
+  <w:abstractNum w:abstractNumId="42" w15:restartNumberingAfterBreak="0">
     <w:nsid w:val="5D277A22"/>
     <w:multiLevelType w:val="hybridMultilevel"/>
     <w:tmpl w:val="AEA23220"/>
@@ -18501,7 +21066,7 @@
       </w:rPr>
     </w:lvl>
   </w:abstractNum>
-  <w:abstractNum w:abstractNumId="41" w15:restartNumberingAfterBreak="0">
+  <w:abstractNum w:abstractNumId="43" w15:restartNumberingAfterBreak="0">
     <w:nsid w:val="5E9D6AC7"/>
     <w:multiLevelType w:val="hybridMultilevel"/>
     <w:tmpl w:val="0C1A9730"/>
@@ -18614,7 +21179,7 @@
       </w:rPr>
     </w:lvl>
   </w:abstractNum>
-  <w:abstractNum w:abstractNumId="42" w15:restartNumberingAfterBreak="0">
+  <w:abstractNum w:abstractNumId="44" w15:restartNumberingAfterBreak="0">
     <w:nsid w:val="624F433E"/>
     <w:multiLevelType w:val="multilevel"/>
     <w:tmpl w:val="C67E7370"/>
@@ -18763,7 +21328,7 @@
       </w:rPr>
     </w:lvl>
   </w:abstractNum>
-  <w:abstractNum w:abstractNumId="43" w15:restartNumberingAfterBreak="0">
+  <w:abstractNum w:abstractNumId="45" w15:restartNumberingAfterBreak="0">
     <w:nsid w:val="64334168"/>
     <w:multiLevelType w:val="hybridMultilevel"/>
     <w:tmpl w:val="88664600"/>
@@ -18903,7 +21468,7 @@
       </w:rPr>
     </w:lvl>
   </w:abstractNum>
-  <w:abstractNum w:abstractNumId="44" w15:restartNumberingAfterBreak="0">
+  <w:abstractNum w:abstractNumId="46" w15:restartNumberingAfterBreak="0">
     <w:nsid w:val="65460BA3"/>
     <w:multiLevelType w:val="multilevel"/>
     <w:tmpl w:val="6BD4083C"/>
@@ -19047,7 +21612,7 @@
       </w:rPr>
     </w:lvl>
   </w:abstractNum>
-  <w:abstractNum w:abstractNumId="45" w15:restartNumberingAfterBreak="0">
+  <w:abstractNum w:abstractNumId="47" w15:restartNumberingAfterBreak="0">
     <w:nsid w:val="671600D4"/>
     <w:multiLevelType w:val="multilevel"/>
     <w:tmpl w:val="0ADA9B28"/>
@@ -19196,7 +21761,7 @@
       </w:rPr>
     </w:lvl>
   </w:abstractNum>
-  <w:abstractNum w:abstractNumId="46" w15:restartNumberingAfterBreak="0">
+  <w:abstractNum w:abstractNumId="48" w15:restartNumberingAfterBreak="0">
     <w:nsid w:val="6A0B7082"/>
     <w:multiLevelType w:val="hybridMultilevel"/>
     <w:tmpl w:val="F7B462DA"/>
@@ -19336,7 +21901,7 @@
       </w:rPr>
     </w:lvl>
   </w:abstractNum>
-  <w:abstractNum w:abstractNumId="47" w15:restartNumberingAfterBreak="0">
+  <w:abstractNum w:abstractNumId="49" w15:restartNumberingAfterBreak="0">
     <w:nsid w:val="6CC352F8"/>
     <w:multiLevelType w:val="multilevel"/>
     <w:tmpl w:val="6BD4083C"/>
@@ -19478,7 +22043,7 @@
       </w:rPr>
     </w:lvl>
   </w:abstractNum>
-  <w:abstractNum w:abstractNumId="48" w15:restartNumberingAfterBreak="0">
+  <w:abstractNum w:abstractNumId="50" w15:restartNumberingAfterBreak="0">
     <w:nsid w:val="6CD85CE5"/>
     <w:multiLevelType w:val="hybridMultilevel"/>
     <w:tmpl w:val="2F3A4EDC"/>
@@ -19591,7 +22156,7 @@
       </w:rPr>
     </w:lvl>
   </w:abstractNum>
-  <w:abstractNum w:abstractNumId="49" w15:restartNumberingAfterBreak="0">
+  <w:abstractNum w:abstractNumId="51" w15:restartNumberingAfterBreak="0">
     <w:nsid w:val="6CF65AC9"/>
     <w:multiLevelType w:val="multilevel"/>
     <w:tmpl w:val="3328DF4C"/>
@@ -19704,7 +22269,7 @@
       </w:pPr>
     </w:lvl>
   </w:abstractNum>
-  <w:abstractNum w:abstractNumId="50" w15:restartNumberingAfterBreak="0">
+  <w:abstractNum w:abstractNumId="52" w15:restartNumberingAfterBreak="0">
     <w:nsid w:val="6F1E33AC"/>
     <w:multiLevelType w:val="multilevel"/>
     <w:tmpl w:val="0FD24274"/>
@@ -19835,7 +22400,96 @@
       </w:rPr>
     </w:lvl>
   </w:abstractNum>
-  <w:abstractNum w:abstractNumId="51" w15:restartNumberingAfterBreak="0">
+  <w:abstractNum w:abstractNumId="53" w15:restartNumberingAfterBreak="0">
+    <w:nsid w:val="70F535A9"/>
+    <w:multiLevelType w:val="hybridMultilevel"/>
+    <w:tmpl w:val="558E9340"/>
+    <w:lvl w:ilvl="0" w:tplc="0C0A000F">
+      <w:start w:val="1"/>
+      <w:numFmt w:val="decimal"/>
+      <w:lvlText w:val="%1."/>
+      <w:lvlJc w:val="left"/>
+      <w:pPr>
+        <w:ind w:left="720" w:hanging="360"/>
+      </w:pPr>
+      <w:rPr>
+        <w:rFonts w:hint="default"/>
+      </w:rPr>
+    </w:lvl>
+    <w:lvl w:ilvl="1" w:tplc="0C0A0019" w:tentative="1">
+      <w:start w:val="1"/>
+      <w:numFmt w:val="lowerLetter"/>
+      <w:lvlText w:val="%2."/>
+      <w:lvlJc w:val="left"/>
+      <w:pPr>
+        <w:ind w:left="1440" w:hanging="360"/>
+      </w:pPr>
+    </w:lvl>
+    <w:lvl w:ilvl="2" w:tplc="0C0A001B" w:tentative="1">
+      <w:start w:val="1"/>
+      <w:numFmt w:val="lowerRoman"/>
+      <w:lvlText w:val="%3."/>
+      <w:lvlJc w:val="right"/>
+      <w:pPr>
+        <w:ind w:left="2160" w:hanging="180"/>
+      </w:pPr>
+    </w:lvl>
+    <w:lvl w:ilvl="3" w:tplc="0C0A000F" w:tentative="1">
+      <w:start w:val="1"/>
+      <w:numFmt w:val="decimal"/>
+      <w:lvlText w:val="%4."/>
+      <w:lvlJc w:val="left"/>
+      <w:pPr>
+        <w:ind w:left="2880" w:hanging="360"/>
+      </w:pPr>
+    </w:lvl>
+    <w:lvl w:ilvl="4" w:tplc="0C0A0019" w:tentative="1">
+      <w:start w:val="1"/>
+      <w:numFmt w:val="lowerLetter"/>
+      <w:lvlText w:val="%5."/>
+      <w:lvlJc w:val="left"/>
+      <w:pPr>
+        <w:ind w:left="3600" w:hanging="360"/>
+      </w:pPr>
+    </w:lvl>
+    <w:lvl w:ilvl="5" w:tplc="0C0A001B" w:tentative="1">
+      <w:start w:val="1"/>
+      <w:numFmt w:val="lowerRoman"/>
+      <w:lvlText w:val="%6."/>
+      <w:lvlJc w:val="right"/>
+      <w:pPr>
+        <w:ind w:left="4320" w:hanging="180"/>
+      </w:pPr>
+    </w:lvl>
+    <w:lvl w:ilvl="6" w:tplc="0C0A000F" w:tentative="1">
+      <w:start w:val="1"/>
+      <w:numFmt w:val="decimal"/>
+      <w:lvlText w:val="%7."/>
+      <w:lvlJc w:val="left"/>
+      <w:pPr>
+        <w:ind w:left="5040" w:hanging="360"/>
+      </w:pPr>
+    </w:lvl>
+    <w:lvl w:ilvl="7" w:tplc="0C0A0019" w:tentative="1">
+      <w:start w:val="1"/>
+      <w:numFmt w:val="lowerLetter"/>
+      <w:lvlText w:val="%8."/>
+      <w:lvlJc w:val="left"/>
+      <w:pPr>
+        <w:ind w:left="5760" w:hanging="360"/>
+      </w:pPr>
+    </w:lvl>
+    <w:lvl w:ilvl="8" w:tplc="0C0A001B" w:tentative="1">
+      <w:start w:val="1"/>
+      <w:numFmt w:val="lowerRoman"/>
+      <w:lvlText w:val="%9."/>
+      <w:lvlJc w:val="right"/>
+      <w:pPr>
+        <w:ind w:left="6480" w:hanging="180"/>
+      </w:pPr>
+    </w:lvl>
+  </w:abstractNum>
+  <w:abstractNum w:abstractNumId="54" w15:restartNumberingAfterBreak="0">
     <w:nsid w:val="7A916569"/>
     <w:multiLevelType w:val="multilevel"/>
     <w:tmpl w:val="7854A484"/>
@@ -19984,7 +22638,7 @@
       </w:rPr>
     </w:lvl>
   </w:abstractNum>
-  <w:abstractNum w:abstractNumId="52" w15:restartNumberingAfterBreak="0">
+  <w:abstractNum w:abstractNumId="55" w15:restartNumberingAfterBreak="0">
     <w:nsid w:val="7CC32543"/>
     <w:multiLevelType w:val="hybridMultilevel"/>
     <w:tmpl w:val="48AC4402"/>
@@ -20098,7 +22752,7 @@
       </w:rPr>
     </w:lvl>
   </w:abstractNum>
-  <w:abstractNum w:abstractNumId="53" w15:restartNumberingAfterBreak="0">
+  <w:abstractNum w:abstractNumId="56" w15:restartNumberingAfterBreak="0">
     <w:nsid w:val="7D3401A9"/>
     <w:multiLevelType w:val="multilevel"/>
     <w:tmpl w:val="296ECB1E"/>
@@ -20240,7 +22894,7 @@
       </w:rPr>
     </w:lvl>
   </w:abstractNum>
-  <w:abstractNum w:abstractNumId="54" w15:restartNumberingAfterBreak="0">
+  <w:abstractNum w:abstractNumId="57" w15:restartNumberingAfterBreak="0">
     <w:nsid w:val="7ECB7DD6"/>
     <w:multiLevelType w:val="hybridMultilevel"/>
     <w:tmpl w:val="8FFC1976"/>
@@ -20357,40 +23011,40 @@
     <w:abstractNumId w:val="4"/>
   </w:num>
   <w:num w:numId="2" w16cid:durableId="1466121335">
+    <w:abstractNumId w:val="35"/>
+  </w:num>
+  <w:num w:numId="3" w16cid:durableId="927738338">
+    <w:abstractNumId w:val="55"/>
+  </w:num>
+  <w:num w:numId="4" w16cid:durableId="1930649917">
     <w:abstractNumId w:val="33"/>
   </w:num>
-  <w:num w:numId="3" w16cid:durableId="927738338">
-    <w:abstractNumId w:val="52"/>
-  </w:num>
-  <w:num w:numId="4" w16cid:durableId="1930649917">
-    <w:abstractNumId w:val="31"/>
-  </w:num>
   <w:num w:numId="5" w16cid:durableId="1028261866">
-    <w:abstractNumId w:val="32"/>
+    <w:abstractNumId w:val="34"/>
   </w:num>
   <w:num w:numId="6" w16cid:durableId="2124572906">
-    <w:abstractNumId w:val="42"/>
+    <w:abstractNumId w:val="44"/>
   </w:num>
   <w:num w:numId="7" w16cid:durableId="1079132884">
-    <w:abstractNumId w:val="35"/>
+    <w:abstractNumId w:val="37"/>
   </w:num>
   <w:num w:numId="8" w16cid:durableId="430125180">
-    <w:abstractNumId w:val="49"/>
+    <w:abstractNumId w:val="51"/>
   </w:num>
   <w:num w:numId="9" w16cid:durableId="508182072">
-    <w:abstractNumId w:val="51"/>
+    <w:abstractNumId w:val="54"/>
   </w:num>
   <w:num w:numId="10" w16cid:durableId="739449776">
-    <w:abstractNumId w:val="45"/>
+    <w:abstractNumId w:val="47"/>
   </w:num>
   <w:num w:numId="11" w16cid:durableId="909773648">
-    <w:abstractNumId w:val="27"/>
+    <w:abstractNumId w:val="29"/>
   </w:num>
   <w:num w:numId="12" w16cid:durableId="1439328623">
     <w:abstractNumId w:val="13"/>
   </w:num>
   <w:num w:numId="13" w16cid:durableId="145513609">
-    <w:abstractNumId w:val="37"/>
+    <w:abstractNumId w:val="39"/>
   </w:num>
   <w:num w:numId="14" w16cid:durableId="2080320421">
     <w:abstractNumId w:val="6"/>
@@ -20405,10 +23059,10 @@
     <w:abstractNumId w:val="20"/>
   </w:num>
   <w:num w:numId="18" w16cid:durableId="2058582940">
-    <w:abstractNumId w:val="26"/>
+    <w:abstractNumId w:val="28"/>
   </w:num>
   <w:num w:numId="19" w16cid:durableId="529073399">
-    <w:abstractNumId w:val="30"/>
+    <w:abstractNumId w:val="32"/>
   </w:num>
   <w:num w:numId="20" w16cid:durableId="614483413">
     <w:abstractNumId w:val="8"/>
@@ -20417,7 +23071,7 @@
     <w:abstractNumId w:val="19"/>
   </w:num>
   <w:num w:numId="22" w16cid:durableId="959872784">
-    <w:abstractNumId w:val="53"/>
+    <w:abstractNumId w:val="56"/>
   </w:num>
   <w:num w:numId="23" w16cid:durableId="1699231270">
     <w:abstractNumId w:val="21"/>
@@ -20426,19 +23080,19 @@
     <w:abstractNumId w:val="18"/>
   </w:num>
   <w:num w:numId="25" w16cid:durableId="1837838185">
-    <w:abstractNumId w:val="39"/>
+    <w:abstractNumId w:val="41"/>
   </w:num>
   <w:num w:numId="26" w16cid:durableId="1740639274">
-    <w:abstractNumId w:val="47"/>
+    <w:abstractNumId w:val="49"/>
   </w:num>
   <w:num w:numId="27" w16cid:durableId="1616061690">
-    <w:abstractNumId w:val="44"/>
+    <w:abstractNumId w:val="46"/>
   </w:num>
   <w:num w:numId="28" w16cid:durableId="1936089031">
     <w:abstractNumId w:val="7"/>
   </w:num>
   <w:num w:numId="29" w16cid:durableId="1220625740">
-    <w:abstractNumId w:val="34"/>
+    <w:abstractNumId w:val="36"/>
   </w:num>
   <w:num w:numId="30" w16cid:durableId="2019648848">
     <w:abstractNumId w:val="1"/>
@@ -20447,10 +23101,10 @@
     <w:abstractNumId w:val="9"/>
   </w:num>
   <w:num w:numId="32" w16cid:durableId="1832133459">
-    <w:abstractNumId w:val="40"/>
+    <w:abstractNumId w:val="42"/>
   </w:num>
   <w:num w:numId="33" w16cid:durableId="734817865">
-    <w:abstractNumId w:val="54"/>
+    <w:abstractNumId w:val="57"/>
   </w:num>
   <w:num w:numId="34" w16cid:durableId="406267812">
     <w:abstractNumId w:val="5"/>
@@ -20459,19 +23113,19 @@
     <w:abstractNumId w:val="12"/>
   </w:num>
   <w:num w:numId="36" w16cid:durableId="1166943482">
-    <w:abstractNumId w:val="29"/>
+    <w:abstractNumId w:val="31"/>
   </w:num>
   <w:num w:numId="37" w16cid:durableId="592006618">
-    <w:abstractNumId w:val="28"/>
+    <w:abstractNumId w:val="30"/>
   </w:num>
   <w:num w:numId="38" w16cid:durableId="507477789">
     <w:abstractNumId w:val="16"/>
   </w:num>
   <w:num w:numId="39" w16cid:durableId="1852983855">
-    <w:abstractNumId w:val="36"/>
+    <w:abstractNumId w:val="38"/>
   </w:num>
   <w:num w:numId="40" w16cid:durableId="981731671">
-    <w:abstractNumId w:val="41"/>
+    <w:abstractNumId w:val="43"/>
   </w:num>
   <w:num w:numId="41" w16cid:durableId="582640557">
     <w:abstractNumId w:val="11"/>
@@ -20480,43 +23134,52 @@
     <w:abstractNumId w:val="3"/>
   </w:num>
   <w:num w:numId="43" w16cid:durableId="1439987825">
-    <w:abstractNumId w:val="46"/>
+    <w:abstractNumId w:val="48"/>
   </w:num>
   <w:num w:numId="44" w16cid:durableId="1393968207">
-    <w:abstractNumId w:val="43"/>
+    <w:abstractNumId w:val="45"/>
   </w:num>
   <w:num w:numId="45" w16cid:durableId="194199066">
-    <w:abstractNumId w:val="48"/>
+    <w:abstractNumId w:val="50"/>
   </w:num>
   <w:num w:numId="46" w16cid:durableId="827087979">
-    <w:abstractNumId w:val="25"/>
+    <w:abstractNumId w:val="26"/>
   </w:num>
   <w:num w:numId="47" w16cid:durableId="1307587367">
-    <w:abstractNumId w:val="38"/>
+    <w:abstractNumId w:val="40"/>
   </w:num>
   <w:num w:numId="48" w16cid:durableId="1213929574">
-    <w:abstractNumId w:val="24"/>
+    <w:abstractNumId w:val="25"/>
   </w:num>
   <w:num w:numId="49" w16cid:durableId="153843969">
     <w:abstractNumId w:val="17"/>
   </w:num>
   <w:num w:numId="50" w16cid:durableId="2071925804">
-    <w:abstractNumId w:val="23"/>
+    <w:abstractNumId w:val="24"/>
   </w:num>
   <w:num w:numId="51" w16cid:durableId="26490054">
     <w:abstractNumId w:val="2"/>
   </w:num>
   <w:num w:numId="52" w16cid:durableId="443697483">
-    <w:abstractNumId w:val="22"/>
+    <w:abstractNumId w:val="23"/>
   </w:num>
   <w:num w:numId="53" w16cid:durableId="681513754">
     <w:abstractNumId w:val="14"/>
   </w:num>
   <w:num w:numId="54" w16cid:durableId="791019673">
-    <w:abstractNumId w:val="50"/>
+    <w:abstractNumId w:val="52"/>
   </w:num>
   <w:num w:numId="55" w16cid:durableId="262147955">
     <w:abstractNumId w:val="0"/>
+  </w:num>
+  <w:num w:numId="56" w16cid:durableId="1515455347">
+    <w:abstractNumId w:val="22"/>
+  </w:num>
+  <w:num w:numId="57" w16cid:durableId="741953528">
+    <w:abstractNumId w:val="53"/>
+  </w:num>
+  <w:num w:numId="58" w16cid:durableId="588664377">
+    <w:abstractNumId w:val="27"/>
   </w:num>
   <w:numIdMacAtCleanup w:val="55"/>
 </w:numbering>
